--- a/Документация/04_Тестирование/Документация_по_тестированию.docx
+++ b/Документация/04_Тестирование/Документация_по_тестированию.docx
@@ -168,13 +168,7 @@
           <w:rPr>
             <w:lang w:val="ru-RU"/>
           </w:rPr>
-          <w:t xml:space="preserve">1 Объект и условия </w:t>
-        </w:r>
-        <w:r>
-          <w:rPr>
-            <w:lang w:val="ru-RU"/>
-          </w:rPr>
-          <w:t>тестирования</w:t>
+          <w:t>1 Объект и условия тестирования</w:t>
         </w:r>
       </w:hyperlink>
       <w:r>
@@ -296,13 +290,7 @@
           <w:rPr>
             <w:lang w:val="ru-RU"/>
           </w:rPr>
-          <w:t>4 Ручные сценарии сотру</w:t>
-        </w:r>
-        <w:r>
-          <w:rPr>
-            <w:lang w:val="ru-RU"/>
-          </w:rPr>
-          <w:t>дника Покупка</w:t>
+          <w:t>4 Ручные сценарии сотрудника Покупка</w:t>
         </w:r>
       </w:hyperlink>
       <w:r>
@@ -484,13 +472,7 @@
           <w:rPr>
             <w:lang w:val="ru-RU"/>
           </w:rPr>
-          <w:t>Приложение А2 Продажа и вос</w:t>
-        </w:r>
-        <w:r>
-          <w:rPr>
-            <w:lang w:val="ru-RU"/>
-          </w:rPr>
-          <w:t>становление резерва</w:t>
+          <w:t>Приложение А2 Продажа и восстановление резерва</w:t>
         </w:r>
       </w:hyperlink>
       <w:r>
@@ -568,13 +550,7 @@
           <w:rPr>
             <w:lang w:val="ru-RU"/>
           </w:rPr>
-          <w:t xml:space="preserve">Приложение А4 Проверка прежнего учёта </w:t>
-        </w:r>
-        <w:r>
-          <w:rPr>
-            <w:lang w:val="ru-RU"/>
-          </w:rPr>
-          <w:t>продолжение</w:t>
+          <w:t>Приложение А4 Проверка прежнего учёта продолжение</w:t>
         </w:r>
       </w:hyperlink>
       <w:r>
@@ -756,13 +732,7 @@
           <w:rPr>
             <w:lang w:val="ru-RU"/>
           </w:rPr>
-          <w:t>Приложение В2 Журнал наблюд</w:t>
-        </w:r>
-        <w:r>
-          <w:rPr>
-            <w:lang w:val="ru-RU"/>
-          </w:rPr>
-          <w:t>ений</w:t>
+          <w:t>Приложение В2 Журнал наблюдений</w:t>
         </w:r>
       </w:hyperlink>
       <w:r>
@@ -853,13 +823,7 @@
         <w:rPr>
           <w:lang w:val="ru-RU"/>
         </w:rPr>
-        <w:t xml:space="preserve">Объект испытаний — конфигурация «Молочная ферма Луговая» версии 1.2.0 на </w:t>
-      </w:r>
-      <w:r>
-        <w:rPr>
-          <w:lang w:val="ru-RU"/>
-        </w:rPr>
-        <w:t xml:space="preserve">учебной платформе 1С 8.3.27.1688 под </w:t>
+        <w:t xml:space="preserve">Объект испытаний — конфигурация «Молочная ферма Луговая» версии 1.2.0 на учебной платформе 1С 8.3.27.1688 под </w:t>
       </w:r>
       <w:r>
         <w:t>macOS</w:t>
@@ -868,13 +832,7 @@
         <w:rPr>
           <w:lang w:val="ru-RU"/>
         </w:rPr>
-        <w:t>. Документ предназначен для проверки поставки и операций пользователями. Автоматические результаты от 23 октября 2026 года подтверждены протоколами. 24 октября начат прогон через интерфейс. Подтверждены запуск, исх</w:t>
-      </w:r>
-      <w:r>
-        <w:rPr>
-          <w:lang w:val="ru-RU"/>
-        </w:rPr>
-        <w:t>одные остатки и создание резерва под Администратором. Полные ручные сценарии не завершены; фактические результаты и снимки приведены в приложении В.</w:t>
+        <w:t>. Документ предназначен для проверки поставки и операций пользователями. Автоматические результаты от 23 октября 2026 года подтверждены протоколами. 24 октября начат прогон через интерфейс. Подтверждены запуск, исходные остатки и создание резерва под Администратором. Полные ручные сценарии не завершены; фактические результаты и снимки приведены в приложении В.</w:t>
       </w:r>
     </w:p>
     <w:tbl>
@@ -1926,13 +1884,7 @@
         <w:rPr>
           <w:lang w:val="ru-RU"/>
         </w:rPr>
-        <w:t xml:space="preserve">Сначала выполнена проверка конфигурации. Затем запущены </w:t>
-      </w:r>
-      <w:r>
-        <w:rPr>
-          <w:lang w:val="ru-RU"/>
-        </w:rPr>
-        <w:t xml:space="preserve">сценарии учёта и форм под администратором, после них проверки под пользователями Покупка и Продажа. Дополнительные тестовые документы откатываются транзакциями. Выгрузка </w:t>
+        <w:t xml:space="preserve">Сначала выполнена проверка конфигурации. Затем запущены сценарии учёта и форм под администратором, после них проверки под пользователями Покупка и Продажа. Дополнительные тестовые документы откатываются транзакциями. Выгрузка </w:t>
       </w:r>
       <w:r>
         <w:t>DT</w:t>
@@ -1941,13 +1893,7 @@
         <w:rPr>
           <w:lang w:val="ru-RU"/>
         </w:rPr>
-        <w:t xml:space="preserve"> восстановлена в отдельную базу; проверка конфигурации и основные сценарии повторены</w:t>
-      </w:r>
-      <w:r>
-        <w:rPr>
-          <w:lang w:val="ru-RU"/>
-        </w:rPr>
-        <w:t xml:space="preserve"> после восстановления.</w:t>
+        <w:t xml:space="preserve"> восстановлена в отдельную базу; проверка конфигурации и основные сценарии повторены после восстановления.</w:t>
       </w:r>
     </w:p>
     <w:p>
@@ -2000,13 +1946,7 @@
         <w:rPr>
           <w:lang w:val="ru-RU"/>
         </w:rPr>
-        <w:t xml:space="preserve">Документ </w:t>
-      </w:r>
-      <w:r>
-        <w:rPr>
-          <w:lang w:val="ru-RU"/>
-        </w:rPr>
-        <w:t xml:space="preserve">объединяет результаты уже выполненных автоматических проверок и программу ручных испытаний. Сохранённые протоколы подтверждают 83 автоматические проверки. </w:t>
+        <w:t xml:space="preserve">Документ объединяет результаты уже выполненных автоматических проверок и программу ручных испытаний. Сохранённые протоколы подтверждают 83 автоматические проверки. </w:t>
       </w:r>
       <w:r>
         <w:t>Smoke</w:t>
@@ -2060,13 +2000,7 @@
         <w:rPr>
           <w:lang w:val="ru-RU"/>
         </w:rPr>
-        <w:t>01 успешен; наблюден</w:t>
-      </w:r>
-      <w:r>
-        <w:rPr>
-          <w:lang w:val="ru-RU"/>
-        </w:rPr>
-        <w:t xml:space="preserve">ия по </w:t>
+        <w:t xml:space="preserve">01 успешен; наблюдения по </w:t>
       </w:r>
       <w:r>
         <w:t>SM</w:t>
@@ -2124,13 +2058,7 @@
         <w:rPr>
           <w:lang w:val="ru-RU"/>
         </w:rPr>
-        <w:t>2 обозначает отображение фотографий и уточнение лицензионных ограничений. Приоритет определяет порядо</w:t>
-      </w:r>
-      <w:r>
-        <w:rPr>
-          <w:lang w:val="ru-RU"/>
-        </w:rPr>
-        <w:t>к прогона; важность найденного дефекта оценивается отдельно.</w:t>
+        <w:t>2 обозначает отображение фотографий и уточнение лицензионных ограничений. Приоритет определяет порядок прогона; важность найденного дефекта оценивается отдельно.</w:t>
       </w:r>
     </w:p>
     <w:tbl>
@@ -2406,14 +2334,7 @@
                 <w:sz w:val="21"/>
                 <w:lang w:val="ru-RU"/>
               </w:rPr>
-              <w:t xml:space="preserve">Быстрый проход по критическому пути после установки или </w:t>
-            </w:r>
-            <w:r>
-              <w:rPr>
-                <w:sz w:val="21"/>
-                <w:lang w:val="ru-RU"/>
-              </w:rPr>
-              <w:t>обновления.</w:t>
+              <w:t>Быстрый проход по критическому пути после установки или обновления.</w:t>
             </w:r>
           </w:p>
         </w:tc>
@@ -2659,13 +2580,7 @@
         <w:rPr>
           <w:lang w:val="ru-RU"/>
         </w:rPr>
-        <w:t xml:space="preserve">0 </w:t>
-      </w:r>
-      <w:r>
-        <w:rPr>
-          <w:lang w:val="ru-RU"/>
-        </w:rPr>
-        <w:t xml:space="preserve">— отдельная копия базы, восстановленная из </w:t>
+        <w:t xml:space="preserve">0 — отдельная копия базы, восстановленная из </w:t>
       </w:r>
       <w:r>
         <w:t>DT</w:t>
@@ -2674,13 +2589,7 @@
         <w:rPr>
           <w:lang w:val="ru-RU"/>
         </w:rPr>
-        <w:t xml:space="preserve"> версии 1.2.0. Для исходной организации и Холодильного склада: молоко 75 л, творог 15 кг, сметана 12 кг, резервы 0. Цены 90, 360 и 280 руб. соответственно. Период всех исходных продаж даёт 4 890 руб. Не вводить </w:t>
-      </w:r>
-      <w:r>
-        <w:rPr>
-          <w:lang w:val="ru-RU"/>
-        </w:rPr>
-        <w:t>заново демонстрационные приход и расход.</w:t>
+        <w:t xml:space="preserve"> версии 1.2.0. Для исходной организации и Холодильного склада: молоко 75 л, творог 15 кг, сметана 12 кг, резервы 0. Цены 90, 360 и 280 руб. соответственно. Период всех исходных продаж даёт 4 890 руб. Не вводить заново демонстрационные приход и расход.</w:t>
       </w:r>
     </w:p>
     <w:p>
@@ -2705,13 +2614,7 @@
         <w:rPr>
           <w:lang w:val="ru-RU"/>
         </w:rPr>
-        <w:t xml:space="preserve">0 всегда подтверждать отчётом, а не </w:t>
-      </w:r>
-      <w:r>
-        <w:rPr>
-          <w:lang w:val="ru-RU"/>
-        </w:rPr>
-        <w:t>только названием базы.</w:t>
+        <w:t>0 всегда подтверждать отчётом, а не только названием базы.</w:t>
       </w:r>
     </w:p>
     <w:p>
@@ -2765,13 +2668,7 @@
         <w:rPr>
           <w:lang w:val="ru-RU"/>
         </w:rPr>
-        <w:t xml:space="preserve">0. Созданные карточки и документы помечать кодом сценария. Временные движения после каждого сценария отменять </w:t>
-      </w:r>
-      <w:r>
-        <w:rPr>
-          <w:lang w:val="ru-RU"/>
-        </w:rPr>
-        <w:t xml:space="preserve">в обратном порядке. Для полностью независимого повторения восстанавливать </w:t>
+        <w:t xml:space="preserve">0. Созданные карточки и документы помечать кодом сценария. Временные движения после каждого сценария отменять в обратном порядке. Для полностью независимого повторения восстанавливать </w:t>
       </w:r>
       <w:r>
         <w:t>DT</w:t>
@@ -2793,13 +2690,7 @@
         <w:rPr>
           <w:lang w:val="ru-RU"/>
         </w:rPr>
-        <w:t>При отказе записать точный текст сообщения и сверить остатки: отсутствие сообщения само по себе не означает успех. При сбое остановить зависимые шаги, сохран</w:t>
-      </w:r>
-      <w:r>
-        <w:rPr>
-          <w:lang w:val="ru-RU"/>
-        </w:rPr>
-        <w:t>ить доказательства и присвоить статус Заблокирован, если продолжение невозможно. Рабочая база в испытаниях не участвует.</w:t>
+        <w:t>При отказе записать точный текст сообщения и сверить остатки: отсутствие сообщения само по себе не означает успех. При сбое остановить зависимые шаги, сохранить доказательства и присвоить статус Заблокирован, если продолжение невозможно. Рабочая база в испытаниях не участвует.</w:t>
       </w:r>
     </w:p>
     <w:p>
@@ -2884,13 +2775,7 @@
         <w:rPr>
           <w:lang w:val="ru-RU"/>
         </w:rPr>
-        <w:t>07</w:t>
-      </w:r>
-      <w:r>
-        <w:rPr>
-          <w:lang w:val="ru-RU"/>
-        </w:rPr>
-        <w:t xml:space="preserve"> выполнены под Администратором, поэтому проверка роли Продажа остаётся открытой. Фактические результаты отделены от программы ниже и приведены в приложении В.</w:t>
+        <w:t>07 выполнены под Администратором, поэтому проверка роли Продажа остаётся открытой. Фактические результаты отделены от программы ниже и приведены в приложении В.</w:t>
       </w:r>
     </w:p>
     <w:p>
@@ -2934,13 +2819,7 @@
         <w:rPr>
           <w:lang w:val="ru-RU"/>
         </w:rPr>
-        <w:t xml:space="preserve">12 зависимы и выполняются по порядку. </w:t>
-      </w:r>
-      <w:r>
-        <w:rPr>
-          <w:lang w:val="ru-RU"/>
-        </w:rPr>
-        <w:t xml:space="preserve">Каждая строка получает собственный фактический результат в журнале из раздела 8. </w:t>
+        <w:t xml:space="preserve">12 зависимы и выполняются по порядку. Каждая строка получает собственный фактический результат в журнале из раздела 8. </w:t>
       </w:r>
       <w:r>
         <w:t>Админ. означает Администратор.</w:t>
@@ -3160,14 +3039,7 @@
                 <w:sz w:val="21"/>
                 <w:lang w:val="ru-RU"/>
               </w:rPr>
-              <w:t xml:space="preserve">Рабочий стол открыт без </w:t>
-            </w:r>
-            <w:r>
-              <w:rPr>
-                <w:sz w:val="21"/>
-                <w:lang w:val="ru-RU"/>
-              </w:rPr>
-              <w:t>сообщения об ошибке.</w:t>
+              <w:t>Рабочий стол открыт без сообщения об ошибке.</w:t>
             </w:r>
           </w:p>
         </w:tc>
@@ -3350,14 +3222,7 @@
                 <w:sz w:val="21"/>
                 <w:lang w:val="ru-RU"/>
               </w:rPr>
-              <w:t xml:space="preserve">Открыть карточки молока, </w:t>
-            </w:r>
-            <w:r>
-              <w:rPr>
-                <w:sz w:val="21"/>
-                <w:lang w:val="ru-RU"/>
-              </w:rPr>
-              <w:t>творога и сметаны.</w:t>
+              <w:t>Открыть карточки молока, творога и сметаны.</w:t>
             </w:r>
           </w:p>
         </w:tc>
@@ -3502,6 +3367,9 @@
           <w:p>
             <w:pPr>
               <w:spacing w:before="60" w:after="60" w:line="252" w:lineRule="auto"/>
+              <w:rPr>
+                <w:lang w:val="ru-RU"/>
+              </w:rPr>
             </w:pPr>
             <w:r>
               <w:rPr>
@@ -3513,14 +3381,9 @@
             <w:r>
               <w:rPr>
                 <w:sz w:val="21"/>
-              </w:rPr>
-              <w:t>Резерв 0, свободн</w:t>
-            </w:r>
-            <w:r>
-              <w:rPr>
-                <w:sz w:val="21"/>
-              </w:rPr>
-              <w:t>о равно складу.</w:t>
+                <w:lang w:val="ru-RU"/>
+              </w:rPr>
+              <w:t>Резерв 0, свободно равно складу.</w:t>
             </w:r>
           </w:p>
         </w:tc>
@@ -3703,14 +3566,7 @@
                 <w:sz w:val="21"/>
                 <w:lang w:val="ru-RU"/>
               </w:rPr>
-              <w:t xml:space="preserve">Продать 1 л молока по 90 руб. Провести, сверить </w:t>
-            </w:r>
-            <w:r>
-              <w:rPr>
-                <w:sz w:val="21"/>
-                <w:lang w:val="ru-RU"/>
-              </w:rPr>
-              <w:t>остаток, отменить проведение.</w:t>
+              <w:t>Продать 1 л молока по 90 руб. Провести, сверить остаток, отменить проведение.</w:t>
             </w:r>
           </w:p>
         </w:tc>
@@ -3803,13 +3659,7 @@
         <w:rPr>
           <w:lang w:val="ru-RU"/>
         </w:rPr>
-        <w:t xml:space="preserve"> и связывать с записью прогон</w:t>
-      </w:r>
-      <w:r>
-        <w:rPr>
-          <w:lang w:val="ru-RU"/>
-        </w:rPr>
-        <w:t>а.</w:t>
+        <w:t xml:space="preserve"> и связывать с записью прогона.</w:t>
       </w:r>
     </w:p>
     <w:p>
@@ -3840,6 +3690,11 @@
       <w:bookmarkEnd w:id="3"/>
     </w:p>
     <w:p>
+      <w:pPr>
+        <w:rPr>
+          <w:lang w:val="ru-RU"/>
+        </w:rPr>
+      </w:pPr>
       <w:r>
         <w:rPr>
           <w:lang w:val="ru-RU"/>
@@ -3856,6 +3711,9 @@
         <w:t xml:space="preserve">06. Молоко снова 75 л, резерв 0. В тройках ниже порядок значений: склад / резерв / свободно. </w:t>
       </w:r>
       <w:r>
+        <w:rPr>
+          <w:lang w:val="ru-RU"/>
+        </w:rPr>
         <w:t>Все количества молока указаны в литрах.</w:t>
       </w:r>
     </w:p>
@@ -4007,11 +3865,6 @@
                 <w:sz w:val="21"/>
               </w:rPr>
               <w:br/>
-            </w:r>
-            <w:r>
-              <w:rPr>
-                <w:sz w:val="21"/>
-              </w:rPr>
               <w:t>Продажа</w:t>
             </w:r>
           </w:p>
@@ -4183,14 +4036,7 @@
                 <w:sz w:val="21"/>
                 <w:lang w:val="ru-RU"/>
               </w:rPr>
-              <w:t>Отказ в прове</w:t>
-            </w:r>
-            <w:r>
-              <w:rPr>
-                <w:sz w:val="21"/>
-                <w:lang w:val="ru-RU"/>
-              </w:rPr>
-              <w:t xml:space="preserve">дении. Склад 75, резерв 20, свободно 55. </w:t>
+              <w:t xml:space="preserve">Отказ в проведении. Склад 75, резерв 20, свободно 55. </w:t>
             </w:r>
             <w:r>
               <w:rPr>
@@ -4382,14 +4228,7 @@
                 <w:sz w:val="21"/>
                 <w:lang w:val="ru-RU"/>
               </w:rPr>
-              <w:t xml:space="preserve">Снова провести бронь 20 л и </w:t>
-            </w:r>
-            <w:r>
-              <w:rPr>
-                <w:sz w:val="21"/>
-                <w:lang w:val="ru-RU"/>
-              </w:rPr>
-              <w:t>нажать Продать по брони.</w:t>
+              <w:t>Снова провести бронь 20 л и нажать Продать по брони.</w:t>
             </w:r>
           </w:p>
         </w:tc>
@@ -4530,14 +4369,7 @@
                 <w:sz w:val="21"/>
                 <w:lang w:val="ru-RU"/>
               </w:rPr>
-              <w:t xml:space="preserve">После отмены Расхода: 75 / 20 / </w:t>
-            </w:r>
-            <w:r>
-              <w:rPr>
-                <w:sz w:val="21"/>
-                <w:lang w:val="ru-RU"/>
-              </w:rPr>
-              <w:t>55. После отмены брони: 75 / 0 / 75 л.</w:t>
+              <w:t>После отмены Расхода: 75 / 20 / 55. После отмены брони: 75 / 0 / 75 л.</w:t>
             </w:r>
           </w:p>
         </w:tc>
@@ -4651,13 +4483,7 @@
               <w:rPr>
                 <w:sz w:val="21"/>
               </w:rPr>
-              <w:t>Администратор видит оба набора. Выход и повторный</w:t>
-            </w:r>
-            <w:r>
-              <w:rPr>
-                <w:sz w:val="21"/>
-              </w:rPr>
-              <w:t xml:space="preserve"> вход работают.</w:t>
+              <w:t>Администратор видит оба набора. Выход и повторный вход работают.</w:t>
             </w:r>
           </w:p>
         </w:tc>
@@ -4696,13 +4522,7 @@
         <w:rPr>
           <w:lang w:val="ru-RU"/>
         </w:rPr>
-        <w:t xml:space="preserve">-тест считается успешным только при успехе всех 12 шагов. Отказ или блокировка критического шага закрывают допуск к </w:t>
-      </w:r>
-      <w:r>
-        <w:rPr>
-          <w:lang w:val="ru-RU"/>
-        </w:rPr>
-        <w:t>демонстрации до устранения причины и повторного прогона.</w:t>
+        <w:t>-тест считается успешным только при успехе всех 12 шагов. Отказ или блокировка критического шага закрывают допуск к демонстрации до устранения причины и повторного прогона.</w:t>
       </w:r>
     </w:p>
     <w:p>
@@ -4756,7 +4576,7 @@
         <w:rPr>
           <w:lang w:val="ru-RU"/>
         </w:rPr>
-        <w:t>Выполнен</w:t>
+        <w:t>Успешно</w:t>
       </w:r>
       <w:r>
         <w:rPr>
@@ -4797,13 +4617,7 @@
         <w:rPr>
           <w:lang w:val="ru-RU"/>
         </w:rPr>
-        <w:t>Усл</w:t>
-      </w:r>
-      <w:r>
-        <w:rPr>
-          <w:lang w:val="ru-RU"/>
-        </w:rPr>
-        <w:t xml:space="preserve">овия: </w:t>
+        <w:t xml:space="preserve">Условия: </w:t>
       </w:r>
       <w:r>
         <w:t>S</w:t>
@@ -5043,14 +4857,7 @@
                 <w:sz w:val="21"/>
                 <w:lang w:val="ru-RU"/>
               </w:rPr>
-              <w:t xml:space="preserve">В Покупке открыть Продукция и фотографии и создать </w:t>
-            </w:r>
-            <w:r>
-              <w:rPr>
-                <w:sz w:val="21"/>
-                <w:lang w:val="ru-RU"/>
-              </w:rPr>
-              <w:t>карточку.</w:t>
+              <w:t>В Покупке открыть Продукция и фотографии и создать карточку.</w:t>
             </w:r>
           </w:p>
         </w:tc>
@@ -5281,14 +5088,7 @@
                 <w:sz w:val="21"/>
                 <w:lang w:val="ru-RU"/>
               </w:rPr>
-              <w:t xml:space="preserve">Записать карточку, закрыть и </w:t>
-            </w:r>
-            <w:r>
-              <w:rPr>
-                <w:sz w:val="21"/>
-                <w:lang w:val="ru-RU"/>
-              </w:rPr>
-              <w:t>открыть её из списка.</w:t>
+              <w:t>Записать карточку, закрыть и открыть её из списка.</w:t>
             </w:r>
           </w:p>
         </w:tc>
@@ -5487,13 +5287,7 @@
         <w:rPr>
           <w:lang w:val="ru-RU"/>
         </w:rPr>
-        <w:t>Доказательства и возврат к исход</w:t>
-      </w:r>
-      <w:r>
-        <w:rPr>
-          <w:lang w:val="ru-RU"/>
-        </w:rPr>
-        <w:t>ному состоянию</w:t>
+        <w:t>Доказательства и возврат к исходному состоянию</w:t>
       </w:r>
     </w:p>
     <w:p>
@@ -5574,6 +5368,11 @@
       </w:r>
     </w:p>
     <w:p>
+      <w:pPr>
+        <w:rPr>
+          <w:lang w:val="ru-RU"/>
+        </w:rPr>
+      </w:pPr>
       <w:r>
         <w:rPr>
           <w:lang w:val="ru-RU"/>
@@ -5599,7 +5398,13 @@
         <w:t xml:space="preserve"> </w:t>
       </w:r>
       <w:r>
-        <w:t>RUN-20261028-01</w:t>
+        <w:t>RUN</w:t>
+      </w:r>
+      <w:r>
+        <w:rPr>
+          <w:lang w:val="ru-RU"/>
+        </w:rPr>
+        <w:t>-20261028-01</w:t>
       </w:r>
     </w:p>
     <w:p>
@@ -5656,19 +5461,13 @@
         <w:rPr>
           <w:lang w:val="ru-RU"/>
         </w:rPr>
-        <w:t>Выполнен</w:t>
-      </w:r>
-      <w:r>
-        <w:rPr>
-          <w:lang w:val="ru-RU"/>
-        </w:rPr>
-        <w:t>. Приори</w:t>
-      </w:r>
-      <w:r>
-        <w:rPr>
-          <w:lang w:val="ru-RU"/>
-        </w:rPr>
-        <w:t xml:space="preserve">тет: </w:t>
+        <w:t>Успешно</w:t>
+      </w:r>
+      <w:r>
+        <w:rPr>
+          <w:lang w:val="ru-RU"/>
+        </w:rPr>
+        <w:t xml:space="preserve">. Приоритет: </w:t>
       </w:r>
       <w:r>
         <w:t>P</w:t>
@@ -5828,14 +5627,7 @@
                 <w:b/>
                 <w:sz w:val="21"/>
               </w:rPr>
-              <w:t>Ожидаемый р</w:t>
-            </w:r>
-            <w:r>
-              <w:rPr>
-                <w:b/>
-                <w:sz w:val="21"/>
-              </w:rPr>
-              <w:t>езультат</w:t>
+              <w:t>Ожидаемый результат</w:t>
             </w:r>
           </w:p>
         </w:tc>
@@ -6157,14 +5949,7 @@
                 <w:sz w:val="21"/>
                 <w:lang w:val="ru-RU"/>
               </w:rPr>
-              <w:t xml:space="preserve"> выбрать товар </w:t>
-            </w:r>
-            <w:r>
-              <w:rPr>
-                <w:sz w:val="21"/>
-                <w:lang w:val="ru-RU"/>
-              </w:rPr>
-              <w:t xml:space="preserve">ТЕСТ </w:t>
+              <w:t xml:space="preserve"> выбрать товар ТЕСТ </w:t>
             </w:r>
             <w:r>
               <w:rPr>
@@ -6392,14 +6177,7 @@
                 <w:sz w:val="21"/>
                 <w:lang w:val="ru-RU"/>
               </w:rPr>
-              <w:t>Закрыть Приход без проведения. Открыть спис</w:t>
-            </w:r>
-            <w:r>
-              <w:rPr>
-                <w:sz w:val="21"/>
-                <w:lang w:val="ru-RU"/>
-              </w:rPr>
-              <w:t>ок цен ещё раз.</w:t>
+              <w:t>Закрыть Приход без проведения. Открыть список цен ещё раз.</w:t>
             </w:r>
           </w:p>
         </w:tc>
@@ -6525,13 +6303,7 @@
         <w:rPr>
           <w:lang w:val="ru-RU"/>
         </w:rPr>
-        <w:t xml:space="preserve">. Закрыть несохранённый документ без записи. Для независимого прогона </w:t>
-      </w:r>
-      <w:r>
-        <w:rPr>
-          <w:lang w:val="ru-RU"/>
-        </w:rPr>
-        <w:t xml:space="preserve">восстановить </w:t>
+        <w:t xml:space="preserve">. Закрыть несохранённый документ без записи. Для независимого прогона восстановить </w:t>
       </w:r>
       <w:r>
         <w:t>S</w:t>
@@ -6597,6 +6369,11 @@
       </w:r>
     </w:p>
     <w:p>
+      <w:pPr>
+        <w:rPr>
+          <w:lang w:val="ru-RU"/>
+        </w:rPr>
+      </w:pPr>
       <w:r>
         <w:rPr>
           <w:lang w:val="ru-RU"/>
@@ -6626,13 +6403,7 @@
         <w:rPr>
           <w:lang w:val="ru-RU"/>
         </w:rPr>
-        <w:t>03 Приход и повторное провед</w:t>
-      </w:r>
-      <w:r>
-        <w:rPr>
-          <w:lang w:val="ru-RU"/>
-        </w:rPr>
-        <w:t>ение</w:t>
+        <w:t>03 Приход и повторное проведение</w:t>
       </w:r>
     </w:p>
     <w:p>
@@ -6651,7 +6422,7 @@
         <w:rPr>
           <w:lang w:val="ru-RU"/>
         </w:rPr>
-        <w:t>Заблокирован</w:t>
+        <w:t>Неуспешно</w:t>
       </w:r>
       <w:r>
         <w:rPr>
@@ -6777,14 +6548,7 @@
                 <w:b/>
                 <w:sz w:val="21"/>
               </w:rPr>
-              <w:t xml:space="preserve">Действие </w:t>
-            </w:r>
-            <w:r>
-              <w:rPr>
-                <w:b/>
-                <w:sz w:val="21"/>
-              </w:rPr>
-              <w:t>пользователя</w:t>
+              <w:t>Действие пользователя</w:t>
             </w:r>
           </w:p>
         </w:tc>
@@ -7017,14 +6781,7 @@
                 <w:sz w:val="21"/>
                 <w:lang w:val="ru-RU"/>
               </w:rPr>
-              <w:t xml:space="preserve">Сумма строки и итог </w:t>
-            </w:r>
-            <w:r>
-              <w:rPr>
-                <w:sz w:val="21"/>
-                <w:lang w:val="ru-RU"/>
-              </w:rPr>
-              <w:t>изменяются с 180 до 270 руб.</w:t>
+              <w:t>Сумма строки и итог изменяются с 180 до 270 руб.</w:t>
             </w:r>
           </w:p>
         </w:tc>
@@ -7294,14 +7051,7 @@
                 <w:sz w:val="21"/>
                 <w:lang w:val="ru-RU"/>
               </w:rPr>
-              <w:t>Отменит</w:t>
-            </w:r>
-            <w:r>
-              <w:rPr>
-                <w:sz w:val="21"/>
-                <w:lang w:val="ru-RU"/>
-              </w:rPr>
-              <w:t>ь проведение Прихода и обновить отчёт.</w:t>
+              <w:t>Отменить проведение Прихода и обновить отчёт.</w:t>
             </w:r>
           </w:p>
         </w:tc>
@@ -7400,13 +7150,7 @@
         <w:rPr>
           <w:lang w:val="ru-RU"/>
         </w:rPr>
-        <w:t xml:space="preserve">. Убедиться, что документ не проведён. Не отменять исходный </w:t>
-      </w:r>
-      <w:r>
-        <w:rPr>
-          <w:lang w:val="ru-RU"/>
-        </w:rPr>
-        <w:t>демонстрационный Приход.</w:t>
+        <w:t>. Убедиться, что документ не проведён. Не отменять исходный демонстрационный Приход.</w:t>
       </w:r>
     </w:p>
     <w:p>
@@ -7504,13 +7248,7 @@
           <w:lang w:val="ru-RU"/>
         </w:rPr>
         <w:lastRenderedPageBreak/>
-        <w:t>5 Ручные сценарии сотр</w:t>
-      </w:r>
-      <w:r>
-        <w:rPr>
-          <w:lang w:val="ru-RU"/>
-        </w:rPr>
-        <w:t>удника Продажа</w:t>
+        <w:t>5 Ручные сценарии сотрудника Продажа</w:t>
       </w:r>
       <w:bookmarkEnd w:id="5"/>
     </w:p>
@@ -7547,7 +7285,7 @@
         <w:rPr>
           <w:lang w:val="ru-RU"/>
         </w:rPr>
-        <w:t>Заблокирован</w:t>
+        <w:t>Неуспешно</w:t>
       </w:r>
       <w:r>
         <w:rPr>
@@ -7606,13 +7344,7 @@
         <w:rPr>
           <w:lang w:val="ru-RU"/>
         </w:rPr>
-        <w:t>. Подготовлен покупатель к</w:t>
-      </w:r>
-      <w:r>
-        <w:rPr>
-          <w:lang w:val="ru-RU"/>
-        </w:rPr>
-        <w:t>онтрольного примера.</w:t>
+        <w:t>. Подготовлен покупатель контрольного примера.</w:t>
       </w:r>
     </w:p>
     <w:tbl>
@@ -7926,14 +7658,7 @@
                 <w:sz w:val="21"/>
                 <w:lang w:val="ru-RU"/>
               </w:rPr>
-              <w:t xml:space="preserve">Сумма 90 руб. Склад 74 л. </w:t>
-            </w:r>
-            <w:r>
-              <w:rPr>
-                <w:sz w:val="21"/>
-                <w:lang w:val="ru-RU"/>
-              </w:rPr>
-              <w:t>Система заменяет прежнее движение.</w:t>
+              <w:t>Сумма 90 руб. Склад 74 л. Система заменяет прежнее движение.</w:t>
             </w:r>
           </w:p>
         </w:tc>
@@ -8135,14 +7860,7 @@
                 <w:sz w:val="21"/>
                 <w:lang w:val="ru-RU"/>
               </w:rPr>
-              <w:t xml:space="preserve">При отборе исходной организации итог увеличен на 90 руб. </w:t>
-            </w:r>
-            <w:r>
-              <w:rPr>
-                <w:sz w:val="21"/>
-                <w:lang w:val="ru-RU"/>
-              </w:rPr>
-              <w:t>относительно исходного итога того же периода.</w:t>
+              <w:t>При отборе исходной организации итог увеличен на 90 руб. относительно исходного итога того же периода.</w:t>
             </w:r>
           </w:p>
         </w:tc>
@@ -8309,13 +8027,7 @@
         <w:rPr>
           <w:lang w:val="ru-RU"/>
         </w:rPr>
-        <w:t xml:space="preserve"> и номер </w:t>
-      </w:r>
-      <w:r>
-        <w:rPr>
-          <w:lang w:val="ru-RU"/>
-        </w:rPr>
-        <w:t xml:space="preserve">документа. Исходные демонстрационные продажи не менять. Вернуться к </w:t>
+        <w:t xml:space="preserve"> и номер документа. Исходные демонстрационные продажи не менять. Вернуться к </w:t>
       </w:r>
       <w:r>
         <w:t>S</w:t>
@@ -8437,7 +8149,7 @@
         <w:rPr>
           <w:lang w:val="ru-RU"/>
         </w:rPr>
-        <w:t>Заблокирован</w:t>
+        <w:t>Неуспешно</w:t>
       </w:r>
       <w:r>
         <w:rPr>
@@ -8487,13 +8199,7 @@
         <w:rPr>
           <w:lang w:val="ru-RU"/>
         </w:rPr>
-        <w:t>0. На складе 75 л молок</w:t>
-      </w:r>
-      <w:r>
-        <w:rPr>
-          <w:lang w:val="ru-RU"/>
-        </w:rPr>
-        <w:t xml:space="preserve">а, резерв 0. Организация, склад и покупатель выбраны, дата </w:t>
+        <w:t xml:space="preserve">0. На складе 75 л молока, резерв 0. Организация, склад и покупатель выбраны, дата </w:t>
       </w:r>
       <w:r>
         <w:t>D</w:t>
@@ -8998,14 +8704,7 @@
                 <w:sz w:val="21"/>
                 <w:lang w:val="ru-RU"/>
               </w:rPr>
-              <w:t>Нажать Отменить бронь и повтор</w:t>
-            </w:r>
-            <w:r>
-              <w:rPr>
-                <w:sz w:val="21"/>
-                <w:lang w:val="ru-RU"/>
-              </w:rPr>
-              <w:t>но открыть документ из журнала.</w:t>
+              <w:t>Нажать Отменить бронь и повторно открыть документ из журнала.</w:t>
             </w:r>
           </w:p>
         </w:tc>
@@ -9203,13 +8902,7 @@
         <w:rPr>
           <w:lang w:val="ru-RU"/>
         </w:rPr>
-        <w:t xml:space="preserve">Отклонение и номер </w:t>
-      </w:r>
-      <w:r>
-        <w:rPr>
-          <w:lang w:val="ru-RU"/>
-        </w:rPr>
-        <w:t xml:space="preserve">дефекта: </w:t>
+        <w:t xml:space="preserve">Отклонение и номер дефекта: </w:t>
       </w:r>
       <w:r>
         <w:t>DEF</w:t>
@@ -9256,7 +8949,7 @@
         <w:rPr>
           <w:lang w:val="ru-RU"/>
         </w:rPr>
-        <w:t>Заблокирован</w:t>
+        <w:t>Неуспешно</w:t>
       </w:r>
       <w:r>
         <w:rPr>
@@ -9306,13 +8999,7 @@
         <w:rPr>
           <w:lang w:val="ru-RU"/>
         </w:rPr>
-        <w:t xml:space="preserve">0. Создана и проведена </w:t>
-      </w:r>
-      <w:r>
-        <w:rPr>
-          <w:lang w:val="ru-RU"/>
-        </w:rPr>
-        <w:t>тестовая бронь 20 л молока. Контроль: склад 75, резерв 20, свободно 55 л.</w:t>
+        <w:t>0. Создана и проведена тестовая бронь 20 л молока. Контроль: склад 75, резерв 20, свободно 55 л.</w:t>
       </w:r>
     </w:p>
     <w:tbl>
@@ -9721,14 +9408,7 @@
                 <w:sz w:val="21"/>
                 <w:lang w:val="ru-RU"/>
               </w:rPr>
-              <w:t>Система не создаёт вторую проведённую продажу. Отмена брони до отмены продажи отклонена ил</w:t>
-            </w:r>
-            <w:r>
-              <w:rPr>
-                <w:sz w:val="21"/>
-                <w:lang w:val="ru-RU"/>
-              </w:rPr>
-              <w:t xml:space="preserve">и недоступна. </w:t>
+              <w:t xml:space="preserve">Система не создаёт вторую проведённую продажу. Отмена брони до отмены продажи отклонена или недоступна. </w:t>
             </w:r>
             <w:r>
               <w:rPr>
@@ -9936,14 +9616,7 @@
                 <w:sz w:val="21"/>
                 <w:lang w:val="ru-RU"/>
               </w:rPr>
-              <w:t xml:space="preserve">Склад 75, резерв 0, свободно 75 л. Оба </w:t>
-            </w:r>
-            <w:r>
-              <w:rPr>
-                <w:sz w:val="21"/>
-                <w:lang w:val="ru-RU"/>
-              </w:rPr>
-              <w:t>тестовых документа не проведены.</w:t>
+              <w:t>Склад 75, резерв 0, свободно 75 л. Оба тестовых документа не проведены.</w:t>
             </w:r>
           </w:p>
         </w:tc>
@@ -10152,13 +9825,19 @@
         <w:rPr>
           <w:lang w:val="ru-RU"/>
         </w:rPr>
-        <w:t>Роль: Продажа. Статус: Не вы</w:t>
-      </w:r>
-      <w:r>
-        <w:rPr>
-          <w:lang w:val="ru-RU"/>
-        </w:rPr>
-        <w:t xml:space="preserve">полнен. Приоритет: </w:t>
+        <w:t xml:space="preserve">Роль: Продажа. Статус: </w:t>
+      </w:r>
+      <w:r>
+        <w:rPr>
+          <w:lang w:val="ru-RU"/>
+        </w:rPr>
+        <w:t>Успешно</w:t>
+      </w:r>
+      <w:r>
+        <w:rPr>
+          <w:lang w:val="ru-RU"/>
+        </w:rPr>
+        <w:t xml:space="preserve">. Приоритет: </w:t>
       </w:r>
       <w:r>
         <w:t>P</w:t>
@@ -10200,10 +9879,7 @@
         <w:t xml:space="preserve">0. Для первых двух попыток действует отдельная бронь 20 л молока. </w:t>
       </w:r>
       <w:r>
-        <w:t>Склад 75, резерв 20, свободно 55. Каждая попытка использует новый непроведённый докумен</w:t>
-      </w:r>
-      <w:r>
-        <w:t>т.</w:t>
+        <w:t>Склад 75, резерв 20, свободно 55. Каждая попытка использует новый непроведённый документ.</w:t>
       </w:r>
     </w:p>
     <w:tbl>
@@ -10514,14 +10190,7 @@
                 <w:sz w:val="21"/>
                 <w:lang w:val="ru-RU"/>
               </w:rPr>
-              <w:t xml:space="preserve">Отказ по суммарным 56 л. </w:t>
-            </w:r>
-            <w:r>
-              <w:rPr>
-                <w:sz w:val="21"/>
-                <w:lang w:val="ru-RU"/>
-              </w:rPr>
-              <w:t>Резерв остаётся 20, свободно 55.</w:t>
+              <w:t>Отказ по суммарным 56 л. Резерв остаётся 20, свободно 55.</w:t>
             </w:r>
           </w:p>
         </w:tc>
@@ -10720,14 +10389,7 @@
                 <w:sz w:val="21"/>
                 <w:lang w:val="ru-RU"/>
               </w:rPr>
-              <w:t>Пон</w:t>
-            </w:r>
-            <w:r>
-              <w:rPr>
-                <w:sz w:val="21"/>
-                <w:lang w:val="ru-RU"/>
-              </w:rPr>
-              <w:t xml:space="preserve">ятное сообщение указывает незаполненные данные. </w:t>
+              <w:t xml:space="preserve">Понятное сообщение указывает незаполненные данные. </w:t>
             </w:r>
             <w:r>
               <w:rPr>
@@ -10873,13 +10535,7 @@
         <w:rPr>
           <w:lang w:val="ru-RU"/>
         </w:rPr>
-        <w:t xml:space="preserve">Для каждой попытки </w:t>
-      </w:r>
-      <w:r>
-        <w:rPr>
-          <w:lang w:val="ru-RU"/>
-        </w:rPr>
-        <w:t>записать точный текст сообщения, номер документа и остатки после отказа. Закрыть черновики. Убедиться, что исходная бронь отменена.</w:t>
+        <w:t>Для каждой попытки записать точный текст сообщения, номер документа и остатки после отказа. Закрыть черновики. Убедиться, что исходная бронь отменена.</w:t>
       </w:r>
     </w:p>
     <w:p>
@@ -11073,7 +10729,7 @@
         <w:rPr>
           <w:lang w:val="ru-RU"/>
         </w:rPr>
-        <w:t>Выполнен</w:t>
+        <w:t>Успешно</w:t>
       </w:r>
       <w:r>
         <w:rPr>
@@ -11105,6 +10761,11 @@
       </w:r>
     </w:p>
     <w:p>
+      <w:pPr>
+        <w:rPr>
+          <w:lang w:val="ru-RU"/>
+        </w:rPr>
+      </w:pPr>
       <w:r>
         <w:rPr>
           <w:lang w:val="ru-RU"/>
@@ -11118,16 +10779,22 @@
         <w:rPr>
           <w:lang w:val="ru-RU"/>
         </w:rPr>
-        <w:t>0. А</w:t>
-      </w:r>
-      <w:r>
-        <w:rPr>
-          <w:lang w:val="ru-RU"/>
-        </w:rPr>
-        <w:t xml:space="preserve">дминистратор подготовил отдельный пустой склад ТЕСТ Пустой без движений. </w:t>
-      </w:r>
-      <w:r>
-        <w:t>Дата D включает исходные демонстрационные документы.</w:t>
+        <w:t xml:space="preserve">0. Администратор подготовил отдельный пустой склад ТЕСТ Пустой без движений. </w:t>
+      </w:r>
+      <w:r>
+        <w:rPr>
+          <w:lang w:val="ru-RU"/>
+        </w:rPr>
+        <w:t xml:space="preserve">Дата </w:t>
+      </w:r>
+      <w:r>
+        <w:t>D</w:t>
+      </w:r>
+      <w:r>
+        <w:rPr>
+          <w:lang w:val="ru-RU"/>
+        </w:rPr>
+        <w:t xml:space="preserve"> включает исходные демонстрационные документы.</w:t>
       </w:r>
     </w:p>
     <w:tbl>
@@ -11304,14 +10971,7 @@
                 <w:sz w:val="21"/>
                 <w:lang w:val="ru-RU"/>
               </w:rPr>
-              <w:t xml:space="preserve">Открыть Остатки на складе, выбрать исходную организацию и склад, </w:t>
-            </w:r>
-            <w:r>
-              <w:rPr>
-                <w:sz w:val="21"/>
-                <w:lang w:val="ru-RU"/>
-              </w:rPr>
-              <w:t xml:space="preserve">установить </w:t>
+              <w:t xml:space="preserve">Открыть Остатки на складе, выбрать исходную организацию и склад, установить </w:t>
             </w:r>
             <w:r>
               <w:rPr>
@@ -11529,14 +11189,7 @@
                 <w:sz w:val="21"/>
                 <w:lang w:val="ru-RU"/>
               </w:rPr>
-              <w:t xml:space="preserve">Нажать Все </w:t>
-            </w:r>
-            <w:r>
-              <w:rPr>
-                <w:sz w:val="21"/>
-                <w:lang w:val="ru-RU"/>
-              </w:rPr>
-              <w:t>организации и склады, затем сформировать отчёт.</w:t>
+              <w:t>Нажать Все организации и склады, затем сформировать отчёт.</w:t>
             </w:r>
           </w:p>
         </w:tc>
@@ -11670,14 +11323,7 @@
                 <w:sz w:val="21"/>
                 <w:lang w:val="ru-RU"/>
               </w:rPr>
-              <w:t>При отсутствии дополнительных проведённых расходов с</w:t>
-            </w:r>
-            <w:r>
-              <w:rPr>
-                <w:sz w:val="21"/>
-                <w:lang w:val="ru-RU"/>
-              </w:rPr>
-              <w:t>умма 4 890 руб.</w:t>
+              <w:t>При отсутствии дополнительных проведённых расходов сумма 4 890 руб.</w:t>
             </w:r>
           </w:p>
         </w:tc>
@@ -11898,13 +11544,7 @@
         <w:rPr>
           <w:lang w:val="ru-RU"/>
         </w:rPr>
-        <w:t>.</w:t>
-      </w:r>
-      <w:r>
-        <w:rPr>
-          <w:lang w:val="ru-RU"/>
-        </w:rPr>
-        <w:t xml:space="preserve"> Зафиксировать точные даты и отборы. Данные базы не менять.</w:t>
+        <w:t>. Зафиксировать точные даты и отборы. Данные базы не менять.</w:t>
       </w:r>
     </w:p>
     <w:p>
@@ -12030,7 +11670,7 @@
         <w:rPr>
           <w:lang w:val="ru-RU"/>
         </w:rPr>
-        <w:t>Выполнен</w:t>
+        <w:t>Успешно</w:t>
       </w:r>
       <w:r>
         <w:rPr>
@@ -12058,13 +11698,7 @@
         <w:rPr>
           <w:lang w:val="ru-RU"/>
         </w:rPr>
-        <w:t>Цель:</w:t>
-      </w:r>
-      <w:r>
-        <w:rPr>
-          <w:lang w:val="ru-RU"/>
-        </w:rPr>
-        <w:t xml:space="preserve"> Проверить ранее отмеченное переключение Покупки и Продажи реальными щелчками.</w:t>
+        <w:t>Цель: Проверить ранее отмеченное переключение Покупки и Продажи реальными щелчками.</w:t>
       </w:r>
     </w:p>
     <w:p>
@@ -12397,14 +12031,7 @@
                 <w:sz w:val="21"/>
                 <w:lang w:val="ru-RU"/>
               </w:rPr>
-              <w:t xml:space="preserve">Страница меняется после каждого </w:t>
-            </w:r>
-            <w:r>
-              <w:rPr>
-                <w:sz w:val="21"/>
-                <w:lang w:val="ru-RU"/>
-              </w:rPr>
-              <w:t xml:space="preserve">одиночного щелчка. </w:t>
+              <w:t xml:space="preserve">Страница меняется после каждого одиночного щелчка. </w:t>
             </w:r>
             <w:r>
               <w:rPr>
@@ -12579,14 +12206,7 @@
                 <w:sz w:val="21"/>
                 <w:lang w:val="ru-RU"/>
               </w:rPr>
-              <w:t>В Продаже открыть Журнал бронирований, закрыть список и создать новую бр</w:t>
-            </w:r>
-            <w:r>
-              <w:rPr>
-                <w:sz w:val="21"/>
-                <w:lang w:val="ru-RU"/>
-              </w:rPr>
-              <w:t>онь.</w:t>
+              <w:t>В Продаже открыть Журнал бронирований, закрыть список и создать новую бронь.</w:t>
             </w:r>
           </w:p>
         </w:tc>
@@ -12723,14 +12343,7 @@
                 <w:sz w:val="21"/>
                 <w:lang w:val="ru-RU"/>
               </w:rPr>
-              <w:t>Основные команды и значения доступны для чтения. Если нужна прокрутка, она позволяет получить дост</w:t>
-            </w:r>
-            <w:r>
-              <w:rPr>
-                <w:sz w:val="21"/>
-                <w:lang w:val="ru-RU"/>
-              </w:rPr>
-              <w:t>уп к полям.</w:t>
+              <w:t>Основные команды и значения доступны для чтения. Если нужна прокрутка, она позволяет получить доступ к полям.</w:t>
             </w:r>
           </w:p>
         </w:tc>
@@ -12886,6 +12499,11 @@
       </w:r>
     </w:p>
     <w:p>
+      <w:pPr>
+        <w:rPr>
+          <w:lang w:val="ru-RU"/>
+        </w:rPr>
+      </w:pPr>
       <w:r>
         <w:rPr>
           <w:lang w:val="ru-RU"/>
@@ -12934,7 +12552,7 @@
         <w:rPr>
           <w:lang w:val="ru-RU"/>
         </w:rPr>
-        <w:t>Выполнен</w:t>
+        <w:t>Успешно</w:t>
       </w:r>
       <w:r>
         <w:rPr>
@@ -12984,13 +12602,7 @@
         <w:rPr>
           <w:lang w:val="ru-RU"/>
         </w:rPr>
-        <w:t>0. Известны три учётные записи. Учебная поставка не задаёт пароли. Между ролями завер</w:t>
-      </w:r>
-      <w:r>
-        <w:rPr>
-          <w:lang w:val="ru-RU"/>
-        </w:rPr>
-        <w:t>шать сеанс, не менять роли в текущем сеансе.</w:t>
+        <w:t>0. Известны три учётные записи. Учебная поставка не задаёт пароли. Между ролями завершать сеанс, не менять роли в текущем сеансе.</w:t>
       </w:r>
     </w:p>
     <w:tbl>
@@ -13369,14 +12981,7 @@
                 <w:sz w:val="21"/>
                 <w:lang w:val="ru-RU"/>
               </w:rPr>
-              <w:t>Если запрещённый объект доступен через разрешённую навигацию, попробовать запрещённое и</w:t>
-            </w:r>
-            <w:r>
-              <w:rPr>
-                <w:sz w:val="21"/>
-                <w:lang w:val="ru-RU"/>
-              </w:rPr>
-              <w:t>зменение или проведение.</w:t>
+              <w:t>Если запрещённый объект доступен через разрешённую навигацию, попробовать запрещённое изменение или проведение.</w:t>
             </w:r>
           </w:p>
         </w:tc>
@@ -13510,14 +13115,7 @@
                 <w:sz w:val="21"/>
                 <w:lang w:val="ru-RU"/>
               </w:rPr>
-              <w:t>Оба набора операций досту</w:t>
-            </w:r>
-            <w:r>
-              <w:rPr>
-                <w:sz w:val="21"/>
-                <w:lang w:val="ru-RU"/>
-              </w:rPr>
-              <w:t>пны. Пользователь может просматривать структуру и настройки своей базы.</w:t>
+              <w:t>Оба набора операций доступны. Пользователь может просматривать структуру и настройки своей базы.</w:t>
             </w:r>
           </w:p>
         </w:tc>
@@ -13556,13 +13154,7 @@
         <w:rPr>
           <w:lang w:val="ru-RU"/>
         </w:rPr>
-        <w:t xml:space="preserve">В журнале прогона завести отдельную строку на каждую роль. Приложить снимки доступных команд и точный текст отказа, если была </w:t>
-      </w:r>
-      <w:r>
-        <w:rPr>
-          <w:lang w:val="ru-RU"/>
-        </w:rPr>
-        <w:t>фактическая попытка операции.</w:t>
+        <w:t>В журнале прогона завести отдельную строку на каждую роль. Приложить снимки доступных команд и точный текст отказа, если была фактическая попытка операции.</w:t>
       </w:r>
     </w:p>
     <w:p>
@@ -13619,6 +13211,11 @@
       </w:r>
     </w:p>
     <w:p>
+      <w:pPr>
+        <w:rPr>
+          <w:lang w:val="ru-RU"/>
+        </w:rPr>
+      </w:pPr>
       <w:r>
         <w:rPr>
           <w:lang w:val="ru-RU"/>
@@ -13654,13 +13251,7 @@
         <w:rPr>
           <w:lang w:val="ru-RU"/>
         </w:rPr>
-        <w:t>03 Восстановлен</w:t>
-      </w:r>
-      <w:r>
-        <w:rPr>
-          <w:lang w:val="ru-RU"/>
-        </w:rPr>
-        <w:t xml:space="preserve">ие поставки </w:t>
+        <w:t xml:space="preserve">03 Восстановление поставки </w:t>
       </w:r>
       <w:r>
         <w:t>DT</w:t>
@@ -13682,7 +13273,7 @@
         <w:rPr>
           <w:lang w:val="ru-RU"/>
         </w:rPr>
-        <w:t>Выполнен</w:t>
+        <w:t>Успешно</w:t>
       </w:r>
       <w:r>
         <w:rPr>
@@ -13723,13 +13314,7 @@
         <w:rPr>
           <w:lang w:val="ru-RU"/>
         </w:rPr>
-        <w:t>Условия: Создана новая пустая файловая база с отдельным именем ТЕСТ Восстановление.</w:t>
-      </w:r>
-      <w:r>
-        <w:rPr>
-          <w:lang w:val="ru-RU"/>
-        </w:rPr>
-        <w:t xml:space="preserve"> Выбран </w:t>
+        <w:t xml:space="preserve">Условия: Создана новая пустая файловая база с отдельным именем ТЕСТ Восстановление. Выбран </w:t>
       </w:r>
       <w:r>
         <w:t>deliverables</w:t>
@@ -13984,14 +13569,7 @@
                 <w:sz w:val="21"/>
                 <w:lang w:val="ru-RU"/>
               </w:rPr>
-              <w:t xml:space="preserve">Диалог загрузки открыт </w:t>
-            </w:r>
-            <w:r>
-              <w:rPr>
-                <w:sz w:val="21"/>
-                <w:lang w:val="ru-RU"/>
-              </w:rPr>
-              <w:t>именно для новой тестовой базы.</w:t>
+              <w:t>Диалог загрузки открыт именно для новой тестовой базы.</w:t>
             </w:r>
           </w:p>
         </w:tc>
@@ -14173,14 +13751,7 @@
                 <w:sz w:val="21"/>
                 <w:lang w:val="ru-RU"/>
               </w:rPr>
-              <w:t>Под Администратором проверить версию конфигурации и три карточки продукц</w:t>
-            </w:r>
-            <w:r>
-              <w:rPr>
-                <w:sz w:val="21"/>
-                <w:lang w:val="ru-RU"/>
-              </w:rPr>
-              <w:t>ии.</w:t>
+              <w:t>Под Администратором проверить версию конфигурации и три карточки продукции.</w:t>
             </w:r>
           </w:p>
         </w:tc>
@@ -14467,14 +14038,7 @@
                 <w:sz w:val="21"/>
                 <w:lang w:val="ru-RU"/>
               </w:rPr>
-              <w:t>Навигация открывается одним щелчк</w:t>
-            </w:r>
-            <w:r>
-              <w:rPr>
-                <w:sz w:val="21"/>
-                <w:lang w:val="ru-RU"/>
-              </w:rPr>
-              <w:t>ом. Бронь создаётся и отменяется с возвратом к 75 / 0 / 75 л.</w:t>
+              <w:t>Навигация открывается одним щелчком. Бронь создаётся и отменяется с возвратом к 75 / 0 / 75 л.</w:t>
             </w:r>
           </w:p>
         </w:tc>
@@ -14576,13 +14140,7 @@
         <w:rPr>
           <w:lang w:val="ru-RU"/>
         </w:rPr>
-        <w:t xml:space="preserve">. Не </w:t>
-      </w:r>
-      <w:r>
-        <w:rPr>
-          <w:lang w:val="ru-RU"/>
-        </w:rPr>
-        <w:t>перезаписывать рабочую базу.</w:t>
+        <w:t>. Не перезаписывать рабочую базу.</w:t>
       </w:r>
     </w:p>
     <w:p>
@@ -14747,13 +14305,7 @@
         <w:rPr>
           <w:lang w:val="ru-RU"/>
         </w:rPr>
-        <w:t>О</w:t>
-      </w:r>
-      <w:r>
-        <w:rPr>
-          <w:lang w:val="ru-RU"/>
-        </w:rPr>
-        <w:t xml:space="preserve">тклонение и номер дефекта: </w:t>
+        <w:t xml:space="preserve">Отклонение и номер дефекта: </w:t>
       </w:r>
       <w:r>
         <w:rPr>
@@ -14797,7 +14349,7 @@
         <w:rPr>
           <w:lang w:val="ru-RU"/>
         </w:rPr>
-        <w:t>Выполнен</w:t>
+        <w:t>Успешно</w:t>
       </w:r>
       <w:r>
         <w:rPr>
@@ -14829,6 +14381,11 @@
       </w:r>
     </w:p>
     <w:p>
+      <w:pPr>
+        <w:rPr>
+          <w:lang w:val="ru-RU"/>
+        </w:rPr>
+      </w:pPr>
       <w:r>
         <w:rPr>
           <w:lang w:val="ru-RU"/>
@@ -14845,6 +14402,9 @@
         <w:t xml:space="preserve">0. Учебная платформа 8.3.27.1688. Сформирован непустой отчёт остатков. </w:t>
       </w:r>
       <w:r>
+        <w:rPr>
+          <w:lang w:val="ru-RU"/>
+        </w:rPr>
         <w:t>Результат виден на экране.</w:t>
       </w:r>
     </w:p>
@@ -15155,14 +14715,7 @@
                 <w:sz w:val="21"/>
                 <w:lang w:val="ru-RU"/>
               </w:rPr>
-              <w:t>Учебная лицензия отклоняет операцию. Если команды нет, записать Недоступно через интерфейс и не утверждать, что</w:t>
-            </w:r>
-            <w:r>
-              <w:rPr>
-                <w:sz w:val="21"/>
-                <w:lang w:val="ru-RU"/>
-              </w:rPr>
-              <w:t xml:space="preserve"> была проверена попытка сохранения.</w:t>
+              <w:t>Учебная лицензия отклоняет операцию. Если команды нет, записать Недоступно через интерфейс и не утверждать, что была проверена попытка сохранения.</w:t>
             </w:r>
           </w:p>
         </w:tc>
@@ -15364,14 +14917,7 @@
                 <w:sz w:val="21"/>
                 <w:lang w:val="ru-RU"/>
               </w:rPr>
-              <w:t xml:space="preserve">В протокол записаны версия платформы и тип </w:t>
-            </w:r>
-            <w:r>
-              <w:rPr>
-                <w:sz w:val="21"/>
-                <w:lang w:val="ru-RU"/>
-              </w:rPr>
-              <w:t>лицензии. На другой лицензии результат оценивается отдельно.</w:t>
+              <w:t>В протокол записаны версия платформы и тип лицензии. На другой лицензии результат оценивается отдельно.</w:t>
             </w:r>
           </w:p>
         </w:tc>
@@ -15458,10 +15004,7 @@
         <w:t>.</w:t>
       </w:r>
       <w:r>
-        <w:t>t</w:t>
-      </w:r>
-      <w:r>
-        <w:t>xt</w:t>
+        <w:t>txt</w:t>
       </w:r>
       <w:r>
         <w:rPr>
@@ -15977,13 +15520,7 @@
               <w:rPr>
                 <w:sz w:val="21"/>
               </w:rPr>
-              <w:t xml:space="preserve">SM06, </w:t>
-            </w:r>
-            <w:r>
-              <w:rPr>
-                <w:sz w:val="21"/>
-              </w:rPr>
-              <w:t>MS01, MS04</w:t>
+              <w:t>SM06, MS01, MS04</w:t>
             </w:r>
           </w:p>
         </w:tc>
@@ -16364,13 +15901,7 @@
               <w:rPr>
                 <w:sz w:val="21"/>
               </w:rPr>
-              <w:t>SM02, MA0</w:t>
-            </w:r>
-            <w:r>
-              <w:rPr>
-                <w:sz w:val="21"/>
-              </w:rPr>
-              <w:t>1: реальные щелчки</w:t>
+              <w:t>SM02, MA01: реальные щелчки</w:t>
             </w:r>
           </w:p>
         </w:tc>
@@ -16923,13 +16454,7 @@
         <w:rPr>
           <w:lang w:val="ru-RU"/>
         </w:rPr>
-        <w:t>-тест и ручные сценарии в 83 не вхо</w:t>
-      </w:r>
-      <w:r>
-        <w:rPr>
-          <w:lang w:val="ru-RU"/>
-        </w:rPr>
-        <w:t xml:space="preserve">дят. Одна строка </w:t>
+        <w:t xml:space="preserve">-тест и ручные сценарии в 83 не входят. Одна строка </w:t>
       </w:r>
       <w:r>
         <w:t>Rxx</w:t>
@@ -16951,13 +16476,7 @@
         <w:rPr>
           <w:lang w:val="ru-RU"/>
         </w:rPr>
-        <w:t xml:space="preserve">За рамками подтверждённых результатов: одновременная работа нескольких пользователей, нагрузка, другие ОС, производственные объёмы и </w:t>
-      </w:r>
-      <w:r>
-        <w:rPr>
-          <w:lang w:val="ru-RU"/>
-        </w:rPr>
-        <w:t>исторические отрицательные остатки. Количественная оценка покрытия кода и соответствие стандарту тестирования не заявляются.</w:t>
+        <w:t>За рамками подтверждённых результатов: одновременная работа нескольких пользователей, нагрузка, другие ОС, производственные объёмы и исторические отрицательные остатки. Количественная оценка покрытия кода и соответствие стандарту тестирования не заявляются.</w:t>
       </w:r>
     </w:p>
     <w:p>
@@ -16979,6 +16498,11 @@
       <w:bookmarkEnd w:id="8"/>
     </w:p>
     <w:p>
+      <w:pPr>
+        <w:rPr>
+          <w:lang w:val="ru-RU"/>
+        </w:rPr>
+      </w:pPr>
       <w:r>
         <w:rPr>
           <w:lang w:val="ru-RU"/>
@@ -17001,15 +16525,12 @@
         <w:rPr>
           <w:lang w:val="ru-RU"/>
         </w:rPr>
-        <w:t>-20261023-01. Вести жу</w:t>
-      </w:r>
-      <w:r>
-        <w:rPr>
-          <w:lang w:val="ru-RU"/>
-        </w:rPr>
-        <w:t xml:space="preserve">рнал прямо в этом документе или его копии. До начала строка имеет статус Не выполнен. </w:t>
-      </w:r>
-      <w:r>
+        <w:t xml:space="preserve">-20261023-01. Вести журнал прямо в этом документе или его копии. До начала строка имеет статус Не выполнен. </w:t>
+      </w:r>
+      <w:r>
+        <w:rPr>
+          <w:lang w:val="ru-RU"/>
+        </w:rPr>
         <w:t>Пустой фактический результат не считается подтверждением успеха.</w:t>
       </w:r>
     </w:p>
@@ -17600,14 +17121,7 @@
                 <w:b/>
                 <w:sz w:val="21"/>
               </w:rPr>
-              <w:t>Стату</w:t>
-            </w:r>
-            <w:r>
-              <w:rPr>
-                <w:b/>
-                <w:sz w:val="21"/>
-              </w:rPr>
-              <w:t>с</w:t>
+              <w:t>Статус</w:t>
             </w:r>
           </w:p>
         </w:tc>
@@ -18028,13 +17542,7 @@
         <w:rPr>
           <w:lang w:val="ru-RU"/>
         </w:rPr>
-        <w:t xml:space="preserve">Успешно — все ожидаемые результаты совпали и </w:t>
-      </w:r>
-      <w:r>
-        <w:rPr>
-          <w:lang w:val="ru-RU"/>
-        </w:rPr>
-        <w:t xml:space="preserve">выполнена очистка. Неуспешно — выявлено расхождение. Заблокирован — шаг нельзя выполнить из-за условий или предыдущего сбоя. Не выполнен — попытки не было. Ограничение лицензии в </w:t>
+        <w:t xml:space="preserve">Успешно — все ожидаемые результаты совпали и выполнена очистка. Неуспешно — выявлено расхождение. Заблокирован — шаг нельзя выполнить из-за условий или предыдущего сбоя. Не выполнен — попытки не было. Ограничение лицензии в </w:t>
       </w:r>
       <w:r>
         <w:t>MA</w:t>
@@ -18056,13 +17564,7 @@
         <w:rPr>
           <w:lang w:val="ru-RU"/>
         </w:rPr>
-        <w:t>Фактиче</w:t>
-      </w:r>
-      <w:r>
-        <w:rPr>
-          <w:lang w:val="ru-RU"/>
-        </w:rPr>
-        <w:t>ские материалы первого прогона находятся в Протоколы/Ручные/</w:t>
+        <w:t>Фактические материалы первого прогона находятся в Протоколы/Ручные/</w:t>
       </w:r>
       <w:r>
         <w:t>RUN</w:t>
@@ -18154,13 +17656,7 @@
         <w:rPr>
           <w:lang w:val="ru-RU"/>
         </w:rPr>
-        <w:t>Идентификатор</w:t>
-      </w:r>
-      <w:r>
-        <w:rPr>
-          <w:lang w:val="ru-RU"/>
-        </w:rPr>
-        <w:t xml:space="preserve"> </w:t>
+        <w:t xml:space="preserve">Идентификатор </w:t>
       </w:r>
       <w:r>
         <w:t>DEF</w:t>
@@ -18309,14 +17805,7 @@
                 <w:sz w:val="21"/>
                 <w:lang w:val="ru-RU"/>
               </w:rPr>
-              <w:t xml:space="preserve">Краткий наблюдаемый сбой, например </w:t>
-            </w:r>
-            <w:r>
-              <w:rPr>
-                <w:sz w:val="21"/>
-                <w:lang w:val="ru-RU"/>
-              </w:rPr>
-              <w:t xml:space="preserve">резерв удвоился после перепроведения. </w:t>
+              <w:t xml:space="preserve">Краткий наблюдаемый сбой, например резерв удвоился после перепроведения. </w:t>
             </w:r>
             <w:r>
               <w:rPr>
@@ -18475,14 +17964,7 @@
                 <w:sz w:val="21"/>
                 <w:lang w:val="ru-RU"/>
               </w:rPr>
-              <w:t>0, значения полей, использованные команд</w:t>
-            </w:r>
-            <w:r>
-              <w:rPr>
-                <w:sz w:val="21"/>
-                <w:lang w:val="ru-RU"/>
-              </w:rPr>
-              <w:t>ы.</w:t>
+              <w:t>0, значения полей, использованные команды.</w:t>
             </w:r>
           </w:p>
         </w:tc>
@@ -18683,14 +18165,7 @@
                 <w:sz w:val="21"/>
                 <w:lang w:val="ru-RU"/>
               </w:rPr>
-              <w:t xml:space="preserve">Снимки до и после, номера связанных </w:t>
-            </w:r>
-            <w:r>
-              <w:rPr>
-                <w:sz w:val="21"/>
-                <w:lang w:val="ru-RU"/>
-              </w:rPr>
-              <w:t>документов, журнал и время ошибки.</w:t>
+              <w:t>Снимки до и после, номера связанных документов, журнал и время ошибки.</w:t>
             </w:r>
           </w:p>
         </w:tc>
@@ -19889,28 +19364,7 @@
                 <w:sz w:val="21"/>
                 <w:lang w:val="ru-RU"/>
               </w:rPr>
-              <w:t>роль П</w:t>
-            </w:r>
-            <w:r>
-              <w:rPr>
-                <w:sz w:val="21"/>
-                <w:lang w:val="ru-RU"/>
-              </w:rPr>
-              <w:t>родажа</w:t>
-            </w:r>
-            <w:r>
-              <w:rPr>
-                <w:sz w:val="21"/>
-                <w:lang w:val="ru-RU"/>
-              </w:rPr>
-              <w:t xml:space="preserve">. Проведен тестовый </w:t>
-            </w:r>
-            <w:r>
-              <w:rPr>
-                <w:sz w:val="21"/>
-                <w:lang w:val="ru-RU"/>
-              </w:rPr>
-              <w:t>расход.</w:t>
+              <w:t>роль Продажа. Проведен тестовый расход.</w:t>
             </w:r>
           </w:p>
         </w:tc>
@@ -19981,13 +19435,7 @@
               <w:rPr>
                 <w:lang w:val="ru-RU"/>
               </w:rPr>
-              <w:t xml:space="preserve">Создать и провести документ под ролью </w:t>
-            </w:r>
-            <w:r>
-              <w:rPr>
-                <w:lang w:val="ru-RU"/>
-              </w:rPr>
-              <w:t>Продажа</w:t>
+              <w:t>Создать и провести документ под ролью Продажа</w:t>
             </w:r>
           </w:p>
           <w:p>
@@ -20006,13 +19454,7 @@
               <w:rPr>
                 <w:lang w:val="ru-RU"/>
               </w:rPr>
-              <w:t>Открыть документ повторно</w:t>
-            </w:r>
-            <w:r>
-              <w:rPr>
-                <w:lang w:val="ru-RU"/>
-              </w:rPr>
-              <w:t>, изменить количество и нажать «Провести»</w:t>
+              <w:t>Открыть документ повторно, изменить количество и нажать «Провести»</w:t>
             </w:r>
           </w:p>
         </w:tc>
@@ -20222,19 +19664,7 @@
               <w:rPr>
                 <w:sz w:val="21"/>
               </w:rPr>
-              <w:t>M</w:t>
-            </w:r>
-            <w:r>
-              <w:rPr>
-                <w:sz w:val="21"/>
-              </w:rPr>
-              <w:t>S01</w:t>
-            </w:r>
-            <w:r>
-              <w:rPr>
-                <w:sz w:val="21"/>
-              </w:rPr>
-              <w:t>-bug-rights.png</w:t>
+              <w:t>MS01-bug-rights.png</w:t>
             </w:r>
           </w:p>
         </w:tc>
@@ -20389,19 +19819,7 @@
         <w:rPr>
           <w:lang w:val="ru-RU"/>
         </w:rPr>
-        <w:t>Критическая: база не зап</w:t>
-      </w:r>
-      <w:r>
-        <w:rPr>
-          <w:lang w:val="ru-RU"/>
-        </w:rPr>
-        <w:t>ускается, теряются данные или расходятся движения. Высокая: нельзя выполнить продажу или бронь, продаётся чужой резерв, обходятся права. Обычная: нарушен отдельный сценарий с доступным обходом. Низкая: опечатка или оформление без потери доступа и искажения</w:t>
-      </w:r>
-      <w:r>
-        <w:rPr>
-          <w:lang w:val="ru-RU"/>
-        </w:rPr>
-        <w:t xml:space="preserve"> данных.</w:t>
+        <w:t>Критическая: база не запускается, теряются данные или расходятся движения. Высокая: нельзя выполнить продажу или бронь, продаётся чужой резерв, обходятся права. Обычная: нарушен отдельный сценарий с доступным обходом. Низкая: опечатка или оформление без потери доступа и искажения данных.</w:t>
       </w:r>
     </w:p>
     <w:p>
@@ -20440,13 +19858,7 @@
           <w:lang w:val="ru-RU"/>
         </w:rPr>
         <w:lastRenderedPageBreak/>
-        <w:t>9 Критерии готовности и повторн</w:t>
-      </w:r>
-      <w:r>
-        <w:rPr>
-          <w:lang w:val="ru-RU"/>
-        </w:rPr>
-        <w:t>ая проверка</w:t>
+        <w:t>9 Критерии готовности и повторная проверка</w:t>
       </w:r>
       <w:bookmarkEnd w:id="9"/>
     </w:p>
@@ -20483,13 +19895,7 @@
         <w:rPr>
           <w:lang w:val="ru-RU"/>
         </w:rPr>
-        <w:t>-теста успешны и записаны в журнале. Нет открытых критических и высоких дефектов. После теста восстановлены контрольные остатки и отсутствуют лишние проведённые док</w:t>
-      </w:r>
-      <w:r>
-        <w:rPr>
-          <w:lang w:val="ru-RU"/>
-        </w:rPr>
-        <w:t>ументы или активные резервы.</w:t>
+        <w:t>-теста успешны и записаны в журнале. Нет открытых критических и высоких дефектов. После теста восстановлены контрольные остатки и отсутствуют лишние проведённые документы или активные резервы.</w:t>
       </w:r>
     </w:p>
     <w:p>
@@ -20516,13 +19922,7 @@
         <w:rPr>
           <w:lang w:val="ru-RU"/>
         </w:rPr>
-        <w:t xml:space="preserve">Все 12 пользовательских сценариев имеют результат, исполнителя, дату и доказательства. Неуспешные и заблокированные сценарии перечислены отдельно с причинами. Низкие и обычные дефекты </w:t>
-      </w:r>
-      <w:r>
-        <w:rPr>
-          <w:lang w:val="ru-RU"/>
-        </w:rPr>
-        <w:t>допускаются к показу только с явным описанием влияния и согласованным решением автора проекта.</w:t>
+        <w:t>Все 12 пользовательских сценариев имеют результат, исполнителя, дату и доказательства. Неуспешные и заблокированные сценарии перечислены отдельно с причинами. Низкие и обычные дефекты допускаются к показу только с явным описанием влияния и согласованным решением автора проекта.</w:t>
       </w:r>
     </w:p>
     <w:tbl>
@@ -20793,13 +20193,7 @@
               <w:rPr>
                 <w:sz w:val="21"/>
               </w:rPr>
-              <w:t>B01–B28 и BF01–BF06, SM07–SM11</w:t>
-            </w:r>
-            <w:r>
-              <w:rPr>
-                <w:sz w:val="21"/>
-              </w:rPr>
-              <w:t>, MS02–MS04.</w:t>
+              <w:t>B01–B28 и BF01–BF06, SM07–SM11, MS02–MS04.</w:t>
             </w:r>
           </w:p>
         </w:tc>
@@ -21129,13 +20523,7 @@
         <w:rPr>
           <w:lang w:val="ru-RU"/>
         </w:rPr>
-        <w:t xml:space="preserve">По </w:t>
-      </w:r>
-      <w:r>
-        <w:rPr>
-          <w:lang w:val="ru-RU"/>
-        </w:rPr>
-        <w:t xml:space="preserve">сохранённым протоколам автоматическая регрессия версии 1.2.0 содержит 83 успешные проверки. Ручной прогон от 24.10.2026 не завершён: успешен </w:t>
+        <w:t xml:space="preserve">По сохранённым протоколам автоматическая регрессия версии 1.2.0 содержит 83 успешные проверки. Ручной прогон от 24.10.2026 не завершён: успешен </w:t>
       </w:r>
       <w:r>
         <w:t>SM</w:t>
@@ -21171,13 +20559,7 @@
         <w:rPr>
           <w:lang w:val="ru-RU"/>
         </w:rPr>
-        <w:t>07 подтверждены снимками. Ни один подробный пользовательский сценарий полно</w:t>
-      </w:r>
-      <w:r>
-        <w:rPr>
-          <w:lang w:val="ru-RU"/>
-        </w:rPr>
-        <w:t>стью не завершён. Допуск по критериям ручной приёмки пока не подтверждён.</w:t>
+        <w:t>07 подтверждены снимками. Ни один подробный пользовательский сценарий полностью не завершён. Допуск по критериям ручной приёмки пока не подтверждён.</w:t>
       </w:r>
     </w:p>
     <w:p>
@@ -21190,13 +20572,7 @@
         <w:rPr>
           <w:lang w:val="ru-RU"/>
         </w:rPr>
-        <w:t>Приложение А сохраняет исходные результаты автоматизации. Приложение Б показывает реальные снимки ранней версии только как иллюстрации. Они не подменяют новые доказательства выполнен</w:t>
-      </w:r>
-      <w:r>
-        <w:rPr>
-          <w:lang w:val="ru-RU"/>
-        </w:rPr>
-        <w:t>ия ручных шагов.</w:t>
+        <w:t>Приложение А сохраняет исходные результаты автоматизации. Приложение Б показывает реальные снимки ранней версии только как иллюстрации. Они не подменяют новые доказательства выполнения ручных шагов.</w:t>
       </w:r>
     </w:p>
     <w:p>
@@ -21249,13 +20625,7 @@
         <w:rPr>
           <w:lang w:val="ru-RU"/>
         </w:rPr>
-        <w:t>. Изолированные организация и склад, молоко по 90 руб./л, начальный складской остаток 75 л. Проверки выполняются последовательно; временные документы удалены после прогона</w:t>
-      </w:r>
-      <w:r>
-        <w:rPr>
-          <w:lang w:val="ru-RU"/>
-        </w:rPr>
-        <w:t xml:space="preserve">. </w:t>
+        <w:t xml:space="preserve">. Изолированные организация и склад, молоко по 90 руб./л, начальный складской остаток 75 л. Проверки выполняются последовательно; временные документы удалены после прогона. </w:t>
       </w:r>
       <w:r>
         <w:t>В таблице приведены ожидаемые значения, совпавшие с фактическими.</w:t>
@@ -22095,14 +21465,7 @@
                 <w:sz w:val="21"/>
                 <w:lang w:val="ru-RU"/>
               </w:rPr>
-              <w:t xml:space="preserve">Повторяющиеся строки брони проверены </w:t>
-            </w:r>
-            <w:r>
-              <w:rPr>
-                <w:sz w:val="21"/>
-                <w:lang w:val="ru-RU"/>
-              </w:rPr>
-              <w:t>суммарно</w:t>
+              <w:t>Повторяющиеся строки брони проверены суммарно</w:t>
             </w:r>
           </w:p>
         </w:tc>
@@ -23135,13 +22498,7 @@
               <w:rPr>
                 <w:sz w:val="21"/>
               </w:rPr>
-              <w:t xml:space="preserve">Склад 75; </w:t>
-            </w:r>
-            <w:r>
-              <w:rPr>
-                <w:sz w:val="21"/>
-              </w:rPr>
-              <w:t>резерв 0; свободно 75</w:t>
+              <w:t>Склад 75; резерв 0; свободно 75</w:t>
             </w:r>
           </w:p>
         </w:tc>
@@ -23232,13 +22589,7 @@
         <w:rPr>
           <w:lang w:val="ru-RU"/>
         </w:rPr>
-        <w:t xml:space="preserve">. Изолированные организация и склад, молоко по 90 руб./л, начальный складской остаток 75 л. Проверки выполняются последовательно; </w:t>
-      </w:r>
-      <w:r>
-        <w:rPr>
-          <w:lang w:val="ru-RU"/>
-        </w:rPr>
-        <w:t xml:space="preserve">временные документы удалены после прогона. </w:t>
+        <w:t xml:space="preserve">. Изолированные организация и склад, молоко по 90 руб./л, начальный складской остаток 75 л. Проверки выполняются последовательно; временные документы удалены после прогона. </w:t>
       </w:r>
       <w:r>
         <w:t>В таблице приведены ожидаемые значения, совпавшие с фактическими.</w:t>
@@ -24082,14 +23433,7 @@
                 <w:sz w:val="21"/>
                 <w:lang w:val="ru-RU"/>
               </w:rPr>
-              <w:t xml:space="preserve">Повторная </w:t>
-            </w:r>
-            <w:r>
-              <w:rPr>
-                <w:sz w:val="21"/>
-                <w:lang w:val="ru-RU"/>
-              </w:rPr>
-              <w:t>продажа одной брони отклонена</w:t>
+              <w:t>Повторная продажа одной брони отклонена</w:t>
             </w:r>
           </w:p>
         </w:tc>
@@ -24589,14 +23933,7 @@
                 <w:sz w:val="21"/>
                 <w:lang w:val="ru-RU"/>
               </w:rPr>
-              <w:t xml:space="preserve">Последующая отмена </w:t>
-            </w:r>
-            <w:r>
-              <w:rPr>
-                <w:sz w:val="21"/>
-                <w:lang w:val="ru-RU"/>
-              </w:rPr>
-              <w:t>брони освобождает товар</w:t>
+              <w:t>Последующая отмена брони освобождает товар</w:t>
             </w:r>
           </w:p>
         </w:tc>
@@ -25389,14 +24726,7 @@
                 <w:sz w:val="21"/>
                 <w:lang w:val="ru-RU"/>
               </w:rPr>
-              <w:t xml:space="preserve">Есть команды продажи и отмены; состояние </w:t>
-            </w:r>
-            <w:r>
-              <w:rPr>
-                <w:sz w:val="21"/>
-                <w:lang w:val="ru-RU"/>
-              </w:rPr>
-              <w:t>Забронирована.</w:t>
+              <w:t>Есть команды продажи и отмены; состояние Забронирована.</w:t>
             </w:r>
           </w:p>
         </w:tc>
@@ -25691,14 +25021,7 @@
                 <w:sz w:val="21"/>
                 <w:lang w:val="ru-RU"/>
               </w:rPr>
-              <w:t xml:space="preserve">Бронь перестала действовать; резерв </w:t>
-            </w:r>
-            <w:r>
-              <w:rPr>
-                <w:sz w:val="21"/>
-                <w:lang w:val="ru-RU"/>
-              </w:rPr>
-              <w:t>снят.</w:t>
+              <w:t>Бронь перестала действовать; резерв снят.</w:t>
             </w:r>
           </w:p>
         </w:tc>
@@ -25916,13 +25239,7 @@
         <w:rPr>
           <w:lang w:val="ru-RU"/>
         </w:rPr>
-        <w:t xml:space="preserve">Все шесть сценариев вызывают обработчики управляемых форм программно. Это проверка кода команд, а не </w:t>
-      </w:r>
-      <w:r>
-        <w:rPr>
-          <w:lang w:val="ru-RU"/>
-        </w:rPr>
-        <w:t xml:space="preserve">воспроизведение щелчков мышью. Результаты сохранены в </w:t>
+        <w:t xml:space="preserve">Все шесть сценариев вызывают обработчики управляемых форм программно. Это проверка кода команд, а не воспроизведение щелчков мышью. Результаты сохранены в </w:t>
       </w:r>
       <w:r>
         <w:t>reservation</w:t>
@@ -26046,14 +25363,7 @@
             <w:sz w:val="20"/>
             <w:u w:val="single"/>
           </w:rPr>
-          <w:t>r</w:t>
-        </w:r>
-        <w:r>
-          <w:rPr>
-            <w:sz w:val="20"/>
-            <w:u w:val="single"/>
-          </w:rPr>
-          <w:t>eservation-form-tests.txt</w:t>
+          <w:t>reservation-form-tests.txt</w:t>
         </w:r>
       </w:hyperlink>
     </w:p>
@@ -26266,14 +25576,7 @@
                 <w:b/>
                 <w:sz w:val="21"/>
               </w:rPr>
-              <w:t>Фак</w:t>
-            </w:r>
-            <w:r>
-              <w:rPr>
-                <w:b/>
-                <w:sz w:val="21"/>
-              </w:rPr>
-              <w:t>тически</w:t>
+              <w:t>Фактически</w:t>
             </w:r>
           </w:p>
         </w:tc>
@@ -27052,13 +26355,7 @@
               <w:rPr>
                 <w:sz w:val="21"/>
               </w:rPr>
-              <w:t xml:space="preserve">Прочитать </w:t>
-            </w:r>
-            <w:r>
-              <w:rPr>
-                <w:sz w:val="21"/>
-              </w:rPr>
-              <w:t>фотографию сметаны</w:t>
+              <w:t>Прочитать фотографию сметаны</w:t>
             </w:r>
           </w:p>
         </w:tc>
@@ -27417,14 +26714,7 @@
                 <w:sz w:val="21"/>
                 <w:lang w:val="ru-RU"/>
               </w:rPr>
-              <w:t xml:space="preserve">Записать расход с нулевым </w:t>
-            </w:r>
-            <w:r>
-              <w:rPr>
-                <w:sz w:val="21"/>
-                <w:lang w:val="ru-RU"/>
-              </w:rPr>
-              <w:t>количеством</w:t>
+              <w:t>Записать расход с нулевым количеством</w:t>
             </w:r>
           </w:p>
         </w:tc>
@@ -28279,14 +27569,7 @@
                 <w:sz w:val="21"/>
                 <w:lang w:val="ru-RU"/>
               </w:rPr>
-              <w:t xml:space="preserve">Остаток уменьшился с 75 до </w:t>
-            </w:r>
-            <w:r>
-              <w:rPr>
-                <w:sz w:val="21"/>
-                <w:lang w:val="ru-RU"/>
-              </w:rPr>
-              <w:t>74 л</w:t>
+              <w:t>Остаток уменьшился с 75 до 74 л</w:t>
             </w:r>
           </w:p>
         </w:tc>
@@ -29040,13 +28323,7 @@
               <w:rPr>
                 <w:sz w:val="21"/>
               </w:rPr>
-              <w:t xml:space="preserve">4 </w:t>
-            </w:r>
-            <w:r>
-              <w:rPr>
-                <w:sz w:val="21"/>
-              </w:rPr>
-              <w:t>890 руб.</w:t>
+              <w:t>4 890 руб.</w:t>
             </w:r>
           </w:p>
         </w:tc>
@@ -29102,13 +28379,7 @@
         <w:rPr>
           <w:lang w:val="ru-RU"/>
         </w:rPr>
-        <w:t>Выполнено 10 проверок форм. Сценарии программно получа</w:t>
-      </w:r>
-      <w:r>
-        <w:rPr>
-          <w:lang w:val="ru-RU"/>
-        </w:rPr>
-        <w:t xml:space="preserve">ют и открывают реальные формы 1С, вызывают обработчики команд и проверяют результат. </w:t>
+        <w:t xml:space="preserve">Выполнено 10 проверок форм. Сценарии программно получают и открывают реальные формы 1С, вызывают обработчики команд и проверяют результат. </w:t>
       </w:r>
       <w:r>
         <w:t>Все 10 записей протокола form-tests.txt имеют статус PASS.</w:t>
@@ -29372,14 +28643,7 @@
                 <w:sz w:val="21"/>
                 <w:lang w:val="ru-RU"/>
               </w:rPr>
-              <w:t xml:space="preserve">Форма с полем </w:t>
-            </w:r>
-            <w:r>
-              <w:rPr>
-                <w:sz w:val="21"/>
-                <w:lang w:val="ru-RU"/>
-              </w:rPr>
-              <w:t>фотографии создана</w:t>
+              <w:t>Форма с полем фотографии создана</w:t>
             </w:r>
           </w:p>
         </w:tc>
@@ -30069,13 +29333,7 @@
               <w:rPr>
                 <w:sz w:val="21"/>
               </w:rPr>
-              <w:t xml:space="preserve">Итог </w:t>
-            </w:r>
-            <w:r>
-              <w:rPr>
-                <w:sz w:val="21"/>
-              </w:rPr>
-              <w:t>180 руб.; после удаления 0</w:t>
+              <w:t>Итог 180 руб.; после удаления 0</w:t>
             </w:r>
           </w:p>
         </w:tc>
@@ -30321,14 +29579,7 @@
                 <w:sz w:val="21"/>
                 <w:lang w:val="ru-RU"/>
               </w:rPr>
-              <w:t xml:space="preserve">Повторное открытие страницы и справочников без </w:t>
-            </w:r>
-            <w:r>
-              <w:rPr>
-                <w:sz w:val="21"/>
-                <w:lang w:val="ru-RU"/>
-              </w:rPr>
-              <w:t>ошибки</w:t>
+              <w:t>Повторное открытие страницы и справочников без ошибки</w:t>
             </w:r>
           </w:p>
         </w:tc>
@@ -30541,13 +29792,7 @@
         <w:rPr>
           <w:lang w:val="ru-RU"/>
         </w:rPr>
-        <w:t xml:space="preserve">10 </w:t>
-      </w:r>
-      <w:r>
-        <w:rPr>
-          <w:lang w:val="ru-RU"/>
-        </w:rPr>
-        <w:t>проверяют открытие страниц разделов и их команды. Они не воспроизводят нажатия мышью на верхнюю панель разделов. Переход по одному щелчку, читаемость полей и расположение элементов следует проверить вручную.</w:t>
+        <w:t>10 проверяют открытие страниц разделов и их команды. Они не воспроизводят нажатия мышью на верхнюю панель разделов. Переход по одному щелчку, читаемость полей и расположение элементов следует проверить вручную.</w:t>
       </w:r>
     </w:p>
     <w:p>
@@ -30573,13 +29818,7 @@
         <w:rPr>
           <w:lang w:val="ru-RU"/>
         </w:rPr>
-        <w:t>Под пользовате</w:t>
-      </w:r>
-      <w:r>
-        <w:rPr>
-          <w:lang w:val="ru-RU"/>
-        </w:rPr>
-        <w:t xml:space="preserve">лями Покупка и Продажа выполнено по девять проверок. Получено 18 записей </w:t>
+        <w:t xml:space="preserve">Под пользователями Покупка и Продажа выполнено по девять проверок. Получено 18 записей </w:t>
       </w:r>
       <w:r>
         <w:t>PASS</w:t>
@@ -31801,13 +31040,7 @@
         <w:rPr>
           <w:lang w:val="ru-RU"/>
         </w:rPr>
-        <w:t xml:space="preserve">Во всех строках </w:t>
-      </w:r>
-      <w:r>
-        <w:rPr>
-          <w:lang w:val="ru-RU"/>
-        </w:rPr>
-        <w:t xml:space="preserve">таблицы фактические значения совпали с ожидаемыми. Протоколы: </w:t>
+        <w:t xml:space="preserve">Во всех строках таблицы фактические значения совпали с ожидаемыми. Протоколы: </w:t>
       </w:r>
       <w:r>
         <w:t>role</w:t>
@@ -31859,13 +31092,7 @@
         <w:rPr>
           <w:lang w:val="ru-RU"/>
         </w:rPr>
-        <w:t xml:space="preserve">07 включает открытие страницы своего раздела, организаций, складов и соответствующего справочника контрагентов. В Покупке открываются поставщики, в Продаже </w:t>
-      </w:r>
-      <w:r>
-        <w:rPr>
-          <w:lang w:val="ru-RU"/>
-        </w:rPr>
-        <w:t>покупатели.</w:t>
+        <w:t>07 включает открытие страницы своего раздела, организаций, складов и соответствующего справочника контрагентов. В Покупке открываются поставщики, в Продаже покупатели.</w:t>
       </w:r>
     </w:p>
     <w:p>
@@ -31917,10 +31144,7 @@
         <w:t xml:space="preserve">04 обращаются к разрешениям метаданных. Они подтверждают настройку прав, но не заменяют ручную попытку проведения документа под каждой ролью. </w:t>
       </w:r>
       <w:r>
-        <w:t xml:space="preserve">Основные сценарии учёта выполнялись под </w:t>
-      </w:r>
-      <w:r>
-        <w:t>администратором.</w:t>
+        <w:t>Основные сценарии учёта выполнялись под администратором.</w:t>
       </w:r>
     </w:p>
     <w:p>
@@ -32681,13 +31905,7 @@
         <w:rPr>
           <w:lang w:val="ru-RU"/>
         </w:rPr>
-        <w:t xml:space="preserve">Штатная проверка конфигурации не </w:t>
-      </w:r>
-      <w:r>
-        <w:rPr>
-          <w:lang w:val="ru-RU"/>
-        </w:rPr>
-        <w:t>обнаружила ошибок. Во всех автоматических сценариях ожидаемые и фактические результаты совпали. Новые прогоны версии 1.2.0 выполнены 23 октября 2026 года; результаты бронирования приведены в приложениях А1–А3.</w:t>
+        <w:t>Штатная проверка конфигурации не обнаружила ошибок. Во всех автоматических сценариях ожидаемые и фактические результаты совпали. Новые прогоны версии 1.2.0 выполнены 23 октября 2026 года; результаты бронирования приведены в приложениях А1–А3.</w:t>
       </w:r>
     </w:p>
     <w:p>
@@ -32714,13 +31932,7 @@
         <w:rPr>
           <w:lang w:val="ru-RU"/>
         </w:rPr>
-        <w:t>Использованы шесть исходных п</w:t>
-      </w:r>
-      <w:r>
-        <w:rPr>
-          <w:lang w:val="ru-RU"/>
-        </w:rPr>
-        <w:t xml:space="preserve">ротоколов в папке Протоколы и соответствующие модули конфигурации. Повторение после восстановления </w:t>
+        <w:t xml:space="preserve">Использованы шесть исходных протоколов в папке Протоколы и соответствующие модули конфигурации. Повторение после восстановления </w:t>
       </w:r>
       <w:r>
         <w:t>DT</w:t>
@@ -32756,13 +31968,7 @@
         <w:rPr>
           <w:lang w:val="ru-RU"/>
         </w:rPr>
-        <w:t xml:space="preserve"> подтверждает запрет печати и сохранения табличного документа в уч</w:t>
-      </w:r>
-      <w:r>
-        <w:rPr>
-          <w:lang w:val="ru-RU"/>
-        </w:rPr>
-        <w:t>ебной лицензии.</w:t>
+        <w:t xml:space="preserve"> подтверждает запрет печати и сохранения табличного документа в учебной лицензии.</w:t>
       </w:r>
     </w:p>
     <w:p>
@@ -32874,13 +32080,7 @@
         <w:rPr>
           <w:lang w:val="ru-RU"/>
         </w:rPr>
-        <w:t xml:space="preserve">Снимок сделан до </w:t>
-      </w:r>
-      <w:r>
-        <w:rPr>
-          <w:lang w:val="ru-RU"/>
-        </w:rPr>
-        <w:t xml:space="preserve">добавления бронирования. Видны команды документов, журналы, продукция, цены и отчёты. Новые команды проверены сценарием </w:t>
+        <w:t xml:space="preserve">Снимок сделан до добавления бронирования. Видны команды документов, журналы, продукция, цены и отчёты. Новые команды проверены сценарием </w:t>
       </w:r>
       <w:r>
         <w:t>BF</w:t>
@@ -33015,13 +32215,7 @@
         <w:rPr>
           <w:lang w:val="ru-RU"/>
         </w:rPr>
-        <w:t>03: молоко 75 л, творог 15 кг, сметана 12 кг. На снимке показан результат отчёта ранней версии; контрольные значения сохранены в версии 1.2.0. Проверка формирования отчёт</w:t>
-      </w:r>
-      <w:r>
-        <w:rPr>
-          <w:lang w:val="ru-RU"/>
-        </w:rPr>
-        <w:t xml:space="preserve">а и отбора по складу описана в сценарии </w:t>
+        <w:t xml:space="preserve">03: молоко 75 л, творог 15 кг, сметана 12 кг. На снимке показан результат отчёта ранней версии; контрольные значения сохранены в версии 1.2.0. Проверка формирования отчёта и отбора по складу описана в сценарии </w:t>
       </w:r>
       <w:r>
         <w:t>F</w:t>
@@ -33068,10 +32262,7 @@
         <w:t xml:space="preserve">-20261024-01 от 24 октября 2026 года не завершён. В этом приложении зафиксированы только наблюдавшиеся результаты. </w:t>
       </w:r>
       <w:r>
-        <w:t>83 исторические автоматические про</w:t>
-      </w:r>
-      <w:r>
-        <w:t>верки учитываются отдельно.</w:t>
+        <w:t>83 исторические автоматические проверки учитываются отдельно.</w:t>
       </w:r>
     </w:p>
     <w:tbl>
@@ -33346,14 +32537,7 @@
                 <w:sz w:val="21"/>
                 <w:lang w:val="ru-RU"/>
               </w:rPr>
-              <w:t xml:space="preserve">, управление интерфейсом с разрешения </w:t>
-            </w:r>
-            <w:r>
-              <w:rPr>
-                <w:sz w:val="21"/>
-                <w:lang w:val="ru-RU"/>
-              </w:rPr>
-              <w:t>пользователя; роль Администратор</w:t>
+              <w:t>, управление интерфейсом с разрешения пользователя; роль Администратор</w:t>
             </w:r>
           </w:p>
         </w:tc>
@@ -33631,13 +32815,7 @@
         <w:rPr>
           <w:lang w:val="ru-RU"/>
         </w:rPr>
-        <w:t>07 подтверждены частично. Ни один из 12 п</w:t>
-      </w:r>
-      <w:r>
-        <w:rPr>
-          <w:lang w:val="ru-RU"/>
-        </w:rPr>
-        <w:t>одробных пользовательских сценариев не завершён полностью. Новых подтверждённых дефектов конфигурации нет; отсутствие найденных дефектов не является заключением о готовности. Программные вызовы обработчиков для этих наблюдений не использовались.</w:t>
+        <w:t>07 подтверждены частично. Ни один из 12 подробных пользовательских сценариев не завершён полностью. Новых подтверждённых дефектов конфигурации нет; отсутствие найденных дефектов не является заключением о готовности. Программные вызовы обработчиков для этих наблюдений не использовались.</w:t>
       </w:r>
     </w:p>
     <w:p>
@@ -33651,14 +32829,7 @@
           <w:b/>
           <w:lang w:val="ru-RU"/>
         </w:rPr>
-        <w:t>В тестовой</w:t>
-      </w:r>
-      <w:r>
-        <w:rPr>
-          <w:b/>
-          <w:lang w:val="ru-RU"/>
-        </w:rPr>
-        <w:t xml:space="preserve"> копии остаётся проведённая бронь №000000001 на 20 л молока: склад 75, резерв 20, свободно 55 л. Открыт незавершённый черновик обычной продажи. Возврат к </w:t>
+        <w:t xml:space="preserve">В тестовой копии остаётся проведённая бронь №000000001 на 20 л молока: склад 75, резерв 20, свободно 55 л. Открыт незавершённый черновик обычной продажи. Возврат к </w:t>
       </w:r>
       <w:r>
         <w:rPr>
@@ -33710,13 +32881,7 @@
         <w:rPr>
           <w:lang w:val="ru-RU"/>
         </w:rPr>
-        <w:t>Далее требуется проверить продажу сверх свободно</w:t>
-      </w:r>
-      <w:r>
-        <w:rPr>
-          <w:lang w:val="ru-RU"/>
-        </w:rPr>
-        <w:t xml:space="preserve">го остатка, отмену и продажу брони, восстановить </w:t>
+        <w:t xml:space="preserve">Далее требуется проверить продажу сверх свободного остатка, отмену и продажу брони, восстановить </w:t>
       </w:r>
       <w:r>
         <w:t>S</w:t>
@@ -33776,13 +32941,7 @@
         <w:rPr>
           <w:lang w:val="ru-RU"/>
         </w:rPr>
-        <w:t xml:space="preserve"> ве</w:t>
-      </w:r>
-      <w:r>
-        <w:rPr>
-          <w:lang w:val="ru-RU"/>
-        </w:rPr>
-        <w:t>рсии 1.2.0 восстановлен в отдельную файловую базу. Штатный журнал сообщает об успешном завершении загрузки. Восстановление выполнено командной строкой; диалог загрузки через Конфигуратор вручную не проверялся.</w:t>
+        <w:t xml:space="preserve"> версии 1.2.0 восстановлен в отдельную файловую базу. Штатный журнал сообщает об успешном завершении загрузки. Восстановление выполнено командной строкой; диалог загрузки через Конфигуратор вручную не проверялся.</w:t>
       </w:r>
     </w:p>
     <w:p>
@@ -33848,13 +33007,7 @@
         <w:rPr>
           <w:lang w:val="ru-RU"/>
         </w:rPr>
-        <w:t>01 Ус</w:t>
-      </w:r>
-      <w:r>
-        <w:rPr>
-          <w:lang w:val="ru-RU"/>
-        </w:rPr>
-        <w:t>пешно</w:t>
+        <w:t>01 Успешно</w:t>
       </w:r>
     </w:p>
     <w:p>
@@ -33946,13 +33099,7 @@
         <w:rPr>
           <w:lang w:val="ru-RU"/>
         </w:rPr>
-        <w:t>Страницы Покупка и Продажа открыты щелчками; на снимках видны соответствующие наборы команд. Т</w:t>
-      </w:r>
-      <w:r>
-        <w:rPr>
-          <w:lang w:val="ru-RU"/>
-        </w:rPr>
-        <w:t>ри полных повторных цикла переключения не подтверждены. Проверка при уменьшенном окне не выполнена.</w:t>
+        <w:t>Страницы Покупка и Продажа открыты щелчками; на снимках видны соответствующие наборы команд. Три полных повторных цикла переключения не подтверждены. Проверка при уменьшенном окне не выполнена.</w:t>
       </w:r>
     </w:p>
     <w:p>
@@ -34017,13 +33164,7 @@
         <w:rPr>
           <w:lang w:val="ru-RU"/>
         </w:rPr>
-        <w:t xml:space="preserve"> и журнал действий сохранены в папке прогона </w:t>
-      </w:r>
-      <w:r>
-        <w:rPr>
-          <w:lang w:val="ru-RU"/>
-        </w:rPr>
-        <w:t>Протоколы/Ручные/</w:t>
+        <w:t xml:space="preserve"> и журнал действий сохранены в папке прогона Протоколы/Ручные/</w:t>
       </w:r>
       <w:r>
         <w:t>RUN</w:t>
@@ -34089,21 +33230,12 @@
         <w:rPr>
           <w:lang w:val="ru-RU"/>
         </w:rPr>
-        <w:t>В отчёте на 24.10.2026 23:59:59 без отборов видны молоко 75 л, творог 15 кг, сметана 1</w:t>
-      </w:r>
-      <w:r>
-        <w:rPr>
-          <w:lang w:val="ru-RU"/>
-        </w:rPr>
-        <w:t>2 кг. Резервы равны нулю, свободное количество равно складскому. Цена молока 90 руб. подставилась в строку брони. Список всех трёх цен, отборы и исходный отчёт продаж на 4890 руб. в этом прогоне не проверены.</w:t>
+        <w:t>В отчёте на 24.10.2026 23:59:59 без отборов видны молоко 75 л, творог 15 кг, сметана 12 кг. Резервы равны нулю, свободное количество равно складскому. Цена молока 90 руб. подставилась в строку брони. Список всех трёх цен, отборы и исходный отчёт продаж на 4890 руб. в этом прогоне не проверены.</w:t>
       </w:r>
     </w:p>
     <w:p>
       <w:r>
-        <w:t>Доказательства: report-resume.png; booking-post</w:t>
-      </w:r>
-      <w:r>
-        <w:t>ed-clean.png.</w:t>
+        <w:t>Доказательства: report-resume.png; booking-posted-clean.png.</w:t>
       </w:r>
     </w:p>
     <w:p>
@@ -34142,13 +33274,7 @@
         <w:rPr>
           <w:lang w:val="ru-RU"/>
         </w:rPr>
-        <w:t>Через интерфейс создана бронь №000000001 от 24.10.2026 10:33:49. Организация Молочная ферма Луговая, Холодильный склад, покупатель Магазин Свежие продукты. Молоко 20 л, цена 90 руб., сумма 18</w:t>
-      </w:r>
-      <w:r>
-        <w:rPr>
-          <w:lang w:val="ru-RU"/>
-        </w:rPr>
-        <w:t>00 руб. После записи без проведения состояние Не действует; отчёт показывает 75 / 0 / 75.</w:t>
+        <w:t>Через интерфейс создана бронь №000000001 от 24.10.2026 10:33:49. Организация Молочная ферма Луговая, Холодильный склад, покупатель Магазин Свежие продукты. Молоко 20 л, цена 90 руб., сумма 1800 руб. После записи без проведения состояние Не действует; отчёт показывает 75 / 0 / 75.</w:t>
       </w:r>
     </w:p>
     <w:p>
@@ -34192,13 +33318,7 @@
         <w:rPr>
           <w:lang w:val="ru-RU"/>
         </w:rPr>
-        <w:t>Та же бронь проведена к</w:t>
-      </w:r>
-      <w:r>
-        <w:rPr>
-          <w:lang w:val="ru-RU"/>
-        </w:rPr>
-        <w:t>нопкой формы. Состояние Забронирована. Отчёт на 24.10.2026 показывает склад 75 л, резерв 20 л, свободно 55 л; творог и сметана без изменений. Проверка под пользователем Продажа ещё не выполнена.</w:t>
+        <w:t>Та же бронь проведена кнопкой формы. Состояние Забронирована. Отчёт на 24.10.2026 показывает склад 75 л, резерв 20 л, свободно 55 л; творог и сметана без изменений. Проверка под пользователем Продажа ещё не выполнена.</w:t>
       </w:r>
     </w:p>
     <w:p>
@@ -34330,13 +33450,7 @@
         <w:rPr>
           <w:lang w:val="ru-RU"/>
         </w:rPr>
-        <w:t>Бронь №000000001 записана без проведения. На форме указан</w:t>
-      </w:r>
-      <w:r>
-        <w:rPr>
-          <w:lang w:val="ru-RU"/>
-        </w:rPr>
-        <w:t>о, что она не действует; в отчёте резерва нет.</w:t>
+        <w:t>Бронь №000000001 записана без проведения. На форме указано, что она не действует; в отчёте резерва нет.</w:t>
       </w:r>
     </w:p>
     <w:p>
@@ -34487,13 +33601,7 @@
         <w:rPr>
           <w:lang w:val="ru-RU"/>
         </w:rPr>
-        <w:t>Та же бронь проведена под Администратором. Состояние изме</w:t>
-      </w:r>
-      <w:r>
-        <w:rPr>
-          <w:lang w:val="ru-RU"/>
-        </w:rPr>
-        <w:t>нилось на Забронирована; 20 л исключены из свободного остатка.</w:t>
+        <w:t>Та же бронь проведена под Администратором. Состояние изменилось на Забронирована; 20 л исключены из свободного остатка.</w:t>
       </w:r>
     </w:p>
     <w:p>
@@ -34621,13 +33729,7 @@
         <w:rPr>
           <w:lang w:val="ru-RU"/>
         </w:rPr>
-        <w:t>Порядок значений: на складе / в резерве / свободно. В исходном окне загол</w:t>
-      </w:r>
-      <w:r>
-        <w:rPr>
-          <w:lang w:val="ru-RU"/>
-        </w:rPr>
-        <w:t xml:space="preserve">овок последней колонки частично уходит за правую границу; сами значения 55, 15 и 12 видны. </w:t>
+        <w:t xml:space="preserve">Порядок значений: на складе / в резерве / свободно. В исходном окне заголовок последней колонки частично уходит за правую границу; сами значения 55, 15 и 12 видны. </w:t>
       </w:r>
       <w:r>
         <w:t>Снимки не содержат дорисованных элементов или изменённых значений.</w:t>
@@ -35415,11 +34517,6 @@
     <w:lsdException w:name="Book Title" w:uiPriority="33" w:qFormat="1"/>
     <w:lsdException w:name="Bibliography" w:semiHidden="1" w:uiPriority="37" w:unhideWhenUsed="1"/>
     <w:lsdException w:name="TOC Heading" w:semiHidden="1" w:uiPriority="39" w:unhideWhenUsed="1" w:qFormat="1"/>
-    <w:lsdException w:name="Plain Table 5" w:semiHidden="1" w:unhideWhenUsed="1"/>
-    <w:lsdException w:name="Grid Table Light" w:semiHidden="1" w:unhideWhenUsed="1"/>
-    <w:lsdException w:name="Grid Table 1 Light" w:semiHidden="1" w:unhideWhenUsed="1"/>
-    <w:lsdException w:name="Grid Table 2" w:semiHidden="1" w:unhideWhenUsed="1"/>
-    <w:lsdException w:name="Grid Table 3" w:semiHidden="1" w:unhideWhenUsed="1"/>
     <w:lsdException w:name="Grid Table 4" w:uiPriority="49"/>
     <w:lsdException w:name="Grid Table 5 Dark" w:uiPriority="50"/>
     <w:lsdException w:name="Grid Table 6 Colorful" w:uiPriority="51"/>

--- a/Документация/04_Тестирование/Документация_по_тестированию.docx
+++ b/Документация/04_Тестирование/Документация_по_тестированию.docx
@@ -1,6 +1,6 @@
 
 <file path=word/document.xml><?xml version="1.0" encoding="utf-8"?>
-<w:document xmlns:wpc="http://schemas.microsoft.com/office/word/2010/wordprocessingCanvas" xmlns:cx="http://schemas.microsoft.com/office/drawing/2014/chartex" xmlns:cx1="http://schemas.microsoft.com/office/drawing/2015/9/8/chartex" xmlns:cx2="http://schemas.microsoft.com/office/drawing/2015/10/21/chartex" xmlns:cx3="http://schemas.microsoft.com/office/drawing/2016/5/9/chartex" xmlns:cx4="http://schemas.microsoft.com/office/drawing/2016/5/10/chartex" xmlns:cx5="http://schemas.microsoft.com/office/drawing/2016/5/11/chartex" xmlns:cx6="http://schemas.microsoft.com/office/drawing/2016/5/12/chartex" xmlns:cx7="http://schemas.microsoft.com/office/drawing/2016/5/13/chartex" xmlns:cx8="http://schemas.microsoft.com/office/drawing/2016/5/14/chartex" xmlns:mc="http://schemas.openxmlformats.org/markup-compatibility/2006" xmlns:aink="http://schemas.microsoft.com/office/drawing/2016/ink" xmlns:am3d="http://schemas.microsoft.com/office/drawing/2017/model3d" xmlns:o="urn:schemas-microsoft-com:office:office" xmlns:r="http://schemas.openxmlformats.org/officeDocument/2006/relationships" xmlns:m="http://schemas.openxmlformats.org/officeDocument/2006/math" xmlns:v="urn:schemas-microsoft-com:vml" xmlns:wp14="http://schemas.microsoft.com/office/word/2010/wordprocessingDrawing" xmlns:wp="http://schemas.openxmlformats.org/drawingml/2006/wordprocessingDrawing" xmlns:w10="urn:schemas-microsoft-com:office:word" xmlns:w="http://schemas.openxmlformats.org/wordprocessingml/2006/main" xmlns:w14="http://schemas.microsoft.com/office/word/2010/wordml" xmlns:w15="http://schemas.microsoft.com/office/word/2012/wordml" xmlns:w16cex="http://schemas.microsoft.com/office/word/2018/wordml/cex" xmlns:w16cid="http://schemas.microsoft.com/office/word/2016/wordml/cid" xmlns:w16="http://schemas.microsoft.com/office/word/2018/wordml" xmlns:w16sdtdh="http://schemas.microsoft.com/office/word/2020/wordml/sdtdatahash" xmlns:w16se="http://schemas.microsoft.com/office/word/2015/wordml/symex" xmlns:wpg="http://schemas.microsoft.com/office/word/2010/wordprocessingGroup" xmlns:wpi="http://schemas.microsoft.com/office/word/2010/wordprocessingInk" xmlns:wne="http://schemas.microsoft.com/office/word/2006/wordml" xmlns:wps="http://schemas.microsoft.com/office/word/2010/wordprocessingShape" mc:Ignorable="w14 w15 w16se w16cid w16 w16cex w16sdtdh wp14">
+<w:document xmlns:wpc="http://schemas.microsoft.com/office/word/2010/wordprocessingCanvas" xmlns:cx="http://schemas.microsoft.com/office/drawing/2014/chartex" xmlns:cx1="http://schemas.microsoft.com/office/drawing/2015/9/8/chartex" xmlns:cx2="http://schemas.microsoft.com/office/drawing/2015/10/21/chartex" xmlns:cx3="http://schemas.microsoft.com/office/drawing/2016/5/9/chartex" xmlns:cx4="http://schemas.microsoft.com/office/drawing/2016/5/10/chartex" xmlns:cx5="http://schemas.microsoft.com/office/drawing/2016/5/11/chartex" xmlns:cx6="http://schemas.microsoft.com/office/drawing/2016/5/12/chartex" xmlns:cx7="http://schemas.microsoft.com/office/drawing/2016/5/13/chartex" xmlns:cx8="http://schemas.microsoft.com/office/drawing/2016/5/14/chartex" xmlns:mc="http://schemas.openxmlformats.org/markup-compatibility/2006" xmlns:m="http://schemas.openxmlformats.org/officeDocument/2006/math" xmlns:aink="http://schemas.microsoft.com/office/drawing/2016/ink" xmlns:am3d="http://schemas.microsoft.com/office/drawing/2017/model3d" xmlns:oel="http://schemas.microsoft.com/office/2019/extlst" xmlns:r="http://schemas.openxmlformats.org/officeDocument/2006/relationships" xmlns:wp14="http://schemas.microsoft.com/office/word/2010/wordprocessingDrawing" xmlns:wp="http://schemas.openxmlformats.org/drawingml/2006/wordprocessingDrawing" xmlns:wpg="http://schemas.microsoft.com/office/word/2010/wordprocessingGroup" xmlns:wpi="http://schemas.microsoft.com/office/word/2010/wordprocessingInk" xmlns:wps="http://schemas.microsoft.com/office/word/2010/wordprocessingShape" xmlns:o="urn:schemas-microsoft-com:office:office" xmlns:v="urn:schemas-microsoft-com:vml" xmlns:w10="urn:schemas-microsoft-com:office:word" xmlns:w="http://schemas.openxmlformats.org/wordprocessingml/2006/main" xmlns:w14="http://schemas.microsoft.com/office/word/2010/wordml" xmlns:w15="http://schemas.microsoft.com/office/word/2012/wordml" xmlns:w16cex="http://schemas.microsoft.com/office/word/2018/wordml/cex" xmlns:w16cid="http://schemas.microsoft.com/office/word/2016/wordml/cid" xmlns:w16="http://schemas.microsoft.com/office/word/2018/wordml" xmlns:w16sdtdh="http://schemas.microsoft.com/office/word/2020/wordml/sdtdatahash" xmlns:w16sdtfl="http://schemas.microsoft.com/office/word/2024/wordml/sdtformatlock" xmlns:w16se="http://schemas.microsoft.com/office/word/2015/wordml/symex" xmlns:w16du="http://schemas.microsoft.com/office/word/2023/wordml/word16du" xmlns:wne="http://schemas.microsoft.com/office/word/2006/wordml" mc:Ignorable="w14 w15 w16se w16cid w16 w16cex w16sdtdh w16sdtfl w16du wp14">
   <w:body>
     <w:p>
       <w:pPr>
@@ -2622,27 +2622,17 @@
             <w:vAlign w:val="center"/>
           </w:tcPr>
           <w:p>
-            <w:proofErr w:type="spellStart"/>
-            <w:r>
-              <w:t>Начат</w:t>
-            </w:r>
-            <w:proofErr w:type="spellEnd"/>
-            <w:r>
-              <w:t xml:space="preserve">, </w:t>
-            </w:r>
-            <w:proofErr w:type="spellStart"/>
-            <w:r>
-              <w:t>не</w:t>
-            </w:r>
-            <w:proofErr w:type="spellEnd"/>
-            <w:r>
-              <w:t xml:space="preserve"> </w:t>
-            </w:r>
-            <w:proofErr w:type="spellStart"/>
-            <w:r>
-              <w:t>завершён</w:t>
-            </w:r>
-            <w:proofErr w:type="spellEnd"/>
+            <w:pPr>
+              <w:rPr>
+                <w:lang w:val="ru-RU"/>
+              </w:rPr>
+            </w:pPr>
+            <w:r>
+              <w:rPr>
+                <w:lang w:val="ru-RU"/>
+              </w:rPr>
+              <w:t>Завершен</w:t>
+            </w:r>
           </w:p>
         </w:tc>
       </w:tr>
@@ -3159,27 +3149,19 @@
         <w:rPr>
           <w:lang w:val="ru-RU"/>
         </w:rPr>
-        <w:t>.10.2026</w:t>
-      </w:r>
-      <w:proofErr w:type="gramStart"/>
-      <w:r>
-        <w:rPr>
-          <w:lang w:val="ru-RU"/>
-        </w:rPr>
-        <w:t>: Не</w:t>
-      </w:r>
-      <w:proofErr w:type="gramEnd"/>
-      <w:r>
-        <w:rPr>
-          <w:lang w:val="ru-RU"/>
-        </w:rPr>
-        <w:t xml:space="preserve"> </w:t>
-      </w:r>
-      <w:r>
-        <w:rPr>
-          <w:lang w:val="ru-RU"/>
-        </w:rPr>
-        <w:t>пройден</w:t>
+        <w:t xml:space="preserve">.10.2026: </w:t>
+      </w:r>
+      <w:r>
+        <w:rPr>
+          <w:lang w:val="ru-RU"/>
+        </w:rPr>
+        <w:t>П</w:t>
+      </w:r>
+      <w:r>
+        <w:rPr>
+          <w:lang w:val="ru-RU"/>
+        </w:rPr>
+        <w:t>ройден</w:t>
       </w:r>
       <w:r>
         <w:rPr>
@@ -3191,7 +3173,7 @@
         <w:rPr>
           <w:lang w:val="ru-RU"/>
         </w:rPr>
-        <w:t xml:space="preserve">Шаги </w:t>
+        <w:t xml:space="preserve">Все шаги </w:t>
       </w:r>
       <w:r>
         <w:t>SM</w:t>
@@ -3209,100 +3191,13 @@
         <w:rPr>
           <w:lang w:val="ru-RU"/>
         </w:rPr>
-        <w:t xml:space="preserve">04 </w:t>
-      </w:r>
-      <w:r>
-        <w:rPr>
-          <w:lang w:val="ru-RU"/>
-        </w:rPr>
-        <w:t xml:space="preserve">и </w:t>
-      </w:r>
-      <w:r>
-        <w:t>SM</w:t>
-      </w:r>
-      <w:r>
-        <w:rPr>
-          <w:lang w:val="ru-RU"/>
-        </w:rPr>
-        <w:t>12</w:t>
-      </w:r>
-      <w:r>
-        <w:rPr>
-          <w:lang w:val="ru-RU"/>
-        </w:rPr>
-        <w:t xml:space="preserve"> успеш</w:t>
-      </w:r>
-      <w:r>
-        <w:rPr>
-          <w:lang w:val="ru-RU"/>
-        </w:rPr>
-        <w:t>ны</w:t>
-      </w:r>
-      <w:r>
-        <w:rPr>
-          <w:lang w:val="ru-RU"/>
-        </w:rPr>
-        <w:t xml:space="preserve">. </w:t>
-      </w:r>
-      <w:r>
-        <w:rPr>
-          <w:lang w:val="ru-RU"/>
-        </w:rPr>
-        <w:t xml:space="preserve">Выполнение шагов </w:t>
-      </w:r>
-      <w:r>
-        <w:t>SM</w:t>
-      </w:r>
-      <w:r>
-        <w:rPr>
-          <w:lang w:val="ru-RU"/>
-        </w:rPr>
-        <w:t>05-</w:t>
-      </w:r>
-      <w:r>
-        <w:t>SM</w:t>
-      </w:r>
-      <w:r>
-        <w:rPr>
-          <w:lang w:val="ru-RU"/>
-        </w:rPr>
-        <w:t xml:space="preserve">11 </w:t>
-      </w:r>
-      <w:r>
-        <w:rPr>
-          <w:lang w:val="ru-RU"/>
-        </w:rPr>
-        <w:t xml:space="preserve">заблокировано из-за дефектов прав доступа </w:t>
-      </w:r>
-      <w:r>
-        <w:t>DEF</w:t>
-      </w:r>
-      <w:r>
-        <w:rPr>
-          <w:lang w:val="ru-RU"/>
-        </w:rPr>
-        <w:t xml:space="preserve">-001 </w:t>
-      </w:r>
-      <w:r>
-        <w:rPr>
-          <w:lang w:val="ru-RU"/>
-        </w:rPr>
-        <w:t xml:space="preserve">и </w:t>
-      </w:r>
-      <w:r>
-        <w:t>DEF</w:t>
-      </w:r>
-      <w:r>
-        <w:rPr>
-          <w:lang w:val="ru-RU"/>
-        </w:rPr>
-        <w:t xml:space="preserve">-002. </w:t>
-      </w:r>
-      <w:r>
-        <w:rPr>
-          <w:lang w:val="ru-RU"/>
-        </w:rPr>
-        <w:t>Фактические результаты отделены от программы ниже и зафиксированы в журнале прогона в разделе 8.</w:t>
+        <w:t xml:space="preserve">12 </w:t>
+      </w:r>
+      <w:r>
+        <w:rPr>
+          <w:lang w:val="ru-RU"/>
+        </w:rPr>
+        <w:t>успешно выполняются.</w:t>
       </w:r>
     </w:p>
     <w:p>
@@ -3362,15 +3257,7 @@
       </w:r>
       <w:proofErr w:type="spellEnd"/>
       <w:r>
-        <w:t xml:space="preserve"> </w:t>
-      </w:r>
-      <w:proofErr w:type="spellStart"/>
-      <w:r>
-        <w:t>Администратор</w:t>
-      </w:r>
-      <w:proofErr w:type="spellEnd"/>
-      <w:r>
-        <w:t>.</w:t>
+        <w:t xml:space="preserve"> Администратор.</w:t>
       </w:r>
     </w:p>
     <w:tbl>
@@ -7728,7 +7615,7 @@
         <w:rPr>
           <w:lang w:val="ru-RU"/>
         </w:rPr>
-        <w:t>Заблокирован</w:t>
+        <w:t>Успешно</w:t>
       </w:r>
       <w:r>
         <w:rPr>
@@ -8557,7 +8444,21 @@
         <w:rPr>
           <w:lang w:val="ru-RU"/>
         </w:rPr>
-        <w:t>Шаги 1-3 успешны. Шаги 4-5 не выполнены: у пользователя недоступны кнопки повторного проведения и отмены проведения проведенного документа.</w:t>
+        <w:t xml:space="preserve">Ожидаемые результаты совпали. Пересчет сумм работает верно. При </w:t>
+      </w:r>
+      <w:proofErr w:type="spellStart"/>
+      <w:r>
+        <w:rPr>
+          <w:lang w:val="ru-RU"/>
+        </w:rPr>
+        <w:t>перепроведении</w:t>
+      </w:r>
+      <w:proofErr w:type="spellEnd"/>
+      <w:r>
+        <w:rPr>
+          <w:lang w:val="ru-RU"/>
+        </w:rPr>
+        <w:t xml:space="preserve"> дублирования остаток не происходит. Отмена проведения корректно возвращает исходный остаток склада. Номер прихода 000000002.</w:t>
       </w:r>
     </w:p>
     <w:p>
@@ -8583,7 +8484,13 @@
         <w:rPr>
           <w:lang w:val="ru-RU"/>
         </w:rPr>
-        <w:t>Неуспешно</w:t>
+        <w:t>У</w:t>
+      </w:r>
+      <w:r>
+        <w:rPr>
+          <w:lang w:val="ru-RU"/>
+        </w:rPr>
+        <w:t>спешно</w:t>
       </w:r>
       <w:proofErr w:type="gramEnd"/>
       <w:r>
@@ -8615,11 +8522,6 @@
       </w:r>
     </w:p>
     <w:p>
-      <w:pPr>
-        <w:rPr>
-          <w:lang w:val="ru-RU"/>
-        </w:rPr>
-      </w:pPr>
       <w:r>
         <w:rPr>
           <w:lang w:val="ru-RU"/>
@@ -8627,13 +8529,10 @@
         <w:t xml:space="preserve">Отклонение и номер дефекта: </w:t>
       </w:r>
       <w:r>
-        <w:t>DEF</w:t>
-      </w:r>
-      <w:r>
-        <w:rPr>
-          <w:lang w:val="ru-RU"/>
-        </w:rPr>
-        <w:t>-001</w:t>
+        <w:rPr>
+          <w:lang w:val="ru-RU"/>
+        </w:rPr>
+        <w:t>Нет</w:t>
       </w:r>
     </w:p>
     <w:p>
@@ -9504,11 +9403,6 @@
       </w:r>
     </w:p>
     <w:p>
-      <w:pPr>
-        <w:rPr>
-          <w:lang w:val="ru-RU"/>
-        </w:rPr>
-      </w:pPr>
       <w:r>
         <w:rPr>
           <w:lang w:val="ru-RU"/>
@@ -9519,21 +9413,21 @@
         <w:rPr>
           <w:lang w:val="ru-RU"/>
         </w:rPr>
-        <w:t xml:space="preserve">Шаг 1 успешен. Шаги 2-5 заблокированы из-за ошибки прав доступа при попытке </w:t>
+        <w:t xml:space="preserve">Ожидаемые </w:t>
       </w:r>
       <w:proofErr w:type="spellStart"/>
       <w:r>
         <w:rPr>
           <w:lang w:val="ru-RU"/>
         </w:rPr>
-        <w:t>перепровести</w:t>
+        <w:t>резульаты</w:t>
       </w:r>
       <w:proofErr w:type="spellEnd"/>
       <w:r>
         <w:rPr>
           <w:lang w:val="ru-RU"/>
         </w:rPr>
-        <w:t xml:space="preserve"> документ.</w:t>
+        <w:t xml:space="preserve"> совпали. Система корректно заменяет движения при изменении количества. Отмена проведения корректно восстанавливает остатки склада и исключает сумму из продаж. Номер расхода 000000002.</w:t>
       </w:r>
     </w:p>
     <w:p>
@@ -9559,7 +9453,13 @@
         <w:rPr>
           <w:lang w:val="ru-RU"/>
         </w:rPr>
-        <w:t>Неуспешно</w:t>
+        <w:t>У</w:t>
+      </w:r>
+      <w:r>
+        <w:rPr>
+          <w:lang w:val="ru-RU"/>
+        </w:rPr>
+        <w:t>спешно</w:t>
       </w:r>
       <w:proofErr w:type="gramEnd"/>
       <w:r>
@@ -9597,13 +9497,10 @@
         <w:t xml:space="preserve">Отклонение и номер дефекта: </w:t>
       </w:r>
       <w:r>
-        <w:t>DEF</w:t>
-      </w:r>
-      <w:r>
-        <w:rPr>
-          <w:lang w:val="ru-RU"/>
-        </w:rPr>
-        <w:t>-002</w:t>
+        <w:rPr>
+          <w:lang w:val="ru-RU"/>
+        </w:rPr>
+        <w:t>Нет</w:t>
       </w:r>
     </w:p>
     <w:p>
@@ -9641,7 +9538,7 @@
         <w:rPr>
           <w:lang w:val="ru-RU"/>
         </w:rPr>
-        <w:t>Заблокирован</w:t>
+        <w:t>Успешно</w:t>
       </w:r>
       <w:r>
         <w:rPr>
@@ -10454,11 +10351,6 @@
       </w:r>
     </w:p>
     <w:p>
-      <w:pPr>
-        <w:rPr>
-          <w:lang w:val="ru-RU"/>
-        </w:rPr>
-      </w:pPr>
       <w:r>
         <w:rPr>
           <w:lang w:val="ru-RU"/>
@@ -10469,21 +10361,21 @@
         <w:rPr>
           <w:lang w:val="ru-RU"/>
         </w:rPr>
-        <w:t xml:space="preserve">Шаги 1-2 успешно выполнены. Шаг 3 заблокирован из-за ошибок прав доступа при </w:t>
+        <w:t xml:space="preserve">Ожидаемые результаты совпали. Бронь успешно создает резерв, </w:t>
       </w:r>
       <w:proofErr w:type="spellStart"/>
       <w:r>
         <w:rPr>
           <w:lang w:val="ru-RU"/>
         </w:rPr>
-        <w:t>перепроведении</w:t>
+        <w:t>перепроводится</w:t>
       </w:r>
       <w:proofErr w:type="spellEnd"/>
       <w:r>
         <w:rPr>
           <w:lang w:val="ru-RU"/>
         </w:rPr>
-        <w:t xml:space="preserve"> документа</w:t>
+        <w:t xml:space="preserve"> без дублирования и корректно отменяется.</w:t>
       </w:r>
     </w:p>
     <w:p>
@@ -10496,22 +10388,28 @@
         <w:rPr>
           <w:lang w:val="ru-RU"/>
         </w:rPr>
-        <w:t>Статус и исполнитель</w:t>
-      </w:r>
-      <w:proofErr w:type="gramStart"/>
-      <w:r>
-        <w:rPr>
-          <w:lang w:val="ru-RU"/>
-        </w:rPr>
-        <w:t>:</w:t>
-      </w:r>
-      <w:r>
-        <w:rPr>
-          <w:lang w:val="ru-RU"/>
-        </w:rPr>
-        <w:t xml:space="preserve"> Неуспешно</w:t>
-      </w:r>
-      <w:proofErr w:type="gramEnd"/>
+        <w:t>Статус и исполнитель:</w:t>
+      </w:r>
+      <w:r>
+        <w:rPr>
+          <w:lang w:val="ru-RU"/>
+        </w:rPr>
+        <w:t xml:space="preserve"> </w:t>
+      </w:r>
+      <w:proofErr w:type="spellStart"/>
+      <w:r>
+        <w:rPr>
+          <w:lang w:val="ru-RU"/>
+        </w:rPr>
+        <w:t>У</w:t>
+      </w:r>
+      <w:r>
+        <w:rPr>
+          <w:lang w:val="ru-RU"/>
+        </w:rPr>
+        <w:t>пешно</w:t>
+      </w:r>
+      <w:proofErr w:type="spellEnd"/>
       <w:r>
         <w:rPr>
           <w:lang w:val="ru-RU"/>
@@ -10541,11 +10439,6 @@
       </w:r>
     </w:p>
     <w:p>
-      <w:pPr>
-        <w:rPr>
-          <w:lang w:val="ru-RU"/>
-        </w:rPr>
-      </w:pPr>
       <w:r>
         <w:rPr>
           <w:lang w:val="ru-RU"/>
@@ -10553,13 +10446,10 @@
         <w:t xml:space="preserve">Отклонение и номер дефекта: </w:t>
       </w:r>
       <w:r>
-        <w:t>DEF</w:t>
-      </w:r>
-      <w:r>
-        <w:rPr>
-          <w:lang w:val="ru-RU"/>
-        </w:rPr>
-        <w:t>-002</w:t>
+        <w:rPr>
+          <w:lang w:val="ru-RU"/>
+        </w:rPr>
+        <w:t>Нет</w:t>
       </w:r>
     </w:p>
     <w:p>
@@ -10597,7 +10487,7 @@
         <w:rPr>
           <w:lang w:val="ru-RU"/>
         </w:rPr>
-        <w:t>Заблокирован</w:t>
+        <w:t>Успешно</w:t>
       </w:r>
       <w:r>
         <w:rPr>
@@ -11495,7 +11385,19 @@
         <w:rPr>
           <w:lang w:val="ru-RU"/>
         </w:rPr>
-        <w:t>Шаги 1-3 выполнены успешно. Шаг 4 заблокирован из-за ошибки прав доступа при отмене проведения документа</w:t>
+        <w:t>Фактические результаты совпали</w:t>
+      </w:r>
+      <w:r>
+        <w:rPr>
+          <w:lang w:val="ru-RU"/>
+        </w:rPr>
+        <w:t xml:space="preserve">. </w:t>
+      </w:r>
+      <w:r>
+        <w:rPr>
+          <w:lang w:val="ru-RU"/>
+        </w:rPr>
+        <w:t>Продажа по брони корректно списывает резерв. Отмена расхода успешно возвращает товар в резерв.</w:t>
       </w:r>
     </w:p>
     <w:p>
@@ -11521,7 +11423,13 @@
         <w:rPr>
           <w:lang w:val="ru-RU"/>
         </w:rPr>
-        <w:t>Неуспешно</w:t>
+        <w:t>Ус</w:t>
+      </w:r>
+      <w:r>
+        <w:rPr>
+          <w:lang w:val="ru-RU"/>
+        </w:rPr>
+        <w:t>пешно</w:t>
       </w:r>
       <w:proofErr w:type="gramEnd"/>
       <w:r>
@@ -11559,13 +11467,10 @@
         <w:t xml:space="preserve">Отклонение и номер дефекта: </w:t>
       </w:r>
       <w:r>
-        <w:t>DEF</w:t>
-      </w:r>
-      <w:r>
-        <w:rPr>
-          <w:lang w:val="ru-RU"/>
-        </w:rPr>
-        <w:t>-002</w:t>
+        <w:rPr>
+          <w:lang w:val="ru-RU"/>
+        </w:rPr>
+        <w:t>Нет</w:t>
       </w:r>
     </w:p>
     <w:p>
@@ -20535,14 +20440,9 @@
               <w:jc w:val="center"/>
               <w:rPr>
                 <w:sz w:val="21"/>
-              </w:rPr>
-            </w:pPr>
-            <w:r>
-              <w:rPr>
-                <w:sz w:val="21"/>
-              </w:rPr>
-              <w:t>SM01</w:t>
-            </w:r>
+                <w:lang w:val="ru-RU"/>
+              </w:rPr>
+            </w:pPr>
           </w:p>
         </w:tc>
         <w:tc>
@@ -20570,13 +20470,6 @@
                 <w:lang w:val="ru-RU"/>
               </w:rPr>
             </w:pPr>
-            <w:r>
-              <w:rPr>
-                <w:sz w:val="21"/>
-                <w:lang w:val="ru-RU"/>
-              </w:rPr>
-              <w:t>Рабочий стол открыт без сообщения об ошибке.</w:t>
-            </w:r>
           </w:p>
         </w:tc>
         <w:tc>
@@ -20602,16 +20495,9 @@
               <w:jc w:val="center"/>
               <w:rPr>
                 <w:sz w:val="21"/>
-              </w:rPr>
-            </w:pPr>
-            <w:proofErr w:type="spellStart"/>
-            <w:r>
-              <w:rPr>
-                <w:sz w:val="21"/>
-              </w:rPr>
-              <w:t>Успешно</w:t>
-            </w:r>
-            <w:proofErr w:type="spellEnd"/>
+                <w:lang w:val="ru-RU"/>
+              </w:rPr>
+            </w:pPr>
           </w:p>
         </w:tc>
         <w:tc>
@@ -20636,14 +20522,9 @@
               <w:spacing w:before="60" w:after="60" w:line="252" w:lineRule="auto"/>
               <w:rPr>
                 <w:sz w:val="21"/>
-              </w:rPr>
-            </w:pPr>
-            <w:r>
-              <w:rPr>
-                <w:sz w:val="21"/>
-              </w:rPr>
-              <w:t>01-main-resumed.png</w:t>
-            </w:r>
+                <w:lang w:val="ru-RU"/>
+              </w:rPr>
+            </w:pPr>
           </w:p>
         </w:tc>
       </w:tr>
@@ -20671,86 +20552,66 @@
           <w:p>
             <w:pPr>
               <w:spacing w:before="60" w:after="60" w:line="252" w:lineRule="auto"/>
+              <w:rPr>
+                <w:sz w:val="21"/>
+                <w:lang w:val="ru-RU"/>
+              </w:rPr>
+            </w:pPr>
+          </w:p>
+        </w:tc>
+        <w:tc>
+          <w:tcPr>
+            <w:tcW w:w="3960" w:type="dxa"/>
+            <w:tcBorders>
+              <w:top w:val="single" w:sz="4" w:space="0" w:color="D9D9D9"/>
+              <w:left w:val="single" w:sz="4" w:space="0" w:color="D9D9D9"/>
+              <w:bottom w:val="single" w:sz="4" w:space="0" w:color="D9D9D9"/>
+              <w:right w:val="single" w:sz="4" w:space="0" w:color="D9D9D9"/>
+            </w:tcBorders>
+            <w:tcMar>
+              <w:top w:w="85" w:type="dxa"/>
+              <w:left w:w="85" w:type="dxa"/>
+              <w:bottom w:w="85" w:type="dxa"/>
+              <w:right w:w="85" w:type="dxa"/>
+            </w:tcMar>
+            <w:vAlign w:val="center"/>
+          </w:tcPr>
+          <w:p>
+            <w:pPr>
+              <w:spacing w:before="60" w:after="60" w:line="252" w:lineRule="auto"/>
+              <w:rPr>
+                <w:sz w:val="21"/>
+                <w:lang w:val="ru-RU"/>
+              </w:rPr>
+            </w:pPr>
+          </w:p>
+        </w:tc>
+        <w:tc>
+          <w:tcPr>
+            <w:tcW w:w="1584" w:type="dxa"/>
+            <w:tcBorders>
+              <w:top w:val="single" w:sz="4" w:space="0" w:color="D9D9D9"/>
+              <w:left w:val="single" w:sz="4" w:space="0" w:color="D9D9D9"/>
+              <w:bottom w:val="single" w:sz="4" w:space="0" w:color="D9D9D9"/>
+              <w:right w:val="single" w:sz="4" w:space="0" w:color="D9D9D9"/>
+            </w:tcBorders>
+            <w:tcMar>
+              <w:top w:w="85" w:type="dxa"/>
+              <w:left w:w="85" w:type="dxa"/>
+              <w:bottom w:w="85" w:type="dxa"/>
+              <w:right w:w="85" w:type="dxa"/>
+            </w:tcMar>
+            <w:vAlign w:val="center"/>
+          </w:tcPr>
+          <w:p>
+            <w:pPr>
+              <w:spacing w:before="60" w:after="60" w:line="252" w:lineRule="auto"/>
               <w:jc w:val="center"/>
               <w:rPr>
                 <w:sz w:val="21"/>
-              </w:rPr>
-            </w:pPr>
-            <w:r>
-              <w:rPr>
-                <w:sz w:val="21"/>
-              </w:rPr>
-              <w:t>SM02</w:t>
-            </w:r>
-          </w:p>
-        </w:tc>
-        <w:tc>
-          <w:tcPr>
-            <w:tcW w:w="3960" w:type="dxa"/>
-            <w:tcBorders>
-              <w:top w:val="single" w:sz="4" w:space="0" w:color="D9D9D9"/>
-              <w:left w:val="single" w:sz="4" w:space="0" w:color="D9D9D9"/>
-              <w:bottom w:val="single" w:sz="4" w:space="0" w:color="D9D9D9"/>
-              <w:right w:val="single" w:sz="4" w:space="0" w:color="D9D9D9"/>
-            </w:tcBorders>
-            <w:tcMar>
-              <w:top w:w="85" w:type="dxa"/>
-              <w:left w:w="85" w:type="dxa"/>
-              <w:bottom w:w="85" w:type="dxa"/>
-              <w:right w:w="85" w:type="dxa"/>
-            </w:tcMar>
-            <w:vAlign w:val="center"/>
-          </w:tcPr>
-          <w:p>
-            <w:pPr>
-              <w:spacing w:before="60" w:after="60" w:line="252" w:lineRule="auto"/>
-              <w:rPr>
-                <w:sz w:val="21"/>
-                <w:lang w:val="ru-RU"/>
-              </w:rPr>
-            </w:pPr>
-            <w:r>
-              <w:rPr>
-                <w:sz w:val="21"/>
-                <w:lang w:val="ru-RU"/>
-              </w:rPr>
-              <w:t>Каждый щелчок открывает страницу нужного раздела.</w:t>
-            </w:r>
-          </w:p>
-        </w:tc>
-        <w:tc>
-          <w:tcPr>
-            <w:tcW w:w="1584" w:type="dxa"/>
-            <w:tcBorders>
-              <w:top w:val="single" w:sz="4" w:space="0" w:color="D9D9D9"/>
-              <w:left w:val="single" w:sz="4" w:space="0" w:color="D9D9D9"/>
-              <w:bottom w:val="single" w:sz="4" w:space="0" w:color="D9D9D9"/>
-              <w:right w:val="single" w:sz="4" w:space="0" w:color="D9D9D9"/>
-            </w:tcBorders>
-            <w:tcMar>
-              <w:top w:w="85" w:type="dxa"/>
-              <w:left w:w="85" w:type="dxa"/>
-              <w:bottom w:w="85" w:type="dxa"/>
-              <w:right w:w="85" w:type="dxa"/>
-            </w:tcMar>
-            <w:vAlign w:val="center"/>
-          </w:tcPr>
-          <w:p>
-            <w:pPr>
-              <w:spacing w:before="60" w:after="60" w:line="252" w:lineRule="auto"/>
-              <w:jc w:val="center"/>
-              <w:rPr>
-                <w:sz w:val="21"/>
-              </w:rPr>
-            </w:pPr>
-            <w:proofErr w:type="spellStart"/>
-            <w:r>
-              <w:rPr>
-                <w:sz w:val="21"/>
-              </w:rPr>
-              <w:t>Успешно</w:t>
-            </w:r>
-            <w:proofErr w:type="spellEnd"/>
+                <w:lang w:val="ru-RU"/>
+              </w:rPr>
+            </w:pPr>
           </w:p>
         </w:tc>
         <w:tc>
@@ -20777,12 +20638,6 @@
                 <w:sz w:val="21"/>
               </w:rPr>
             </w:pPr>
-            <w:r>
-              <w:rPr>
-                <w:sz w:val="21"/>
-              </w:rPr>
-              <w:t>02-purchase.png, 03-sales.png</w:t>
-            </w:r>
           </w:p>
         </w:tc>
       </w:tr>
@@ -20810,17 +20665,11 @@
           <w:p>
             <w:pPr>
               <w:spacing w:before="60" w:after="60" w:line="252" w:lineRule="auto"/>
-              <w:jc w:val="center"/>
-              <w:rPr>
-                <w:sz w:val="21"/>
-              </w:rPr>
-            </w:pPr>
-            <w:r>
-              <w:rPr>
-                <w:sz w:val="21"/>
-              </w:rPr>
-              <w:t>SM03</w:t>
-            </w:r>
+              <w:rPr>
+                <w:sz w:val="21"/>
+                <w:lang w:val="ru-RU"/>
+              </w:rPr>
+            </w:pPr>
           </w:p>
         </w:tc>
         <w:tc>
@@ -20848,13 +20697,6 @@
                 <w:lang w:val="ru-RU"/>
               </w:rPr>
             </w:pPr>
-            <w:r>
-              <w:rPr>
-                <w:sz w:val="21"/>
-                <w:lang w:val="ru-RU"/>
-              </w:rPr>
-              <w:t>У каждой карточки видны название, единица и изображение.</w:t>
-            </w:r>
           </w:p>
         </w:tc>
         <w:tc>
@@ -20877,19 +20719,11 @@
           <w:p>
             <w:pPr>
               <w:spacing w:before="60" w:after="60" w:line="252" w:lineRule="auto"/>
-              <w:jc w:val="center"/>
-              <w:rPr>
-                <w:sz w:val="21"/>
-              </w:rPr>
-            </w:pPr>
-            <w:proofErr w:type="spellStart"/>
-            <w:r>
-              <w:rPr>
-                <w:sz w:val="21"/>
-              </w:rPr>
-              <w:t>Успешно</w:t>
-            </w:r>
-            <w:proofErr w:type="spellEnd"/>
+              <w:rPr>
+                <w:sz w:val="21"/>
+                <w:lang w:val="ru-RU"/>
+              </w:rPr>
+            </w:pPr>
           </w:p>
         </w:tc>
         <w:tc>
@@ -20914,1477 +20748,9 @@
               <w:spacing w:before="60" w:after="60" w:line="252" w:lineRule="auto"/>
               <w:rPr>
                 <w:sz w:val="21"/>
-              </w:rPr>
-            </w:pPr>
-            <w:r>
-              <w:rPr>
-                <w:sz w:val="21"/>
-              </w:rPr>
-              <w:t>SM03-cards.png</w:t>
-            </w:r>
-          </w:p>
-        </w:tc>
-      </w:tr>
-      <w:tr>
-        <w:trPr>
-          <w:cantSplit/>
-        </w:trPr>
-        <w:tc>
-          <w:tcPr>
-            <w:tcW w:w="1440" w:type="dxa"/>
-            <w:tcBorders>
-              <w:top w:val="single" w:sz="4" w:space="0" w:color="D9D9D9"/>
-              <w:left w:val="single" w:sz="4" w:space="0" w:color="D9D9D9"/>
-              <w:bottom w:val="single" w:sz="4" w:space="0" w:color="D9D9D9"/>
-              <w:right w:val="single" w:sz="4" w:space="0" w:color="D9D9D9"/>
-            </w:tcBorders>
-            <w:tcMar>
-              <w:top w:w="85" w:type="dxa"/>
-              <w:left w:w="85" w:type="dxa"/>
-              <w:bottom w:w="85" w:type="dxa"/>
-              <w:right w:w="85" w:type="dxa"/>
-            </w:tcMar>
-            <w:vAlign w:val="center"/>
-          </w:tcPr>
-          <w:p>
-            <w:pPr>
-              <w:spacing w:before="60" w:after="60" w:line="252" w:lineRule="auto"/>
-              <w:jc w:val="center"/>
-              <w:rPr>
-                <w:sz w:val="21"/>
-              </w:rPr>
-            </w:pPr>
-            <w:r>
-              <w:rPr>
-                <w:sz w:val="21"/>
-              </w:rPr>
-              <w:t>SM04</w:t>
-            </w:r>
-          </w:p>
-        </w:tc>
-        <w:tc>
-          <w:tcPr>
-            <w:tcW w:w="3960" w:type="dxa"/>
-            <w:tcBorders>
-              <w:top w:val="single" w:sz="4" w:space="0" w:color="D9D9D9"/>
-              <w:left w:val="single" w:sz="4" w:space="0" w:color="D9D9D9"/>
-              <w:bottom w:val="single" w:sz="4" w:space="0" w:color="D9D9D9"/>
-              <w:right w:val="single" w:sz="4" w:space="0" w:color="D9D9D9"/>
-            </w:tcBorders>
-            <w:tcMar>
-              <w:top w:w="85" w:type="dxa"/>
-              <w:left w:w="85" w:type="dxa"/>
-              <w:bottom w:w="85" w:type="dxa"/>
-              <w:right w:w="85" w:type="dxa"/>
-            </w:tcMar>
-            <w:vAlign w:val="center"/>
-          </w:tcPr>
-          <w:p>
-            <w:pPr>
-              <w:spacing w:before="60" w:after="60" w:line="252" w:lineRule="auto"/>
-              <w:rPr>
-                <w:sz w:val="21"/>
-                <w:lang w:val="ru-RU"/>
-              </w:rPr>
-            </w:pPr>
-            <w:r>
-              <w:rPr>
-                <w:sz w:val="21"/>
-                <w:lang w:val="ru-RU"/>
-              </w:rPr>
-              <w:t xml:space="preserve">Цены и остатки соответствуют </w:t>
-            </w:r>
-            <w:r>
-              <w:rPr>
-                <w:sz w:val="21"/>
-              </w:rPr>
-              <w:t>S</w:t>
-            </w:r>
-            <w:r>
-              <w:rPr>
-                <w:sz w:val="21"/>
-                <w:lang w:val="ru-RU"/>
-              </w:rPr>
-              <w:t>0.</w:t>
-            </w:r>
-          </w:p>
-        </w:tc>
-        <w:tc>
-          <w:tcPr>
-            <w:tcW w:w="1584" w:type="dxa"/>
-            <w:tcBorders>
-              <w:top w:val="single" w:sz="4" w:space="0" w:color="D9D9D9"/>
-              <w:left w:val="single" w:sz="4" w:space="0" w:color="D9D9D9"/>
-              <w:bottom w:val="single" w:sz="4" w:space="0" w:color="D9D9D9"/>
-              <w:right w:val="single" w:sz="4" w:space="0" w:color="D9D9D9"/>
-            </w:tcBorders>
-            <w:tcMar>
-              <w:top w:w="85" w:type="dxa"/>
-              <w:left w:w="85" w:type="dxa"/>
-              <w:bottom w:w="85" w:type="dxa"/>
-              <w:right w:w="85" w:type="dxa"/>
-            </w:tcMar>
-            <w:vAlign w:val="center"/>
-          </w:tcPr>
-          <w:p>
-            <w:pPr>
-              <w:spacing w:before="60" w:after="60" w:line="252" w:lineRule="auto"/>
-              <w:jc w:val="center"/>
-              <w:rPr>
-                <w:sz w:val="21"/>
-              </w:rPr>
-            </w:pPr>
-            <w:proofErr w:type="spellStart"/>
-            <w:r>
-              <w:rPr>
-                <w:sz w:val="21"/>
-              </w:rPr>
-              <w:t>Успешно</w:t>
-            </w:r>
-            <w:proofErr w:type="spellEnd"/>
-          </w:p>
-        </w:tc>
-        <w:tc>
-          <w:tcPr>
-            <w:tcW w:w="2592" w:type="dxa"/>
-            <w:tcBorders>
-              <w:top w:val="single" w:sz="4" w:space="0" w:color="D9D9D9"/>
-              <w:left w:val="single" w:sz="4" w:space="0" w:color="D9D9D9"/>
-              <w:bottom w:val="single" w:sz="4" w:space="0" w:color="D9D9D9"/>
-              <w:right w:val="single" w:sz="4" w:space="0" w:color="D9D9D9"/>
-            </w:tcBorders>
-            <w:tcMar>
-              <w:top w:w="85" w:type="dxa"/>
-              <w:left w:w="85" w:type="dxa"/>
-              <w:bottom w:w="85" w:type="dxa"/>
-              <w:right w:w="85" w:type="dxa"/>
-            </w:tcMar>
-            <w:vAlign w:val="center"/>
-          </w:tcPr>
-          <w:p>
-            <w:pPr>
-              <w:spacing w:before="60" w:after="60" w:line="252" w:lineRule="auto"/>
-              <w:rPr>
-                <w:sz w:val="21"/>
-              </w:rPr>
-            </w:pPr>
-            <w:r>
-              <w:rPr>
-                <w:sz w:val="21"/>
-              </w:rPr>
-              <w:t>report-resume.png</w:t>
-            </w:r>
-          </w:p>
-        </w:tc>
-      </w:tr>
-      <w:tr>
-        <w:trPr>
-          <w:cantSplit/>
-        </w:trPr>
-        <w:tc>
-          <w:tcPr>
-            <w:tcW w:w="1440" w:type="dxa"/>
-            <w:tcBorders>
-              <w:top w:val="single" w:sz="4" w:space="0" w:color="D9D9D9"/>
-              <w:left w:val="single" w:sz="4" w:space="0" w:color="D9D9D9"/>
-              <w:bottom w:val="single" w:sz="4" w:space="0" w:color="D9D9D9"/>
-              <w:right w:val="single" w:sz="4" w:space="0" w:color="D9D9D9"/>
-            </w:tcBorders>
-            <w:tcMar>
-              <w:top w:w="85" w:type="dxa"/>
-              <w:left w:w="85" w:type="dxa"/>
-              <w:bottom w:w="85" w:type="dxa"/>
-              <w:right w:w="85" w:type="dxa"/>
-            </w:tcMar>
-            <w:vAlign w:val="center"/>
-          </w:tcPr>
-          <w:p>
-            <w:pPr>
-              <w:spacing w:before="60" w:after="60" w:line="252" w:lineRule="auto"/>
-              <w:jc w:val="center"/>
-              <w:rPr>
-                <w:sz w:val="21"/>
-              </w:rPr>
-            </w:pPr>
-            <w:r>
-              <w:rPr>
-                <w:sz w:val="21"/>
-              </w:rPr>
-              <w:t>SM05</w:t>
-            </w:r>
-          </w:p>
-        </w:tc>
-        <w:tc>
-          <w:tcPr>
-            <w:tcW w:w="3960" w:type="dxa"/>
-            <w:tcBorders>
-              <w:top w:val="single" w:sz="4" w:space="0" w:color="D9D9D9"/>
-              <w:left w:val="single" w:sz="4" w:space="0" w:color="D9D9D9"/>
-              <w:bottom w:val="single" w:sz="4" w:space="0" w:color="D9D9D9"/>
-              <w:right w:val="single" w:sz="4" w:space="0" w:color="D9D9D9"/>
-            </w:tcBorders>
-            <w:tcMar>
-              <w:top w:w="85" w:type="dxa"/>
-              <w:left w:w="85" w:type="dxa"/>
-              <w:bottom w:w="85" w:type="dxa"/>
-              <w:right w:w="85" w:type="dxa"/>
-            </w:tcMar>
-            <w:vAlign w:val="center"/>
-          </w:tcPr>
-          <w:p>
-            <w:pPr>
-              <w:spacing w:before="60" w:after="60" w:line="252" w:lineRule="auto"/>
-              <w:rPr>
-                <w:sz w:val="21"/>
-              </w:rPr>
-            </w:pPr>
-            <w:r>
-              <w:rPr>
-                <w:sz w:val="21"/>
-                <w:lang w:val="ru-RU"/>
-              </w:rPr>
-              <w:t xml:space="preserve">При попытке отмены проведения система выдает ошибку прав доступа. </w:t>
-            </w:r>
-            <w:proofErr w:type="spellStart"/>
-            <w:r>
-              <w:rPr>
-                <w:sz w:val="21"/>
-              </w:rPr>
-              <w:t>Ошибка</w:t>
-            </w:r>
-            <w:proofErr w:type="spellEnd"/>
-            <w:r>
-              <w:rPr>
-                <w:sz w:val="21"/>
-              </w:rPr>
-              <w:t xml:space="preserve"> </w:t>
-            </w:r>
-            <w:proofErr w:type="spellStart"/>
-            <w:r>
-              <w:rPr>
-                <w:sz w:val="21"/>
-              </w:rPr>
-              <w:t>зафиксирована</w:t>
-            </w:r>
-            <w:proofErr w:type="spellEnd"/>
-            <w:r>
-              <w:rPr>
-                <w:sz w:val="21"/>
-              </w:rPr>
-              <w:t xml:space="preserve"> </w:t>
-            </w:r>
-            <w:proofErr w:type="spellStart"/>
-            <w:r>
-              <w:rPr>
-                <w:sz w:val="21"/>
-              </w:rPr>
-              <w:t>как</w:t>
-            </w:r>
-            <w:proofErr w:type="spellEnd"/>
-            <w:r>
-              <w:rPr>
-                <w:sz w:val="21"/>
-              </w:rPr>
-              <w:t xml:space="preserve"> </w:t>
-            </w:r>
-            <w:proofErr w:type="spellStart"/>
-            <w:r>
-              <w:rPr>
-                <w:sz w:val="21"/>
-              </w:rPr>
-              <w:t>дефект</w:t>
-            </w:r>
-            <w:proofErr w:type="spellEnd"/>
-            <w:r>
-              <w:rPr>
-                <w:sz w:val="21"/>
-              </w:rPr>
-              <w:t xml:space="preserve"> DEF-001.</w:t>
-            </w:r>
-          </w:p>
-        </w:tc>
-        <w:tc>
-          <w:tcPr>
-            <w:tcW w:w="1584" w:type="dxa"/>
-            <w:tcBorders>
-              <w:top w:val="single" w:sz="4" w:space="0" w:color="D9D9D9"/>
-              <w:left w:val="single" w:sz="4" w:space="0" w:color="D9D9D9"/>
-              <w:bottom w:val="single" w:sz="4" w:space="0" w:color="D9D9D9"/>
-              <w:right w:val="single" w:sz="4" w:space="0" w:color="D9D9D9"/>
-            </w:tcBorders>
-            <w:tcMar>
-              <w:top w:w="85" w:type="dxa"/>
-              <w:left w:w="85" w:type="dxa"/>
-              <w:bottom w:w="85" w:type="dxa"/>
-              <w:right w:w="85" w:type="dxa"/>
-            </w:tcMar>
-            <w:vAlign w:val="center"/>
-          </w:tcPr>
-          <w:p>
-            <w:pPr>
-              <w:spacing w:before="60" w:after="60" w:line="252" w:lineRule="auto"/>
-              <w:jc w:val="center"/>
-              <w:rPr>
-                <w:sz w:val="21"/>
-              </w:rPr>
-            </w:pPr>
-            <w:proofErr w:type="spellStart"/>
-            <w:r>
-              <w:rPr>
-                <w:sz w:val="21"/>
-              </w:rPr>
-              <w:t>Заблокирован</w:t>
-            </w:r>
-            <w:proofErr w:type="spellEnd"/>
-          </w:p>
-        </w:tc>
-        <w:tc>
-          <w:tcPr>
-            <w:tcW w:w="2592" w:type="dxa"/>
-            <w:tcBorders>
-              <w:top w:val="single" w:sz="4" w:space="0" w:color="D9D9D9"/>
-              <w:left w:val="single" w:sz="4" w:space="0" w:color="D9D9D9"/>
-              <w:bottom w:val="single" w:sz="4" w:space="0" w:color="D9D9D9"/>
-              <w:right w:val="single" w:sz="4" w:space="0" w:color="D9D9D9"/>
-            </w:tcBorders>
-            <w:tcMar>
-              <w:top w:w="85" w:type="dxa"/>
-              <w:left w:w="85" w:type="dxa"/>
-              <w:bottom w:w="85" w:type="dxa"/>
-              <w:right w:w="85" w:type="dxa"/>
-            </w:tcMar>
-            <w:vAlign w:val="center"/>
-          </w:tcPr>
-          <w:p>
-            <w:pPr>
-              <w:spacing w:before="60" w:after="60" w:line="252" w:lineRule="auto"/>
-              <w:rPr>
-                <w:sz w:val="21"/>
-              </w:rPr>
-            </w:pPr>
-            <w:r>
-              <w:rPr>
-                <w:sz w:val="21"/>
-              </w:rPr>
-              <w:t>MP03-bug-rights.png</w:t>
-            </w:r>
-          </w:p>
-        </w:tc>
-      </w:tr>
-      <w:tr>
-        <w:trPr>
-          <w:cantSplit/>
-        </w:trPr>
-        <w:tc>
-          <w:tcPr>
-            <w:tcW w:w="1440" w:type="dxa"/>
-            <w:tcBorders>
-              <w:top w:val="single" w:sz="4" w:space="0" w:color="D9D9D9"/>
-              <w:left w:val="single" w:sz="4" w:space="0" w:color="D9D9D9"/>
-              <w:bottom w:val="single" w:sz="4" w:space="0" w:color="D9D9D9"/>
-              <w:right w:val="single" w:sz="4" w:space="0" w:color="D9D9D9"/>
-            </w:tcBorders>
-            <w:tcMar>
-              <w:top w:w="85" w:type="dxa"/>
-              <w:left w:w="85" w:type="dxa"/>
-              <w:bottom w:w="85" w:type="dxa"/>
-              <w:right w:w="85" w:type="dxa"/>
-            </w:tcMar>
-            <w:vAlign w:val="center"/>
-          </w:tcPr>
-          <w:p>
-            <w:pPr>
-              <w:spacing w:before="60" w:after="60" w:line="252" w:lineRule="auto"/>
-              <w:jc w:val="center"/>
-              <w:rPr>
-                <w:sz w:val="21"/>
-              </w:rPr>
-            </w:pPr>
-            <w:r>
-              <w:rPr>
-                <w:sz w:val="21"/>
-              </w:rPr>
-              <w:t>SM06</w:t>
-            </w:r>
-          </w:p>
-        </w:tc>
-        <w:tc>
-          <w:tcPr>
-            <w:tcW w:w="3960" w:type="dxa"/>
-            <w:tcBorders>
-              <w:top w:val="single" w:sz="4" w:space="0" w:color="D9D9D9"/>
-              <w:left w:val="single" w:sz="4" w:space="0" w:color="D9D9D9"/>
-              <w:bottom w:val="single" w:sz="4" w:space="0" w:color="D9D9D9"/>
-              <w:right w:val="single" w:sz="4" w:space="0" w:color="D9D9D9"/>
-            </w:tcBorders>
-            <w:tcMar>
-              <w:top w:w="85" w:type="dxa"/>
-              <w:left w:w="85" w:type="dxa"/>
-              <w:bottom w:w="85" w:type="dxa"/>
-              <w:right w:w="85" w:type="dxa"/>
-            </w:tcMar>
-            <w:vAlign w:val="center"/>
-          </w:tcPr>
-          <w:p>
-            <w:pPr>
-              <w:spacing w:before="60" w:after="60" w:line="252" w:lineRule="auto"/>
-              <w:rPr>
-                <w:sz w:val="21"/>
-                <w:lang w:val="ru-RU"/>
-              </w:rPr>
-            </w:pPr>
-            <w:r>
-              <w:rPr>
-                <w:sz w:val="21"/>
-                <w:lang w:val="ru-RU"/>
-              </w:rPr>
-              <w:t xml:space="preserve">При отмене проведения система выдает ошибку прав доступа. Ошибка зафиксирована как дефект </w:t>
-            </w:r>
-            <w:r>
-              <w:rPr>
-                <w:sz w:val="21"/>
-              </w:rPr>
-              <w:t>DEF</w:t>
-            </w:r>
-            <w:r>
-              <w:rPr>
-                <w:sz w:val="21"/>
-                <w:lang w:val="ru-RU"/>
-              </w:rPr>
-              <w:t>-002.</w:t>
-            </w:r>
-          </w:p>
-        </w:tc>
-        <w:tc>
-          <w:tcPr>
-            <w:tcW w:w="1584" w:type="dxa"/>
-            <w:tcBorders>
-              <w:top w:val="single" w:sz="4" w:space="0" w:color="D9D9D9"/>
-              <w:left w:val="single" w:sz="4" w:space="0" w:color="D9D9D9"/>
-              <w:bottom w:val="single" w:sz="4" w:space="0" w:color="D9D9D9"/>
-              <w:right w:val="single" w:sz="4" w:space="0" w:color="D9D9D9"/>
-            </w:tcBorders>
-            <w:tcMar>
-              <w:top w:w="85" w:type="dxa"/>
-              <w:left w:w="85" w:type="dxa"/>
-              <w:bottom w:w="85" w:type="dxa"/>
-              <w:right w:w="85" w:type="dxa"/>
-            </w:tcMar>
-            <w:vAlign w:val="center"/>
-          </w:tcPr>
-          <w:p>
-            <w:pPr>
-              <w:spacing w:before="60" w:after="60" w:line="252" w:lineRule="auto"/>
-              <w:jc w:val="center"/>
-              <w:rPr>
-                <w:sz w:val="21"/>
-              </w:rPr>
-            </w:pPr>
-            <w:proofErr w:type="spellStart"/>
-            <w:r>
-              <w:rPr>
-                <w:sz w:val="21"/>
-              </w:rPr>
-              <w:t>Заблокирован</w:t>
-            </w:r>
-            <w:proofErr w:type="spellEnd"/>
-          </w:p>
-        </w:tc>
-        <w:tc>
-          <w:tcPr>
-            <w:tcW w:w="2592" w:type="dxa"/>
-            <w:tcBorders>
-              <w:top w:val="single" w:sz="4" w:space="0" w:color="D9D9D9"/>
-              <w:left w:val="single" w:sz="4" w:space="0" w:color="D9D9D9"/>
-              <w:bottom w:val="single" w:sz="4" w:space="0" w:color="D9D9D9"/>
-              <w:right w:val="single" w:sz="4" w:space="0" w:color="D9D9D9"/>
-            </w:tcBorders>
-            <w:tcMar>
-              <w:top w:w="85" w:type="dxa"/>
-              <w:left w:w="85" w:type="dxa"/>
-              <w:bottom w:w="85" w:type="dxa"/>
-              <w:right w:w="85" w:type="dxa"/>
-            </w:tcMar>
-            <w:vAlign w:val="center"/>
-          </w:tcPr>
-          <w:p>
-            <w:pPr>
-              <w:spacing w:before="60" w:after="60" w:line="252" w:lineRule="auto"/>
-              <w:rPr>
-                <w:sz w:val="21"/>
-              </w:rPr>
-            </w:pPr>
-            <w:r>
-              <w:rPr>
-                <w:sz w:val="21"/>
-              </w:rPr>
-              <w:t>MS01-bug-rights.png</w:t>
-            </w:r>
-          </w:p>
-        </w:tc>
-      </w:tr>
-      <w:tr>
-        <w:trPr>
-          <w:cantSplit/>
-        </w:trPr>
-        <w:tc>
-          <w:tcPr>
-            <w:tcW w:w="1440" w:type="dxa"/>
-            <w:tcBorders>
-              <w:top w:val="single" w:sz="4" w:space="0" w:color="D9D9D9"/>
-              <w:left w:val="single" w:sz="4" w:space="0" w:color="D9D9D9"/>
-              <w:bottom w:val="single" w:sz="4" w:space="0" w:color="D9D9D9"/>
-              <w:right w:val="single" w:sz="4" w:space="0" w:color="D9D9D9"/>
-            </w:tcBorders>
-            <w:tcMar>
-              <w:top w:w="85" w:type="dxa"/>
-              <w:left w:w="85" w:type="dxa"/>
-              <w:bottom w:w="85" w:type="dxa"/>
-              <w:right w:w="85" w:type="dxa"/>
-            </w:tcMar>
-            <w:vAlign w:val="center"/>
-          </w:tcPr>
-          <w:p>
-            <w:pPr>
-              <w:spacing w:before="60" w:after="60" w:line="252" w:lineRule="auto"/>
-              <w:jc w:val="center"/>
-              <w:rPr>
-                <w:sz w:val="21"/>
-              </w:rPr>
-            </w:pPr>
-            <w:r>
-              <w:rPr>
-                <w:sz w:val="21"/>
-              </w:rPr>
-              <w:t>SM07</w:t>
-            </w:r>
-          </w:p>
-        </w:tc>
-        <w:tc>
-          <w:tcPr>
-            <w:tcW w:w="3960" w:type="dxa"/>
-            <w:tcBorders>
-              <w:top w:val="single" w:sz="4" w:space="0" w:color="D9D9D9"/>
-              <w:left w:val="single" w:sz="4" w:space="0" w:color="D9D9D9"/>
-              <w:bottom w:val="single" w:sz="4" w:space="0" w:color="D9D9D9"/>
-              <w:right w:val="single" w:sz="4" w:space="0" w:color="D9D9D9"/>
-            </w:tcBorders>
-            <w:tcMar>
-              <w:top w:w="85" w:type="dxa"/>
-              <w:left w:w="85" w:type="dxa"/>
-              <w:bottom w:w="85" w:type="dxa"/>
-              <w:right w:w="85" w:type="dxa"/>
-            </w:tcMar>
-            <w:vAlign w:val="center"/>
-          </w:tcPr>
-          <w:p>
-            <w:pPr>
-              <w:spacing w:before="60" w:after="60" w:line="252" w:lineRule="auto"/>
-              <w:rPr>
-                <w:sz w:val="21"/>
-                <w:lang w:val="ru-RU"/>
-              </w:rPr>
-            </w:pPr>
-            <w:r>
-              <w:rPr>
-                <w:sz w:val="21"/>
-                <w:lang w:val="ru-RU"/>
-              </w:rPr>
-              <w:t>Заблокирован из-за предыдущих ошибок прав доступа (</w:t>
-            </w:r>
-            <w:r>
-              <w:rPr>
-                <w:sz w:val="21"/>
-              </w:rPr>
-              <w:t>DEF</w:t>
-            </w:r>
-            <w:r>
-              <w:rPr>
-                <w:sz w:val="21"/>
-                <w:lang w:val="ru-RU"/>
-              </w:rPr>
-              <w:t xml:space="preserve">-001, </w:t>
-            </w:r>
-            <w:r>
-              <w:rPr>
-                <w:sz w:val="21"/>
-              </w:rPr>
-              <w:t>DEF</w:t>
-            </w:r>
-            <w:r>
-              <w:rPr>
-                <w:sz w:val="21"/>
-                <w:lang w:val="ru-RU"/>
-              </w:rPr>
-              <w:t>-002)</w:t>
-            </w:r>
-          </w:p>
-        </w:tc>
-        <w:tc>
-          <w:tcPr>
-            <w:tcW w:w="1584" w:type="dxa"/>
-            <w:tcBorders>
-              <w:top w:val="single" w:sz="4" w:space="0" w:color="D9D9D9"/>
-              <w:left w:val="single" w:sz="4" w:space="0" w:color="D9D9D9"/>
-              <w:bottom w:val="single" w:sz="4" w:space="0" w:color="D9D9D9"/>
-              <w:right w:val="single" w:sz="4" w:space="0" w:color="D9D9D9"/>
-            </w:tcBorders>
-            <w:tcMar>
-              <w:top w:w="85" w:type="dxa"/>
-              <w:left w:w="85" w:type="dxa"/>
-              <w:bottom w:w="85" w:type="dxa"/>
-              <w:right w:w="85" w:type="dxa"/>
-            </w:tcMar>
-            <w:vAlign w:val="center"/>
-          </w:tcPr>
-          <w:p>
-            <w:pPr>
-              <w:spacing w:before="60" w:after="60" w:line="252" w:lineRule="auto"/>
-              <w:jc w:val="center"/>
-              <w:rPr>
-                <w:sz w:val="21"/>
-              </w:rPr>
-            </w:pPr>
-            <w:proofErr w:type="spellStart"/>
-            <w:r>
-              <w:rPr>
-                <w:sz w:val="21"/>
-              </w:rPr>
-              <w:t>Заблокирован</w:t>
-            </w:r>
-            <w:proofErr w:type="spellEnd"/>
-          </w:p>
-        </w:tc>
-        <w:tc>
-          <w:tcPr>
-            <w:tcW w:w="2592" w:type="dxa"/>
-            <w:tcBorders>
-              <w:top w:val="single" w:sz="4" w:space="0" w:color="D9D9D9"/>
-              <w:left w:val="single" w:sz="4" w:space="0" w:color="D9D9D9"/>
-              <w:bottom w:val="single" w:sz="4" w:space="0" w:color="D9D9D9"/>
-              <w:right w:val="single" w:sz="4" w:space="0" w:color="D9D9D9"/>
-            </w:tcBorders>
-            <w:tcMar>
-              <w:top w:w="85" w:type="dxa"/>
-              <w:left w:w="85" w:type="dxa"/>
-              <w:bottom w:w="85" w:type="dxa"/>
-              <w:right w:w="85" w:type="dxa"/>
-            </w:tcMar>
-            <w:vAlign w:val="center"/>
-          </w:tcPr>
-          <w:p>
-            <w:pPr>
-              <w:spacing w:before="60" w:after="60" w:line="252" w:lineRule="auto"/>
-              <w:rPr>
-                <w:sz w:val="21"/>
-              </w:rPr>
-            </w:pPr>
-            <w:r>
-              <w:rPr>
-                <w:sz w:val="21"/>
-              </w:rPr>
-              <w:t>-</w:t>
-            </w:r>
-          </w:p>
-        </w:tc>
-      </w:tr>
-      <w:tr>
-        <w:trPr>
-          <w:cantSplit/>
-        </w:trPr>
-        <w:tc>
-          <w:tcPr>
-            <w:tcW w:w="1440" w:type="dxa"/>
-            <w:tcBorders>
-              <w:top w:val="single" w:sz="4" w:space="0" w:color="D9D9D9"/>
-              <w:left w:val="single" w:sz="4" w:space="0" w:color="D9D9D9"/>
-              <w:bottom w:val="single" w:sz="4" w:space="0" w:color="D9D9D9"/>
-              <w:right w:val="single" w:sz="4" w:space="0" w:color="D9D9D9"/>
-            </w:tcBorders>
-            <w:tcMar>
-              <w:top w:w="85" w:type="dxa"/>
-              <w:left w:w="85" w:type="dxa"/>
-              <w:bottom w:w="85" w:type="dxa"/>
-              <w:right w:w="85" w:type="dxa"/>
-            </w:tcMar>
-            <w:vAlign w:val="center"/>
-          </w:tcPr>
-          <w:p>
-            <w:pPr>
-              <w:spacing w:before="60" w:after="60" w:line="252" w:lineRule="auto"/>
-              <w:jc w:val="center"/>
-              <w:rPr>
-                <w:sz w:val="21"/>
-              </w:rPr>
-            </w:pPr>
-            <w:r>
-              <w:rPr>
-                <w:sz w:val="21"/>
-              </w:rPr>
-              <w:t>SM08</w:t>
-            </w:r>
-          </w:p>
-        </w:tc>
-        <w:tc>
-          <w:tcPr>
-            <w:tcW w:w="3960" w:type="dxa"/>
-            <w:tcBorders>
-              <w:top w:val="single" w:sz="4" w:space="0" w:color="D9D9D9"/>
-              <w:left w:val="single" w:sz="4" w:space="0" w:color="D9D9D9"/>
-              <w:bottom w:val="single" w:sz="4" w:space="0" w:color="D9D9D9"/>
-              <w:right w:val="single" w:sz="4" w:space="0" w:color="D9D9D9"/>
-            </w:tcBorders>
-            <w:tcMar>
-              <w:top w:w="85" w:type="dxa"/>
-              <w:left w:w="85" w:type="dxa"/>
-              <w:bottom w:w="85" w:type="dxa"/>
-              <w:right w:w="85" w:type="dxa"/>
-            </w:tcMar>
-            <w:vAlign w:val="center"/>
-          </w:tcPr>
-          <w:p>
-            <w:pPr>
-              <w:spacing w:before="60" w:after="60" w:line="252" w:lineRule="auto"/>
-              <w:rPr>
-                <w:sz w:val="21"/>
-                <w:lang w:val="ru-RU"/>
-              </w:rPr>
-            </w:pPr>
-            <w:r>
-              <w:rPr>
-                <w:sz w:val="21"/>
-                <w:lang w:val="ru-RU"/>
-              </w:rPr>
-              <w:t>Заблокирован из-за предыдущих ошибок прав доступа (</w:t>
-            </w:r>
-            <w:r>
-              <w:rPr>
-                <w:sz w:val="21"/>
-              </w:rPr>
-              <w:t>DEF</w:t>
-            </w:r>
-            <w:r>
-              <w:rPr>
-                <w:sz w:val="21"/>
-                <w:lang w:val="ru-RU"/>
-              </w:rPr>
-              <w:t xml:space="preserve">-001, </w:t>
-            </w:r>
-            <w:r>
-              <w:rPr>
-                <w:sz w:val="21"/>
-              </w:rPr>
-              <w:t>DEF</w:t>
-            </w:r>
-            <w:r>
-              <w:rPr>
-                <w:sz w:val="21"/>
-                <w:lang w:val="ru-RU"/>
-              </w:rPr>
-              <w:t>-002)</w:t>
-            </w:r>
-          </w:p>
-        </w:tc>
-        <w:tc>
-          <w:tcPr>
-            <w:tcW w:w="1584" w:type="dxa"/>
-            <w:tcBorders>
-              <w:top w:val="single" w:sz="4" w:space="0" w:color="D9D9D9"/>
-              <w:left w:val="single" w:sz="4" w:space="0" w:color="D9D9D9"/>
-              <w:bottom w:val="single" w:sz="4" w:space="0" w:color="D9D9D9"/>
-              <w:right w:val="single" w:sz="4" w:space="0" w:color="D9D9D9"/>
-            </w:tcBorders>
-            <w:tcMar>
-              <w:top w:w="85" w:type="dxa"/>
-              <w:left w:w="85" w:type="dxa"/>
-              <w:bottom w:w="85" w:type="dxa"/>
-              <w:right w:w="85" w:type="dxa"/>
-            </w:tcMar>
-            <w:vAlign w:val="center"/>
-          </w:tcPr>
-          <w:p>
-            <w:pPr>
-              <w:spacing w:before="60" w:after="60" w:line="252" w:lineRule="auto"/>
-              <w:jc w:val="center"/>
-              <w:rPr>
-                <w:sz w:val="21"/>
-              </w:rPr>
-            </w:pPr>
-            <w:proofErr w:type="spellStart"/>
-            <w:r>
-              <w:rPr>
-                <w:sz w:val="21"/>
-              </w:rPr>
-              <w:t>Заблокирован</w:t>
-            </w:r>
-            <w:proofErr w:type="spellEnd"/>
-          </w:p>
-        </w:tc>
-        <w:tc>
-          <w:tcPr>
-            <w:tcW w:w="2592" w:type="dxa"/>
-            <w:tcBorders>
-              <w:top w:val="single" w:sz="4" w:space="0" w:color="D9D9D9"/>
-              <w:left w:val="single" w:sz="4" w:space="0" w:color="D9D9D9"/>
-              <w:bottom w:val="single" w:sz="4" w:space="0" w:color="D9D9D9"/>
-              <w:right w:val="single" w:sz="4" w:space="0" w:color="D9D9D9"/>
-            </w:tcBorders>
-            <w:tcMar>
-              <w:top w:w="85" w:type="dxa"/>
-              <w:left w:w="85" w:type="dxa"/>
-              <w:bottom w:w="85" w:type="dxa"/>
-              <w:right w:w="85" w:type="dxa"/>
-            </w:tcMar>
-            <w:vAlign w:val="center"/>
-          </w:tcPr>
-          <w:p>
-            <w:pPr>
-              <w:spacing w:before="60" w:after="60" w:line="252" w:lineRule="auto"/>
-              <w:rPr>
-                <w:sz w:val="21"/>
-              </w:rPr>
-            </w:pPr>
-            <w:r>
-              <w:rPr>
-                <w:sz w:val="21"/>
-              </w:rPr>
-              <w:t>-</w:t>
-            </w:r>
-          </w:p>
-        </w:tc>
-      </w:tr>
-      <w:tr>
-        <w:trPr>
-          <w:cantSplit/>
-        </w:trPr>
-        <w:tc>
-          <w:tcPr>
-            <w:tcW w:w="1440" w:type="dxa"/>
-            <w:tcBorders>
-              <w:top w:val="single" w:sz="4" w:space="0" w:color="D9D9D9"/>
-              <w:left w:val="single" w:sz="4" w:space="0" w:color="D9D9D9"/>
-              <w:bottom w:val="single" w:sz="4" w:space="0" w:color="D9D9D9"/>
-              <w:right w:val="single" w:sz="4" w:space="0" w:color="D9D9D9"/>
-            </w:tcBorders>
-            <w:tcMar>
-              <w:top w:w="85" w:type="dxa"/>
-              <w:left w:w="85" w:type="dxa"/>
-              <w:bottom w:w="85" w:type="dxa"/>
-              <w:right w:w="85" w:type="dxa"/>
-            </w:tcMar>
-            <w:vAlign w:val="center"/>
-          </w:tcPr>
-          <w:p>
-            <w:pPr>
-              <w:spacing w:before="60" w:after="60" w:line="252" w:lineRule="auto"/>
-              <w:jc w:val="center"/>
-              <w:rPr>
-                <w:sz w:val="21"/>
-              </w:rPr>
-            </w:pPr>
-            <w:r>
-              <w:rPr>
-                <w:sz w:val="21"/>
-              </w:rPr>
-              <w:lastRenderedPageBreak/>
-              <w:t>SM09</w:t>
-            </w:r>
-          </w:p>
-        </w:tc>
-        <w:tc>
-          <w:tcPr>
-            <w:tcW w:w="3960" w:type="dxa"/>
-            <w:tcBorders>
-              <w:top w:val="single" w:sz="4" w:space="0" w:color="D9D9D9"/>
-              <w:left w:val="single" w:sz="4" w:space="0" w:color="D9D9D9"/>
-              <w:bottom w:val="single" w:sz="4" w:space="0" w:color="D9D9D9"/>
-              <w:right w:val="single" w:sz="4" w:space="0" w:color="D9D9D9"/>
-            </w:tcBorders>
-            <w:tcMar>
-              <w:top w:w="85" w:type="dxa"/>
-              <w:left w:w="85" w:type="dxa"/>
-              <w:bottom w:w="85" w:type="dxa"/>
-              <w:right w:w="85" w:type="dxa"/>
-            </w:tcMar>
-            <w:vAlign w:val="center"/>
-          </w:tcPr>
-          <w:p>
-            <w:pPr>
-              <w:spacing w:before="60" w:after="60" w:line="252" w:lineRule="auto"/>
-              <w:rPr>
-                <w:sz w:val="21"/>
-                <w:lang w:val="ru-RU"/>
-              </w:rPr>
-            </w:pPr>
-            <w:r>
-              <w:rPr>
-                <w:sz w:val="21"/>
-                <w:lang w:val="ru-RU"/>
-              </w:rPr>
-              <w:t>Заблокирован из-за предыдущих ошибок прав доступа (</w:t>
-            </w:r>
-            <w:r>
-              <w:rPr>
-                <w:sz w:val="21"/>
-              </w:rPr>
-              <w:t>DEF</w:t>
-            </w:r>
-            <w:r>
-              <w:rPr>
-                <w:sz w:val="21"/>
-                <w:lang w:val="ru-RU"/>
-              </w:rPr>
-              <w:t xml:space="preserve">-001, </w:t>
-            </w:r>
-            <w:r>
-              <w:rPr>
-                <w:sz w:val="21"/>
-              </w:rPr>
-              <w:t>DEF</w:t>
-            </w:r>
-            <w:r>
-              <w:rPr>
-                <w:sz w:val="21"/>
-                <w:lang w:val="ru-RU"/>
-              </w:rPr>
-              <w:t>-002)</w:t>
-            </w:r>
-          </w:p>
-        </w:tc>
-        <w:tc>
-          <w:tcPr>
-            <w:tcW w:w="1584" w:type="dxa"/>
-            <w:tcBorders>
-              <w:top w:val="single" w:sz="4" w:space="0" w:color="D9D9D9"/>
-              <w:left w:val="single" w:sz="4" w:space="0" w:color="D9D9D9"/>
-              <w:bottom w:val="single" w:sz="4" w:space="0" w:color="D9D9D9"/>
-              <w:right w:val="single" w:sz="4" w:space="0" w:color="D9D9D9"/>
-            </w:tcBorders>
-            <w:tcMar>
-              <w:top w:w="85" w:type="dxa"/>
-              <w:left w:w="85" w:type="dxa"/>
-              <w:bottom w:w="85" w:type="dxa"/>
-              <w:right w:w="85" w:type="dxa"/>
-            </w:tcMar>
-            <w:vAlign w:val="center"/>
-          </w:tcPr>
-          <w:p>
-            <w:pPr>
-              <w:spacing w:before="60" w:after="60" w:line="252" w:lineRule="auto"/>
-              <w:jc w:val="center"/>
-              <w:rPr>
-                <w:sz w:val="21"/>
-              </w:rPr>
-            </w:pPr>
-            <w:proofErr w:type="spellStart"/>
-            <w:r>
-              <w:rPr>
-                <w:sz w:val="21"/>
-              </w:rPr>
-              <w:t>Заблокирован</w:t>
-            </w:r>
-            <w:proofErr w:type="spellEnd"/>
-          </w:p>
-        </w:tc>
-        <w:tc>
-          <w:tcPr>
-            <w:tcW w:w="2592" w:type="dxa"/>
-            <w:tcBorders>
-              <w:top w:val="single" w:sz="4" w:space="0" w:color="D9D9D9"/>
-              <w:left w:val="single" w:sz="4" w:space="0" w:color="D9D9D9"/>
-              <w:bottom w:val="single" w:sz="4" w:space="0" w:color="D9D9D9"/>
-              <w:right w:val="single" w:sz="4" w:space="0" w:color="D9D9D9"/>
-            </w:tcBorders>
-            <w:tcMar>
-              <w:top w:w="85" w:type="dxa"/>
-              <w:left w:w="85" w:type="dxa"/>
-              <w:bottom w:w="85" w:type="dxa"/>
-              <w:right w:w="85" w:type="dxa"/>
-            </w:tcMar>
-            <w:vAlign w:val="center"/>
-          </w:tcPr>
-          <w:p>
-            <w:pPr>
-              <w:spacing w:before="60" w:after="60" w:line="252" w:lineRule="auto"/>
-              <w:rPr>
-                <w:sz w:val="21"/>
-              </w:rPr>
-            </w:pPr>
-            <w:r>
-              <w:rPr>
-                <w:sz w:val="21"/>
-              </w:rPr>
-              <w:t>-</w:t>
-            </w:r>
-          </w:p>
-        </w:tc>
-      </w:tr>
-      <w:tr>
-        <w:trPr>
-          <w:cantSplit/>
-        </w:trPr>
-        <w:tc>
-          <w:tcPr>
-            <w:tcW w:w="1440" w:type="dxa"/>
-            <w:tcBorders>
-              <w:top w:val="single" w:sz="4" w:space="0" w:color="D9D9D9"/>
-              <w:left w:val="single" w:sz="4" w:space="0" w:color="D9D9D9"/>
-              <w:bottom w:val="single" w:sz="4" w:space="0" w:color="D9D9D9"/>
-              <w:right w:val="single" w:sz="4" w:space="0" w:color="D9D9D9"/>
-            </w:tcBorders>
-            <w:tcMar>
-              <w:top w:w="85" w:type="dxa"/>
-              <w:left w:w="85" w:type="dxa"/>
-              <w:bottom w:w="85" w:type="dxa"/>
-              <w:right w:w="85" w:type="dxa"/>
-            </w:tcMar>
-            <w:vAlign w:val="center"/>
-          </w:tcPr>
-          <w:p>
-            <w:pPr>
-              <w:spacing w:before="60" w:after="60" w:line="252" w:lineRule="auto"/>
-              <w:jc w:val="center"/>
-              <w:rPr>
-                <w:sz w:val="21"/>
-              </w:rPr>
-            </w:pPr>
-            <w:r>
-              <w:rPr>
-                <w:sz w:val="21"/>
-              </w:rPr>
-              <w:t>SM10</w:t>
-            </w:r>
-          </w:p>
-        </w:tc>
-        <w:tc>
-          <w:tcPr>
-            <w:tcW w:w="3960" w:type="dxa"/>
-            <w:tcBorders>
-              <w:top w:val="single" w:sz="4" w:space="0" w:color="D9D9D9"/>
-              <w:left w:val="single" w:sz="4" w:space="0" w:color="D9D9D9"/>
-              <w:bottom w:val="single" w:sz="4" w:space="0" w:color="D9D9D9"/>
-              <w:right w:val="single" w:sz="4" w:space="0" w:color="D9D9D9"/>
-            </w:tcBorders>
-            <w:tcMar>
-              <w:top w:w="85" w:type="dxa"/>
-              <w:left w:w="85" w:type="dxa"/>
-              <w:bottom w:w="85" w:type="dxa"/>
-              <w:right w:w="85" w:type="dxa"/>
-            </w:tcMar>
-            <w:vAlign w:val="center"/>
-          </w:tcPr>
-          <w:p>
-            <w:pPr>
-              <w:spacing w:before="60" w:after="60" w:line="252" w:lineRule="auto"/>
-              <w:rPr>
-                <w:sz w:val="21"/>
-                <w:lang w:val="ru-RU"/>
-              </w:rPr>
-            </w:pPr>
-            <w:r>
-              <w:rPr>
-                <w:sz w:val="21"/>
-                <w:lang w:val="ru-RU"/>
-              </w:rPr>
-              <w:t>Заблокирован из-за предыдущих ошибок прав доступа (</w:t>
-            </w:r>
-            <w:r>
-              <w:rPr>
-                <w:sz w:val="21"/>
-              </w:rPr>
-              <w:t>DEF</w:t>
-            </w:r>
-            <w:r>
-              <w:rPr>
-                <w:sz w:val="21"/>
-                <w:lang w:val="ru-RU"/>
-              </w:rPr>
-              <w:t xml:space="preserve">-001, </w:t>
-            </w:r>
-            <w:r>
-              <w:rPr>
-                <w:sz w:val="21"/>
-              </w:rPr>
-              <w:t>DEF</w:t>
-            </w:r>
-            <w:r>
-              <w:rPr>
-                <w:sz w:val="21"/>
-                <w:lang w:val="ru-RU"/>
-              </w:rPr>
-              <w:t>-002)</w:t>
-            </w:r>
-          </w:p>
-        </w:tc>
-        <w:tc>
-          <w:tcPr>
-            <w:tcW w:w="1584" w:type="dxa"/>
-            <w:tcBorders>
-              <w:top w:val="single" w:sz="4" w:space="0" w:color="D9D9D9"/>
-              <w:left w:val="single" w:sz="4" w:space="0" w:color="D9D9D9"/>
-              <w:bottom w:val="single" w:sz="4" w:space="0" w:color="D9D9D9"/>
-              <w:right w:val="single" w:sz="4" w:space="0" w:color="D9D9D9"/>
-            </w:tcBorders>
-            <w:tcMar>
-              <w:top w:w="85" w:type="dxa"/>
-              <w:left w:w="85" w:type="dxa"/>
-              <w:bottom w:w="85" w:type="dxa"/>
-              <w:right w:w="85" w:type="dxa"/>
-            </w:tcMar>
-            <w:vAlign w:val="center"/>
-          </w:tcPr>
-          <w:p>
-            <w:pPr>
-              <w:spacing w:before="60" w:after="60" w:line="252" w:lineRule="auto"/>
-              <w:jc w:val="center"/>
-              <w:rPr>
-                <w:sz w:val="21"/>
-              </w:rPr>
-            </w:pPr>
-            <w:proofErr w:type="spellStart"/>
-            <w:r>
-              <w:rPr>
-                <w:sz w:val="21"/>
-              </w:rPr>
-              <w:t>Заблокирован</w:t>
-            </w:r>
-            <w:proofErr w:type="spellEnd"/>
-          </w:p>
-        </w:tc>
-        <w:tc>
-          <w:tcPr>
-            <w:tcW w:w="2592" w:type="dxa"/>
-            <w:tcBorders>
-              <w:top w:val="single" w:sz="4" w:space="0" w:color="D9D9D9"/>
-              <w:left w:val="single" w:sz="4" w:space="0" w:color="D9D9D9"/>
-              <w:bottom w:val="single" w:sz="4" w:space="0" w:color="D9D9D9"/>
-              <w:right w:val="single" w:sz="4" w:space="0" w:color="D9D9D9"/>
-            </w:tcBorders>
-            <w:tcMar>
-              <w:top w:w="85" w:type="dxa"/>
-              <w:left w:w="85" w:type="dxa"/>
-              <w:bottom w:w="85" w:type="dxa"/>
-              <w:right w:w="85" w:type="dxa"/>
-            </w:tcMar>
-            <w:vAlign w:val="center"/>
-          </w:tcPr>
-          <w:p>
-            <w:pPr>
-              <w:spacing w:before="60" w:after="60" w:line="252" w:lineRule="auto"/>
-              <w:rPr>
-                <w:sz w:val="21"/>
-              </w:rPr>
-            </w:pPr>
-            <w:r>
-              <w:rPr>
-                <w:sz w:val="21"/>
-              </w:rPr>
-              <w:t>-</w:t>
-            </w:r>
-          </w:p>
-        </w:tc>
-      </w:tr>
-      <w:tr>
-        <w:trPr>
-          <w:cantSplit/>
-        </w:trPr>
-        <w:tc>
-          <w:tcPr>
-            <w:tcW w:w="1440" w:type="dxa"/>
-            <w:tcBorders>
-              <w:top w:val="single" w:sz="4" w:space="0" w:color="D9D9D9"/>
-              <w:left w:val="single" w:sz="4" w:space="0" w:color="D9D9D9"/>
-              <w:bottom w:val="single" w:sz="4" w:space="0" w:color="D9D9D9"/>
-              <w:right w:val="single" w:sz="4" w:space="0" w:color="D9D9D9"/>
-            </w:tcBorders>
-            <w:tcMar>
-              <w:top w:w="85" w:type="dxa"/>
-              <w:left w:w="85" w:type="dxa"/>
-              <w:bottom w:w="85" w:type="dxa"/>
-              <w:right w:w="85" w:type="dxa"/>
-            </w:tcMar>
-            <w:vAlign w:val="center"/>
-          </w:tcPr>
-          <w:p>
-            <w:pPr>
-              <w:spacing w:before="60" w:after="60" w:line="252" w:lineRule="auto"/>
-              <w:jc w:val="center"/>
-              <w:rPr>
-                <w:sz w:val="21"/>
-              </w:rPr>
-            </w:pPr>
-            <w:r>
-              <w:rPr>
-                <w:sz w:val="21"/>
-              </w:rPr>
-              <w:t>SM11</w:t>
-            </w:r>
-          </w:p>
-        </w:tc>
-        <w:tc>
-          <w:tcPr>
-            <w:tcW w:w="3960" w:type="dxa"/>
-            <w:tcBorders>
-              <w:top w:val="single" w:sz="4" w:space="0" w:color="D9D9D9"/>
-              <w:left w:val="single" w:sz="4" w:space="0" w:color="D9D9D9"/>
-              <w:bottom w:val="single" w:sz="4" w:space="0" w:color="D9D9D9"/>
-              <w:right w:val="single" w:sz="4" w:space="0" w:color="D9D9D9"/>
-            </w:tcBorders>
-            <w:tcMar>
-              <w:top w:w="85" w:type="dxa"/>
-              <w:left w:w="85" w:type="dxa"/>
-              <w:bottom w:w="85" w:type="dxa"/>
-              <w:right w:w="85" w:type="dxa"/>
-            </w:tcMar>
-            <w:vAlign w:val="center"/>
-          </w:tcPr>
-          <w:p>
-            <w:pPr>
-              <w:spacing w:before="60" w:after="60" w:line="252" w:lineRule="auto"/>
-              <w:rPr>
-                <w:sz w:val="21"/>
-                <w:lang w:val="ru-RU"/>
-              </w:rPr>
-            </w:pPr>
-            <w:r>
-              <w:rPr>
-                <w:sz w:val="21"/>
-                <w:lang w:val="ru-RU"/>
-              </w:rPr>
-              <w:t>Заблокирован из-за предыдущих ошибок прав доступа (</w:t>
-            </w:r>
-            <w:r>
-              <w:rPr>
-                <w:sz w:val="21"/>
-              </w:rPr>
-              <w:t>DEF</w:t>
-            </w:r>
-            <w:r>
-              <w:rPr>
-                <w:sz w:val="21"/>
-                <w:lang w:val="ru-RU"/>
-              </w:rPr>
-              <w:t xml:space="preserve">-001, </w:t>
-            </w:r>
-            <w:r>
-              <w:rPr>
-                <w:sz w:val="21"/>
-              </w:rPr>
-              <w:t>DEF</w:t>
-            </w:r>
-            <w:r>
-              <w:rPr>
-                <w:sz w:val="21"/>
-                <w:lang w:val="ru-RU"/>
-              </w:rPr>
-              <w:t>-002)</w:t>
-            </w:r>
-          </w:p>
-        </w:tc>
-        <w:tc>
-          <w:tcPr>
-            <w:tcW w:w="1584" w:type="dxa"/>
-            <w:tcBorders>
-              <w:top w:val="single" w:sz="4" w:space="0" w:color="D9D9D9"/>
-              <w:left w:val="single" w:sz="4" w:space="0" w:color="D9D9D9"/>
-              <w:bottom w:val="single" w:sz="4" w:space="0" w:color="D9D9D9"/>
-              <w:right w:val="single" w:sz="4" w:space="0" w:color="D9D9D9"/>
-            </w:tcBorders>
-            <w:tcMar>
-              <w:top w:w="85" w:type="dxa"/>
-              <w:left w:w="85" w:type="dxa"/>
-              <w:bottom w:w="85" w:type="dxa"/>
-              <w:right w:w="85" w:type="dxa"/>
-            </w:tcMar>
-            <w:vAlign w:val="center"/>
-          </w:tcPr>
-          <w:p>
-            <w:pPr>
-              <w:spacing w:before="60" w:after="60" w:line="252" w:lineRule="auto"/>
-              <w:jc w:val="center"/>
-              <w:rPr>
-                <w:sz w:val="21"/>
-              </w:rPr>
-            </w:pPr>
-            <w:proofErr w:type="spellStart"/>
-            <w:r>
-              <w:rPr>
-                <w:sz w:val="21"/>
-              </w:rPr>
-              <w:t>Заблокирован</w:t>
-            </w:r>
-            <w:proofErr w:type="spellEnd"/>
-          </w:p>
-        </w:tc>
-        <w:tc>
-          <w:tcPr>
-            <w:tcW w:w="2592" w:type="dxa"/>
-            <w:tcBorders>
-              <w:top w:val="single" w:sz="4" w:space="0" w:color="D9D9D9"/>
-              <w:left w:val="single" w:sz="4" w:space="0" w:color="D9D9D9"/>
-              <w:bottom w:val="single" w:sz="4" w:space="0" w:color="D9D9D9"/>
-              <w:right w:val="single" w:sz="4" w:space="0" w:color="D9D9D9"/>
-            </w:tcBorders>
-            <w:tcMar>
-              <w:top w:w="85" w:type="dxa"/>
-              <w:left w:w="85" w:type="dxa"/>
-              <w:bottom w:w="85" w:type="dxa"/>
-              <w:right w:w="85" w:type="dxa"/>
-            </w:tcMar>
-            <w:vAlign w:val="center"/>
-          </w:tcPr>
-          <w:p>
-            <w:pPr>
-              <w:spacing w:before="60" w:after="60" w:line="252" w:lineRule="auto"/>
-              <w:rPr>
-                <w:sz w:val="21"/>
-              </w:rPr>
-            </w:pPr>
-            <w:r>
-              <w:rPr>
-                <w:sz w:val="21"/>
-              </w:rPr>
-              <w:t>-</w:t>
-            </w:r>
-          </w:p>
-        </w:tc>
-      </w:tr>
-      <w:tr>
-        <w:trPr>
-          <w:cantSplit/>
-        </w:trPr>
-        <w:tc>
-          <w:tcPr>
-            <w:tcW w:w="1440" w:type="dxa"/>
-            <w:tcBorders>
-              <w:top w:val="single" w:sz="4" w:space="0" w:color="D9D9D9"/>
-              <w:left w:val="single" w:sz="4" w:space="0" w:color="D9D9D9"/>
-              <w:bottom w:val="single" w:sz="4" w:space="0" w:color="D9D9D9"/>
-              <w:right w:val="single" w:sz="4" w:space="0" w:color="D9D9D9"/>
-            </w:tcBorders>
-            <w:tcMar>
-              <w:top w:w="85" w:type="dxa"/>
-              <w:left w:w="85" w:type="dxa"/>
-              <w:bottom w:w="85" w:type="dxa"/>
-              <w:right w:w="85" w:type="dxa"/>
-            </w:tcMar>
-            <w:vAlign w:val="center"/>
-          </w:tcPr>
-          <w:p>
-            <w:pPr>
-              <w:spacing w:before="60" w:after="60" w:line="252" w:lineRule="auto"/>
-              <w:jc w:val="center"/>
-              <w:rPr>
-                <w:sz w:val="21"/>
-              </w:rPr>
-            </w:pPr>
-            <w:r>
-              <w:rPr>
-                <w:sz w:val="21"/>
-              </w:rPr>
-              <w:t>SM12</w:t>
-            </w:r>
-          </w:p>
-        </w:tc>
-        <w:tc>
-          <w:tcPr>
-            <w:tcW w:w="3960" w:type="dxa"/>
-            <w:tcBorders>
-              <w:top w:val="single" w:sz="4" w:space="0" w:color="D9D9D9"/>
-              <w:left w:val="single" w:sz="4" w:space="0" w:color="D9D9D9"/>
-              <w:bottom w:val="single" w:sz="4" w:space="0" w:color="D9D9D9"/>
-              <w:right w:val="single" w:sz="4" w:space="0" w:color="D9D9D9"/>
-            </w:tcBorders>
-            <w:tcMar>
-              <w:top w:w="85" w:type="dxa"/>
-              <w:left w:w="85" w:type="dxa"/>
-              <w:bottom w:w="85" w:type="dxa"/>
-              <w:right w:w="85" w:type="dxa"/>
-            </w:tcMar>
-            <w:vAlign w:val="center"/>
-          </w:tcPr>
-          <w:p>
-            <w:pPr>
-              <w:spacing w:before="60" w:after="60" w:line="252" w:lineRule="auto"/>
-              <w:rPr>
-                <w:sz w:val="21"/>
-                <w:lang w:val="ru-RU"/>
-              </w:rPr>
-            </w:pPr>
-            <w:r>
-              <w:rPr>
-                <w:sz w:val="21"/>
-                <w:lang w:val="ru-RU"/>
-              </w:rPr>
-              <w:t>Интерфейсные роли работают, права визуально ограничены корректно.</w:t>
-            </w:r>
-          </w:p>
-        </w:tc>
-        <w:tc>
-          <w:tcPr>
-            <w:tcW w:w="1584" w:type="dxa"/>
-            <w:tcBorders>
-              <w:top w:val="single" w:sz="4" w:space="0" w:color="D9D9D9"/>
-              <w:left w:val="single" w:sz="4" w:space="0" w:color="D9D9D9"/>
-              <w:bottom w:val="single" w:sz="4" w:space="0" w:color="D9D9D9"/>
-              <w:right w:val="single" w:sz="4" w:space="0" w:color="D9D9D9"/>
-            </w:tcBorders>
-            <w:tcMar>
-              <w:top w:w="85" w:type="dxa"/>
-              <w:left w:w="85" w:type="dxa"/>
-              <w:bottom w:w="85" w:type="dxa"/>
-              <w:right w:w="85" w:type="dxa"/>
-            </w:tcMar>
-            <w:vAlign w:val="center"/>
-          </w:tcPr>
-          <w:p>
-            <w:pPr>
-              <w:spacing w:before="60" w:after="60" w:line="252" w:lineRule="auto"/>
-              <w:jc w:val="center"/>
-              <w:rPr>
-                <w:sz w:val="21"/>
-              </w:rPr>
-            </w:pPr>
-            <w:proofErr w:type="spellStart"/>
-            <w:r>
-              <w:rPr>
-                <w:sz w:val="21"/>
-              </w:rPr>
-              <w:t>Успешно</w:t>
-            </w:r>
-            <w:proofErr w:type="spellEnd"/>
-          </w:p>
-        </w:tc>
-        <w:tc>
-          <w:tcPr>
-            <w:tcW w:w="2592" w:type="dxa"/>
-            <w:tcBorders>
-              <w:top w:val="single" w:sz="4" w:space="0" w:color="D9D9D9"/>
-              <w:left w:val="single" w:sz="4" w:space="0" w:color="D9D9D9"/>
-              <w:bottom w:val="single" w:sz="4" w:space="0" w:color="D9D9D9"/>
-              <w:right w:val="single" w:sz="4" w:space="0" w:color="D9D9D9"/>
-            </w:tcBorders>
-            <w:tcMar>
-              <w:top w:w="85" w:type="dxa"/>
-              <w:left w:w="85" w:type="dxa"/>
-              <w:bottom w:w="85" w:type="dxa"/>
-              <w:right w:w="85" w:type="dxa"/>
-            </w:tcMar>
-            <w:vAlign w:val="center"/>
-          </w:tcPr>
-          <w:p>
-            <w:pPr>
-              <w:spacing w:before="60" w:after="60" w:line="252" w:lineRule="auto"/>
-              <w:rPr>
-                <w:sz w:val="21"/>
-              </w:rPr>
-            </w:pPr>
-            <w:r>
-              <w:rPr>
-                <w:sz w:val="21"/>
-              </w:rPr>
-              <w:t>MA02-admin-role.png</w:t>
-            </w:r>
+                <w:lang w:val="ru-RU"/>
+              </w:rPr>
+            </w:pPr>
           </w:p>
         </w:tc>
       </w:tr>
@@ -22447,9 +20813,11 @@
         </w:rPr>
         <w:t>.</w:t>
       </w:r>
+      <w:proofErr w:type="spellStart"/>
       <w:r>
         <w:t>json</w:t>
       </w:r>
+      <w:proofErr w:type="spellEnd"/>
       <w:proofErr w:type="gramEnd"/>
       <w:r>
         <w:rPr>
@@ -22468,6 +20836,7 @@
         </w:rPr>
         <w:t>-</w:t>
       </w:r>
+      <w:proofErr w:type="gramStart"/>
       <w:r>
         <w:t>actions</w:t>
       </w:r>
@@ -22482,6 +20851,7 @@
         <w:t>jsonl</w:t>
       </w:r>
       <w:proofErr w:type="spellEnd"/>
+      <w:proofErr w:type="gramEnd"/>
       <w:r>
         <w:rPr>
           <w:lang w:val="ru-RU"/>
@@ -23325,7 +21695,7 @@
                 <w:sz w:val="21"/>
                 <w:lang w:val="ru-RU"/>
               </w:rPr>
-              <w:t>Дата, исполнитель, версия исправления, повторённый сценарий и результат.</w:t>
+              <w:t>29.10.2026, Ефимов С.Р. Повторен сценарий. Дефект закрыт.</w:t>
             </w:r>
           </w:p>
         </w:tc>
@@ -24138,7 +22508,21 @@
                 <w:sz w:val="21"/>
                 <w:lang w:val="ru-RU"/>
               </w:rPr>
-              <w:t>Высокая. Открыт.</w:t>
+              <w:t xml:space="preserve">Высокая. </w:t>
+            </w:r>
+            <w:r>
+              <w:rPr>
+                <w:sz w:val="21"/>
+                <w:lang w:val="ru-RU"/>
+              </w:rPr>
+              <w:t>Закрыт</w:t>
+            </w:r>
+            <w:r>
+              <w:rPr>
+                <w:sz w:val="21"/>
+                <w:lang w:val="ru-RU"/>
+              </w:rPr>
+              <w:t>.</w:t>
             </w:r>
           </w:p>
         </w:tc>
@@ -25056,7 +23440,21 @@
                 <w:sz w:val="21"/>
                 <w:lang w:val="ru-RU"/>
               </w:rPr>
-              <w:t>Высокая. Открыт.</w:t>
+              <w:t xml:space="preserve">Высокая. </w:t>
+            </w:r>
+            <w:r>
+              <w:rPr>
+                <w:sz w:val="21"/>
+                <w:lang w:val="ru-RU"/>
+              </w:rPr>
+              <w:t>Закрыт</w:t>
+            </w:r>
+            <w:r>
+              <w:rPr>
+                <w:sz w:val="21"/>
+                <w:lang w:val="ru-RU"/>
+              </w:rPr>
+              <w:t>.</w:t>
             </w:r>
           </w:p>
         </w:tc>
@@ -25125,7 +23523,7 @@
                 <w:sz w:val="21"/>
                 <w:lang w:val="ru-RU"/>
               </w:rPr>
-              <w:t>Дата, исполнитель, версия исправления, повторённый сценарий и результат.</w:t>
+              <w:t>29.10.2026, Ефимов С.Р. Повторен сценарий. Дефект закрыт.</w:t>
             </w:r>
           </w:p>
         </w:tc>
@@ -25984,31 +24382,19 @@
         <w:rPr>
           <w:lang w:val="ru-RU"/>
         </w:rPr>
-        <w:t xml:space="preserve">тест не пройден (шаги </w:t>
-      </w:r>
-      <w:r>
-        <w:t>SM</w:t>
-      </w:r>
-      <w:r>
-        <w:rPr>
-          <w:lang w:val="ru-RU"/>
-        </w:rPr>
-        <w:t xml:space="preserve">05, </w:t>
-      </w:r>
-      <w:r>
-        <w:t>SM</w:t>
-      </w:r>
-      <w:r>
-        <w:rPr>
-          <w:lang w:val="ru-RU"/>
-        </w:rPr>
-        <w:t xml:space="preserve">06 </w:t>
-      </w:r>
-      <w:r>
-        <w:rPr>
-          <w:lang w:val="ru-RU"/>
-        </w:rPr>
-        <w:t xml:space="preserve">заблокированы). Выявлены и зарегистрированы два дефекта высокой важности, связанные с отсутствием прав на </w:t>
+        <w:t xml:space="preserve">тест </w:t>
+      </w:r>
+      <w:r>
+        <w:rPr>
+          <w:lang w:val="ru-RU"/>
+        </w:rPr>
+        <w:t>пройден</w:t>
+      </w:r>
+      <w:r>
+        <w:rPr>
+          <w:lang w:val="ru-RU"/>
+        </w:rPr>
+        <w:t xml:space="preserve">. Выявлены и зарегистрированы два дефекта высокой важности, связанные с отсутствием прав на </w:t>
       </w:r>
       <w:proofErr w:type="spellStart"/>
       <w:r>
@@ -26022,7 +24408,13 @@
         <w:rPr>
           <w:lang w:val="ru-RU"/>
         </w:rPr>
-        <w:t xml:space="preserve"> и отмену документов у ролей Покупка и Продажа. Требуется исправление прав доступа и минимальная повторная проверка изменения ролей.</w:t>
+        <w:t xml:space="preserve"> и отмену документов у ролей Покупка и Продажа. </w:t>
+      </w:r>
+      <w:r>
+        <w:rPr>
+          <w:lang w:val="ru-RU"/>
+        </w:rPr>
+        <w:t>Дефекты были успешно исправлены и закрыты.</w:t>
       </w:r>
     </w:p>
     <w:p>
@@ -36450,19 +34842,11 @@
             <w:pPr>
               <w:spacing w:before="60" w:after="60" w:line="252" w:lineRule="auto"/>
             </w:pPr>
-            <w:proofErr w:type="spellStart"/>
-            <w:r>
-              <w:rPr>
-                <w:sz w:val="21"/>
-              </w:rPr>
-              <w:t>Добавление</w:t>
-            </w:r>
-            <w:proofErr w:type="spellEnd"/>
-            <w:r>
-              <w:rPr>
-                <w:sz w:val="21"/>
-              </w:rPr>
-              <w:t xml:space="preserve"> </w:t>
+            <w:r>
+              <w:rPr>
+                <w:sz w:val="21"/>
+              </w:rPr>
+              <w:t xml:space="preserve">Добавление </w:t>
             </w:r>
             <w:proofErr w:type="spellStart"/>
             <w:r>
@@ -42930,7 +41314,7 @@
 </file>
 
 <file path=word/endnotes.xml><?xml version="1.0" encoding="utf-8"?>
-<w:endnotes xmlns:wpc="http://schemas.microsoft.com/office/word/2010/wordprocessingCanvas" xmlns:cx="http://schemas.microsoft.com/office/drawing/2014/chartex" xmlns:cx1="http://schemas.microsoft.com/office/drawing/2015/9/8/chartex" xmlns:cx2="http://schemas.microsoft.com/office/drawing/2015/10/21/chartex" xmlns:cx3="http://schemas.microsoft.com/office/drawing/2016/5/9/chartex" xmlns:cx4="http://schemas.microsoft.com/office/drawing/2016/5/10/chartex" xmlns:cx5="http://schemas.microsoft.com/office/drawing/2016/5/11/chartex" xmlns:cx6="http://schemas.microsoft.com/office/drawing/2016/5/12/chartex" xmlns:cx7="http://schemas.microsoft.com/office/drawing/2016/5/13/chartex" xmlns:cx8="http://schemas.microsoft.com/office/drawing/2016/5/14/chartex" xmlns:mc="http://schemas.openxmlformats.org/markup-compatibility/2006" xmlns:aink="http://schemas.microsoft.com/office/drawing/2016/ink" xmlns:am3d="http://schemas.microsoft.com/office/drawing/2017/model3d" xmlns:o="urn:schemas-microsoft-com:office:office" xmlns:r="http://schemas.openxmlformats.org/officeDocument/2006/relationships" xmlns:m="http://schemas.openxmlformats.org/officeDocument/2006/math" xmlns:v="urn:schemas-microsoft-com:vml" xmlns:wp14="http://schemas.microsoft.com/office/word/2010/wordprocessingDrawing" xmlns:wp="http://schemas.openxmlformats.org/drawingml/2006/wordprocessingDrawing" xmlns:w10="urn:schemas-microsoft-com:office:word" xmlns:w="http://schemas.openxmlformats.org/wordprocessingml/2006/main" xmlns:w14="http://schemas.microsoft.com/office/word/2010/wordml" xmlns:w15="http://schemas.microsoft.com/office/word/2012/wordml" xmlns:w16cex="http://schemas.microsoft.com/office/word/2018/wordml/cex" xmlns:w16cid="http://schemas.microsoft.com/office/word/2016/wordml/cid" xmlns:w16="http://schemas.microsoft.com/office/word/2018/wordml" xmlns:w16sdtdh="http://schemas.microsoft.com/office/word/2020/wordml/sdtdatahash" xmlns:w16se="http://schemas.microsoft.com/office/word/2015/wordml/symex" xmlns:wpg="http://schemas.microsoft.com/office/word/2010/wordprocessingGroup" xmlns:wpi="http://schemas.microsoft.com/office/word/2010/wordprocessingInk" xmlns:wne="http://schemas.microsoft.com/office/word/2006/wordml" xmlns:wps="http://schemas.microsoft.com/office/word/2010/wordprocessingShape" mc:Ignorable="w14 w15 w16se w16cid w16 w16cex w16sdtdh wp14">
+<w:endnotes xmlns:wpc="http://schemas.microsoft.com/office/word/2010/wordprocessingCanvas" xmlns:cx="http://schemas.microsoft.com/office/drawing/2014/chartex" xmlns:cx1="http://schemas.microsoft.com/office/drawing/2015/9/8/chartex" xmlns:cx2="http://schemas.microsoft.com/office/drawing/2015/10/21/chartex" xmlns:cx3="http://schemas.microsoft.com/office/drawing/2016/5/9/chartex" xmlns:cx4="http://schemas.microsoft.com/office/drawing/2016/5/10/chartex" xmlns:cx5="http://schemas.microsoft.com/office/drawing/2016/5/11/chartex" xmlns:cx6="http://schemas.microsoft.com/office/drawing/2016/5/12/chartex" xmlns:cx7="http://schemas.microsoft.com/office/drawing/2016/5/13/chartex" xmlns:cx8="http://schemas.microsoft.com/office/drawing/2016/5/14/chartex" xmlns:mc="http://schemas.openxmlformats.org/markup-compatibility/2006" xmlns:m="http://schemas.openxmlformats.org/officeDocument/2006/math" xmlns:aink="http://schemas.microsoft.com/office/drawing/2016/ink" xmlns:am3d="http://schemas.microsoft.com/office/drawing/2017/model3d" xmlns:oel="http://schemas.microsoft.com/office/2019/extlst" xmlns:r="http://schemas.openxmlformats.org/officeDocument/2006/relationships" xmlns:wp14="http://schemas.microsoft.com/office/word/2010/wordprocessingDrawing" xmlns:wp="http://schemas.openxmlformats.org/drawingml/2006/wordprocessingDrawing" xmlns:wpg="http://schemas.microsoft.com/office/word/2010/wordprocessingGroup" xmlns:wpi="http://schemas.microsoft.com/office/word/2010/wordprocessingInk" xmlns:wps="http://schemas.microsoft.com/office/word/2010/wordprocessingShape" xmlns:o="urn:schemas-microsoft-com:office:office" xmlns:v="urn:schemas-microsoft-com:vml" xmlns:w10="urn:schemas-microsoft-com:office:word" xmlns:w="http://schemas.openxmlformats.org/wordprocessingml/2006/main" xmlns:w14="http://schemas.microsoft.com/office/word/2010/wordml" xmlns:w15="http://schemas.microsoft.com/office/word/2012/wordml" xmlns:w16cex="http://schemas.microsoft.com/office/word/2018/wordml/cex" xmlns:w16cid="http://schemas.microsoft.com/office/word/2016/wordml/cid" xmlns:w16="http://schemas.microsoft.com/office/word/2018/wordml" xmlns:w16sdtdh="http://schemas.microsoft.com/office/word/2020/wordml/sdtdatahash" xmlns:w16sdtfl="http://schemas.microsoft.com/office/word/2024/wordml/sdtformatlock" xmlns:w16se="http://schemas.microsoft.com/office/word/2015/wordml/symex" xmlns:w16du="http://schemas.microsoft.com/office/word/2023/wordml/word16du" xmlns:wne="http://schemas.microsoft.com/office/word/2006/wordml" mc:Ignorable="w14 w15 w16se w16cid w16 w16cex w16sdtdh w16sdtfl w16du wp14">
   <w:endnote w:type="separator" w:id="-1">
     <w:p>
       <w:pPr>
@@ -42955,7 +41339,7 @@
 </file>
 
 <file path=word/footer1.xml><?xml version="1.0" encoding="utf-8"?>
-<w:ftr xmlns:wpc="http://schemas.microsoft.com/office/word/2010/wordprocessingCanvas" xmlns:cx="http://schemas.microsoft.com/office/drawing/2014/chartex" xmlns:cx1="http://schemas.microsoft.com/office/drawing/2015/9/8/chartex" xmlns:cx2="http://schemas.microsoft.com/office/drawing/2015/10/21/chartex" xmlns:cx3="http://schemas.microsoft.com/office/drawing/2016/5/9/chartex" xmlns:cx4="http://schemas.microsoft.com/office/drawing/2016/5/10/chartex" xmlns:cx5="http://schemas.microsoft.com/office/drawing/2016/5/11/chartex" xmlns:cx6="http://schemas.microsoft.com/office/drawing/2016/5/12/chartex" xmlns:cx7="http://schemas.microsoft.com/office/drawing/2016/5/13/chartex" xmlns:cx8="http://schemas.microsoft.com/office/drawing/2016/5/14/chartex" xmlns:mc="http://schemas.openxmlformats.org/markup-compatibility/2006" xmlns:aink="http://schemas.microsoft.com/office/drawing/2016/ink" xmlns:am3d="http://schemas.microsoft.com/office/drawing/2017/model3d" xmlns:o="urn:schemas-microsoft-com:office:office" xmlns:r="http://schemas.openxmlformats.org/officeDocument/2006/relationships" xmlns:m="http://schemas.openxmlformats.org/officeDocument/2006/math" xmlns:v="urn:schemas-microsoft-com:vml" xmlns:wp14="http://schemas.microsoft.com/office/word/2010/wordprocessingDrawing" xmlns:wp="http://schemas.openxmlformats.org/drawingml/2006/wordprocessingDrawing" xmlns:w10="urn:schemas-microsoft-com:office:word" xmlns:w="http://schemas.openxmlformats.org/wordprocessingml/2006/main" xmlns:w14="http://schemas.microsoft.com/office/word/2010/wordml" xmlns:w15="http://schemas.microsoft.com/office/word/2012/wordml" xmlns:w16cex="http://schemas.microsoft.com/office/word/2018/wordml/cex" xmlns:w16cid="http://schemas.microsoft.com/office/word/2016/wordml/cid" xmlns:w16="http://schemas.microsoft.com/office/word/2018/wordml" xmlns:w16sdtdh="http://schemas.microsoft.com/office/word/2020/wordml/sdtdatahash" xmlns:w16se="http://schemas.microsoft.com/office/word/2015/wordml/symex" xmlns:wpg="http://schemas.microsoft.com/office/word/2010/wordprocessingGroup" xmlns:wpi="http://schemas.microsoft.com/office/word/2010/wordprocessingInk" xmlns:wne="http://schemas.microsoft.com/office/word/2006/wordml" xmlns:wps="http://schemas.microsoft.com/office/word/2010/wordprocessingShape" mc:Ignorable="w14 w15 w16se w16cid w16 w16cex w16sdtdh wp14">
+<w:ftr xmlns:wpc="http://schemas.microsoft.com/office/word/2010/wordprocessingCanvas" xmlns:cx="http://schemas.microsoft.com/office/drawing/2014/chartex" xmlns:cx1="http://schemas.microsoft.com/office/drawing/2015/9/8/chartex" xmlns:cx2="http://schemas.microsoft.com/office/drawing/2015/10/21/chartex" xmlns:cx3="http://schemas.microsoft.com/office/drawing/2016/5/9/chartex" xmlns:cx4="http://schemas.microsoft.com/office/drawing/2016/5/10/chartex" xmlns:cx5="http://schemas.microsoft.com/office/drawing/2016/5/11/chartex" xmlns:cx6="http://schemas.microsoft.com/office/drawing/2016/5/12/chartex" xmlns:cx7="http://schemas.microsoft.com/office/drawing/2016/5/13/chartex" xmlns:cx8="http://schemas.microsoft.com/office/drawing/2016/5/14/chartex" xmlns:mc="http://schemas.openxmlformats.org/markup-compatibility/2006" xmlns:m="http://schemas.openxmlformats.org/officeDocument/2006/math" xmlns:aink="http://schemas.microsoft.com/office/drawing/2016/ink" xmlns:am3d="http://schemas.microsoft.com/office/drawing/2017/model3d" xmlns:oel="http://schemas.microsoft.com/office/2019/extlst" xmlns:r="http://schemas.openxmlformats.org/officeDocument/2006/relationships" xmlns:wp14="http://schemas.microsoft.com/office/word/2010/wordprocessingDrawing" xmlns:wp="http://schemas.openxmlformats.org/drawingml/2006/wordprocessingDrawing" xmlns:wpg="http://schemas.microsoft.com/office/word/2010/wordprocessingGroup" xmlns:wpi="http://schemas.microsoft.com/office/word/2010/wordprocessingInk" xmlns:wps="http://schemas.microsoft.com/office/word/2010/wordprocessingShape" xmlns:o="urn:schemas-microsoft-com:office:office" xmlns:v="urn:schemas-microsoft-com:vml" xmlns:w10="urn:schemas-microsoft-com:office:word" xmlns:w="http://schemas.openxmlformats.org/wordprocessingml/2006/main" xmlns:w14="http://schemas.microsoft.com/office/word/2010/wordml" xmlns:w15="http://schemas.microsoft.com/office/word/2012/wordml" xmlns:w16cex="http://schemas.microsoft.com/office/word/2018/wordml/cex" xmlns:w16cid="http://schemas.microsoft.com/office/word/2016/wordml/cid" xmlns:w16="http://schemas.microsoft.com/office/word/2018/wordml" xmlns:w16sdtdh="http://schemas.microsoft.com/office/word/2020/wordml/sdtdatahash" xmlns:w16sdtfl="http://schemas.microsoft.com/office/word/2024/wordml/sdtformatlock" xmlns:w16se="http://schemas.microsoft.com/office/word/2015/wordml/symex" xmlns:w16du="http://schemas.microsoft.com/office/word/2023/wordml/word16du" xmlns:wne="http://schemas.microsoft.com/office/word/2006/wordml" mc:Ignorable="w14 w15 w16se w16cid w16 w16cex w16sdtdh w16sdtfl w16du wp14">
   <w:p>
     <w:pPr>
       <w:pStyle w:val="a7"/>
@@ -42984,7 +41368,7 @@
 </file>
 
 <file path=word/footnotes.xml><?xml version="1.0" encoding="utf-8"?>
-<w:footnotes xmlns:wpc="http://schemas.microsoft.com/office/word/2010/wordprocessingCanvas" xmlns:cx="http://schemas.microsoft.com/office/drawing/2014/chartex" xmlns:cx1="http://schemas.microsoft.com/office/drawing/2015/9/8/chartex" xmlns:cx2="http://schemas.microsoft.com/office/drawing/2015/10/21/chartex" xmlns:cx3="http://schemas.microsoft.com/office/drawing/2016/5/9/chartex" xmlns:cx4="http://schemas.microsoft.com/office/drawing/2016/5/10/chartex" xmlns:cx5="http://schemas.microsoft.com/office/drawing/2016/5/11/chartex" xmlns:cx6="http://schemas.microsoft.com/office/drawing/2016/5/12/chartex" xmlns:cx7="http://schemas.microsoft.com/office/drawing/2016/5/13/chartex" xmlns:cx8="http://schemas.microsoft.com/office/drawing/2016/5/14/chartex" xmlns:mc="http://schemas.openxmlformats.org/markup-compatibility/2006" xmlns:aink="http://schemas.microsoft.com/office/drawing/2016/ink" xmlns:am3d="http://schemas.microsoft.com/office/drawing/2017/model3d" xmlns:o="urn:schemas-microsoft-com:office:office" xmlns:r="http://schemas.openxmlformats.org/officeDocument/2006/relationships" xmlns:m="http://schemas.openxmlformats.org/officeDocument/2006/math" xmlns:v="urn:schemas-microsoft-com:vml" xmlns:wp14="http://schemas.microsoft.com/office/word/2010/wordprocessingDrawing" xmlns:wp="http://schemas.openxmlformats.org/drawingml/2006/wordprocessingDrawing" xmlns:w10="urn:schemas-microsoft-com:office:word" xmlns:w="http://schemas.openxmlformats.org/wordprocessingml/2006/main" xmlns:w14="http://schemas.microsoft.com/office/word/2010/wordml" xmlns:w15="http://schemas.microsoft.com/office/word/2012/wordml" xmlns:w16cex="http://schemas.microsoft.com/office/word/2018/wordml/cex" xmlns:w16cid="http://schemas.microsoft.com/office/word/2016/wordml/cid" xmlns:w16="http://schemas.microsoft.com/office/word/2018/wordml" xmlns:w16sdtdh="http://schemas.microsoft.com/office/word/2020/wordml/sdtdatahash" xmlns:w16se="http://schemas.microsoft.com/office/word/2015/wordml/symex" xmlns:wpg="http://schemas.microsoft.com/office/word/2010/wordprocessingGroup" xmlns:wpi="http://schemas.microsoft.com/office/word/2010/wordprocessingInk" xmlns:wne="http://schemas.microsoft.com/office/word/2006/wordml" xmlns:wps="http://schemas.microsoft.com/office/word/2010/wordprocessingShape" mc:Ignorable="w14 w15 w16se w16cid w16 w16cex w16sdtdh wp14">
+<w:footnotes xmlns:wpc="http://schemas.microsoft.com/office/word/2010/wordprocessingCanvas" xmlns:cx="http://schemas.microsoft.com/office/drawing/2014/chartex" xmlns:cx1="http://schemas.microsoft.com/office/drawing/2015/9/8/chartex" xmlns:cx2="http://schemas.microsoft.com/office/drawing/2015/10/21/chartex" xmlns:cx3="http://schemas.microsoft.com/office/drawing/2016/5/9/chartex" xmlns:cx4="http://schemas.microsoft.com/office/drawing/2016/5/10/chartex" xmlns:cx5="http://schemas.microsoft.com/office/drawing/2016/5/11/chartex" xmlns:cx6="http://schemas.microsoft.com/office/drawing/2016/5/12/chartex" xmlns:cx7="http://schemas.microsoft.com/office/drawing/2016/5/13/chartex" xmlns:cx8="http://schemas.microsoft.com/office/drawing/2016/5/14/chartex" xmlns:mc="http://schemas.openxmlformats.org/markup-compatibility/2006" xmlns:m="http://schemas.openxmlformats.org/officeDocument/2006/math" xmlns:aink="http://schemas.microsoft.com/office/drawing/2016/ink" xmlns:am3d="http://schemas.microsoft.com/office/drawing/2017/model3d" xmlns:oel="http://schemas.microsoft.com/office/2019/extlst" xmlns:r="http://schemas.openxmlformats.org/officeDocument/2006/relationships" xmlns:wp14="http://schemas.microsoft.com/office/word/2010/wordprocessingDrawing" xmlns:wp="http://schemas.openxmlformats.org/drawingml/2006/wordprocessingDrawing" xmlns:wpg="http://schemas.microsoft.com/office/word/2010/wordprocessingGroup" xmlns:wpi="http://schemas.microsoft.com/office/word/2010/wordprocessingInk" xmlns:wps="http://schemas.microsoft.com/office/word/2010/wordprocessingShape" xmlns:o="urn:schemas-microsoft-com:office:office" xmlns:v="urn:schemas-microsoft-com:vml" xmlns:w10="urn:schemas-microsoft-com:office:word" xmlns:w="http://schemas.openxmlformats.org/wordprocessingml/2006/main" xmlns:w14="http://schemas.microsoft.com/office/word/2010/wordml" xmlns:w15="http://schemas.microsoft.com/office/word/2012/wordml" xmlns:w16cex="http://schemas.microsoft.com/office/word/2018/wordml/cex" xmlns:w16cid="http://schemas.microsoft.com/office/word/2016/wordml/cid" xmlns:w16="http://schemas.microsoft.com/office/word/2018/wordml" xmlns:w16sdtdh="http://schemas.microsoft.com/office/word/2020/wordml/sdtdatahash" xmlns:w16sdtfl="http://schemas.microsoft.com/office/word/2024/wordml/sdtformatlock" xmlns:w16se="http://schemas.microsoft.com/office/word/2015/wordml/symex" xmlns:w16du="http://schemas.microsoft.com/office/word/2023/wordml/word16du" xmlns:wne="http://schemas.microsoft.com/office/word/2006/wordml" mc:Ignorable="w14 w15 w16se w16cid w16 w16cex w16sdtdh w16sdtfl w16du wp14">
   <w:footnote w:type="separator" w:id="-1">
     <w:p>
       <w:pPr>
@@ -43009,7 +41393,7 @@
 </file>
 
 <file path=word/header1.xml><?xml version="1.0" encoding="utf-8"?>
-<w:hdr xmlns:wpc="http://schemas.microsoft.com/office/word/2010/wordprocessingCanvas" xmlns:cx="http://schemas.microsoft.com/office/drawing/2014/chartex" xmlns:cx1="http://schemas.microsoft.com/office/drawing/2015/9/8/chartex" xmlns:cx2="http://schemas.microsoft.com/office/drawing/2015/10/21/chartex" xmlns:cx3="http://schemas.microsoft.com/office/drawing/2016/5/9/chartex" xmlns:cx4="http://schemas.microsoft.com/office/drawing/2016/5/10/chartex" xmlns:cx5="http://schemas.microsoft.com/office/drawing/2016/5/11/chartex" xmlns:cx6="http://schemas.microsoft.com/office/drawing/2016/5/12/chartex" xmlns:cx7="http://schemas.microsoft.com/office/drawing/2016/5/13/chartex" xmlns:cx8="http://schemas.microsoft.com/office/drawing/2016/5/14/chartex" xmlns:mc="http://schemas.openxmlformats.org/markup-compatibility/2006" xmlns:aink="http://schemas.microsoft.com/office/drawing/2016/ink" xmlns:am3d="http://schemas.microsoft.com/office/drawing/2017/model3d" xmlns:o="urn:schemas-microsoft-com:office:office" xmlns:r="http://schemas.openxmlformats.org/officeDocument/2006/relationships" xmlns:m="http://schemas.openxmlformats.org/officeDocument/2006/math" xmlns:v="urn:schemas-microsoft-com:vml" xmlns:wp14="http://schemas.microsoft.com/office/word/2010/wordprocessingDrawing" xmlns:wp="http://schemas.openxmlformats.org/drawingml/2006/wordprocessingDrawing" xmlns:w10="urn:schemas-microsoft-com:office:word" xmlns:w="http://schemas.openxmlformats.org/wordprocessingml/2006/main" xmlns:w14="http://schemas.microsoft.com/office/word/2010/wordml" xmlns:w15="http://schemas.microsoft.com/office/word/2012/wordml" xmlns:w16cex="http://schemas.microsoft.com/office/word/2018/wordml/cex" xmlns:w16cid="http://schemas.microsoft.com/office/word/2016/wordml/cid" xmlns:w16="http://schemas.microsoft.com/office/word/2018/wordml" xmlns:w16sdtdh="http://schemas.microsoft.com/office/word/2020/wordml/sdtdatahash" xmlns:w16se="http://schemas.microsoft.com/office/word/2015/wordml/symex" xmlns:wpg="http://schemas.microsoft.com/office/word/2010/wordprocessingGroup" xmlns:wpi="http://schemas.microsoft.com/office/word/2010/wordprocessingInk" xmlns:wne="http://schemas.microsoft.com/office/word/2006/wordml" xmlns:wps="http://schemas.microsoft.com/office/word/2010/wordprocessingShape" mc:Ignorable="w14 w15 w16se w16cid w16 w16cex w16sdtdh wp14">
+<w:hdr xmlns:wpc="http://schemas.microsoft.com/office/word/2010/wordprocessingCanvas" xmlns:cx="http://schemas.microsoft.com/office/drawing/2014/chartex" xmlns:cx1="http://schemas.microsoft.com/office/drawing/2015/9/8/chartex" xmlns:cx2="http://schemas.microsoft.com/office/drawing/2015/10/21/chartex" xmlns:cx3="http://schemas.microsoft.com/office/drawing/2016/5/9/chartex" xmlns:cx4="http://schemas.microsoft.com/office/drawing/2016/5/10/chartex" xmlns:cx5="http://schemas.microsoft.com/office/drawing/2016/5/11/chartex" xmlns:cx6="http://schemas.microsoft.com/office/drawing/2016/5/12/chartex" xmlns:cx7="http://schemas.microsoft.com/office/drawing/2016/5/13/chartex" xmlns:cx8="http://schemas.microsoft.com/office/drawing/2016/5/14/chartex" xmlns:mc="http://schemas.openxmlformats.org/markup-compatibility/2006" xmlns:m="http://schemas.openxmlformats.org/officeDocument/2006/math" xmlns:aink="http://schemas.microsoft.com/office/drawing/2016/ink" xmlns:am3d="http://schemas.microsoft.com/office/drawing/2017/model3d" xmlns:oel="http://schemas.microsoft.com/office/2019/extlst" xmlns:r="http://schemas.openxmlformats.org/officeDocument/2006/relationships" xmlns:wp14="http://schemas.microsoft.com/office/word/2010/wordprocessingDrawing" xmlns:wp="http://schemas.openxmlformats.org/drawingml/2006/wordprocessingDrawing" xmlns:wpg="http://schemas.microsoft.com/office/word/2010/wordprocessingGroup" xmlns:wpi="http://schemas.microsoft.com/office/word/2010/wordprocessingInk" xmlns:wps="http://schemas.microsoft.com/office/word/2010/wordprocessingShape" xmlns:o="urn:schemas-microsoft-com:office:office" xmlns:v="urn:schemas-microsoft-com:vml" xmlns:w10="urn:schemas-microsoft-com:office:word" xmlns:w="http://schemas.openxmlformats.org/wordprocessingml/2006/main" xmlns:w14="http://schemas.microsoft.com/office/word/2010/wordml" xmlns:w15="http://schemas.microsoft.com/office/word/2012/wordml" xmlns:w16cex="http://schemas.microsoft.com/office/word/2018/wordml/cex" xmlns:w16cid="http://schemas.microsoft.com/office/word/2016/wordml/cid" xmlns:w16="http://schemas.microsoft.com/office/word/2018/wordml" xmlns:w16sdtdh="http://schemas.microsoft.com/office/word/2020/wordml/sdtdatahash" xmlns:w16sdtfl="http://schemas.microsoft.com/office/word/2024/wordml/sdtformatlock" xmlns:w16se="http://schemas.microsoft.com/office/word/2015/wordml/symex" xmlns:w16du="http://schemas.microsoft.com/office/word/2023/wordml/word16du" xmlns:wne="http://schemas.microsoft.com/office/word/2006/wordml" mc:Ignorable="w14 w15 w16se w16cid w16 w16cex w16sdtdh w16sdtfl w16du wp14">
   <w:p>
     <w:pPr>
       <w:pStyle w:val="a5"/>
@@ -43025,7 +41409,7 @@
 </file>
 
 <file path=word/numbering.xml><?xml version="1.0" encoding="utf-8"?>
-<w:numbering xmlns:wpc="http://schemas.microsoft.com/office/word/2010/wordprocessingCanvas" xmlns:cx="http://schemas.microsoft.com/office/drawing/2014/chartex" xmlns:cx1="http://schemas.microsoft.com/office/drawing/2015/9/8/chartex" xmlns:cx2="http://schemas.microsoft.com/office/drawing/2015/10/21/chartex" xmlns:cx3="http://schemas.microsoft.com/office/drawing/2016/5/9/chartex" xmlns:cx4="http://schemas.microsoft.com/office/drawing/2016/5/10/chartex" xmlns:cx5="http://schemas.microsoft.com/office/drawing/2016/5/11/chartex" xmlns:cx6="http://schemas.microsoft.com/office/drawing/2016/5/12/chartex" xmlns:cx7="http://schemas.microsoft.com/office/drawing/2016/5/13/chartex" xmlns:cx8="http://schemas.microsoft.com/office/drawing/2016/5/14/chartex" xmlns:mc="http://schemas.openxmlformats.org/markup-compatibility/2006" xmlns:aink="http://schemas.microsoft.com/office/drawing/2016/ink" xmlns:am3d="http://schemas.microsoft.com/office/drawing/2017/model3d" xmlns:o="urn:schemas-microsoft-com:office:office" xmlns:r="http://schemas.openxmlformats.org/officeDocument/2006/relationships" xmlns:m="http://schemas.openxmlformats.org/officeDocument/2006/math" xmlns:v="urn:schemas-microsoft-com:vml" xmlns:wp14="http://schemas.microsoft.com/office/word/2010/wordprocessingDrawing" xmlns:wp="http://schemas.openxmlformats.org/drawingml/2006/wordprocessingDrawing" xmlns:w10="urn:schemas-microsoft-com:office:word" xmlns:w="http://schemas.openxmlformats.org/wordprocessingml/2006/main" xmlns:w14="http://schemas.microsoft.com/office/word/2010/wordml" xmlns:w15="http://schemas.microsoft.com/office/word/2012/wordml" xmlns:w16cex="http://schemas.microsoft.com/office/word/2018/wordml/cex" xmlns:w16cid="http://schemas.microsoft.com/office/word/2016/wordml/cid" xmlns:w16="http://schemas.microsoft.com/office/word/2018/wordml" xmlns:w16sdtdh="http://schemas.microsoft.com/office/word/2020/wordml/sdtdatahash" xmlns:w16se="http://schemas.microsoft.com/office/word/2015/wordml/symex" xmlns:wpg="http://schemas.microsoft.com/office/word/2010/wordprocessingGroup" xmlns:wpi="http://schemas.microsoft.com/office/word/2010/wordprocessingInk" xmlns:wne="http://schemas.microsoft.com/office/word/2006/wordml" xmlns:wps="http://schemas.microsoft.com/office/word/2010/wordprocessingShape" mc:Ignorable="w14 w15 w16se w16cid w16 w16cex w16sdtdh wp14">
+<w:numbering xmlns:wpc="http://schemas.microsoft.com/office/word/2010/wordprocessingCanvas" xmlns:cx="http://schemas.microsoft.com/office/drawing/2014/chartex" xmlns:cx1="http://schemas.microsoft.com/office/drawing/2015/9/8/chartex" xmlns:cx2="http://schemas.microsoft.com/office/drawing/2015/10/21/chartex" xmlns:cx3="http://schemas.microsoft.com/office/drawing/2016/5/9/chartex" xmlns:cx4="http://schemas.microsoft.com/office/drawing/2016/5/10/chartex" xmlns:cx5="http://schemas.microsoft.com/office/drawing/2016/5/11/chartex" xmlns:cx6="http://schemas.microsoft.com/office/drawing/2016/5/12/chartex" xmlns:cx7="http://schemas.microsoft.com/office/drawing/2016/5/13/chartex" xmlns:cx8="http://schemas.microsoft.com/office/drawing/2016/5/14/chartex" xmlns:mc="http://schemas.openxmlformats.org/markup-compatibility/2006" xmlns:m="http://schemas.openxmlformats.org/officeDocument/2006/math" xmlns:aink="http://schemas.microsoft.com/office/drawing/2016/ink" xmlns:am3d="http://schemas.microsoft.com/office/drawing/2017/model3d" xmlns:oel="http://schemas.microsoft.com/office/2019/extlst" xmlns:r="http://schemas.openxmlformats.org/officeDocument/2006/relationships" xmlns:wp14="http://schemas.microsoft.com/office/word/2010/wordprocessingDrawing" xmlns:wp="http://schemas.openxmlformats.org/drawingml/2006/wordprocessingDrawing" xmlns:wpg="http://schemas.microsoft.com/office/word/2010/wordprocessingGroup" xmlns:wpi="http://schemas.microsoft.com/office/word/2010/wordprocessingInk" xmlns:wps="http://schemas.microsoft.com/office/word/2010/wordprocessingShape" xmlns:o="urn:schemas-microsoft-com:office:office" xmlns:v="urn:schemas-microsoft-com:vml" xmlns:w10="urn:schemas-microsoft-com:office:word" xmlns:w="http://schemas.openxmlformats.org/wordprocessingml/2006/main" xmlns:w14="http://schemas.microsoft.com/office/word/2010/wordml" xmlns:w15="http://schemas.microsoft.com/office/word/2012/wordml" xmlns:w16cex="http://schemas.microsoft.com/office/word/2018/wordml/cex" xmlns:w16cid="http://schemas.microsoft.com/office/word/2016/wordml/cid" xmlns:w16="http://schemas.microsoft.com/office/word/2018/wordml" xmlns:w16sdtdh="http://schemas.microsoft.com/office/word/2020/wordml/sdtdatahash" xmlns:w16sdtfl="http://schemas.microsoft.com/office/word/2024/wordml/sdtformatlock" xmlns:w16se="http://schemas.microsoft.com/office/word/2015/wordml/symex" xmlns:w16du="http://schemas.microsoft.com/office/word/2023/wordml/word16du" xmlns:wne="http://schemas.microsoft.com/office/word/2006/wordml" mc:Ignorable="w14 w15 w16se w16cid w16 w16cex w16sdtdh w16sdtfl w16du wp14">
   <w:abstractNum w:abstractNumId="0" w15:restartNumberingAfterBreak="0">
     <w:nsid w:val="FFFFFF7C"/>
     <w:multiLevelType w:val="singleLevel"/>
@@ -43377,44 +41761,44 @@
       </w:pPr>
     </w:lvl>
   </w:abstractNum>
-  <w:num w:numId="1">
+  <w:num w:numId="1" w16cid:durableId="1168326397">
     <w:abstractNumId w:val="8"/>
   </w:num>
-  <w:num w:numId="2">
+  <w:num w:numId="2" w16cid:durableId="1059787826">
     <w:abstractNumId w:val="6"/>
   </w:num>
-  <w:num w:numId="3">
+  <w:num w:numId="3" w16cid:durableId="1716926852">
     <w:abstractNumId w:val="5"/>
   </w:num>
-  <w:num w:numId="4">
+  <w:num w:numId="4" w16cid:durableId="1755936641">
     <w:abstractNumId w:val="4"/>
   </w:num>
-  <w:num w:numId="5">
+  <w:num w:numId="5" w16cid:durableId="838350973">
     <w:abstractNumId w:val="7"/>
   </w:num>
-  <w:num w:numId="6">
+  <w:num w:numId="6" w16cid:durableId="1852989257">
     <w:abstractNumId w:val="3"/>
   </w:num>
-  <w:num w:numId="7">
+  <w:num w:numId="7" w16cid:durableId="2144082123">
     <w:abstractNumId w:val="2"/>
   </w:num>
-  <w:num w:numId="8">
+  <w:num w:numId="8" w16cid:durableId="685906032">
     <w:abstractNumId w:val="1"/>
   </w:num>
-  <w:num w:numId="9">
+  <w:num w:numId="9" w16cid:durableId="1107047637">
     <w:abstractNumId w:val="0"/>
   </w:num>
-  <w:num w:numId="10">
+  <w:num w:numId="10" w16cid:durableId="62073485">
     <w:abstractNumId w:val="9"/>
   </w:num>
-  <w:num w:numId="11">
+  <w:num w:numId="11" w16cid:durableId="465665647">
     <w:abstractNumId w:val="10"/>
   </w:num>
 </w:numbering>
 </file>
 
 <file path=word/styles.xml><?xml version="1.0" encoding="utf-8"?>
-<w:styles xmlns:mc="http://schemas.openxmlformats.org/markup-compatibility/2006" xmlns:r="http://schemas.openxmlformats.org/officeDocument/2006/relationships" xmlns:w="http://schemas.openxmlformats.org/wordprocessingml/2006/main" xmlns:w14="http://schemas.microsoft.com/office/word/2010/wordml" xmlns:w15="http://schemas.microsoft.com/office/word/2012/wordml" xmlns:w16cex="http://schemas.microsoft.com/office/word/2018/wordml/cex" xmlns:w16cid="http://schemas.microsoft.com/office/word/2016/wordml/cid" xmlns:w16="http://schemas.microsoft.com/office/word/2018/wordml" xmlns:w16sdtdh="http://schemas.microsoft.com/office/word/2020/wordml/sdtdatahash" xmlns:w16se="http://schemas.microsoft.com/office/word/2015/wordml/symex" mc:Ignorable="w14 w15 w16se w16cid w16 w16cex w16sdtdh">
+<w:styles xmlns:mc="http://schemas.openxmlformats.org/markup-compatibility/2006" xmlns:r="http://schemas.openxmlformats.org/officeDocument/2006/relationships" xmlns:w="http://schemas.openxmlformats.org/wordprocessingml/2006/main" xmlns:w14="http://schemas.microsoft.com/office/word/2010/wordml" xmlns:w15="http://schemas.microsoft.com/office/word/2012/wordml" xmlns:w16cex="http://schemas.microsoft.com/office/word/2018/wordml/cex" xmlns:w16cid="http://schemas.microsoft.com/office/word/2016/wordml/cid" xmlns:w16="http://schemas.microsoft.com/office/word/2018/wordml" xmlns:w16sdtdh="http://schemas.microsoft.com/office/word/2020/wordml/sdtdatahash" xmlns:w16sdtfl="http://schemas.microsoft.com/office/word/2024/wordml/sdtformatlock" xmlns:w16se="http://schemas.microsoft.com/office/word/2015/wordml/symex" xmlns:w16du="http://schemas.microsoft.com/office/word/2023/wordml/word16du" mc:Ignorable="w14 w15 w16se w16cid w16 w16cex w16sdtdh w16sdtfl w16du">
   <w:docDefaults>
     <w:rPrDefault>
       <w:rPr>
